--- a/flow/20230914_vu_template/drafts/2024-08-g/26-ПН-Адріана і Наталії.docx
+++ b/flow/20230914_vu_template/drafts/2024-08-g/26-ПН-Адріана і Наталії.docx
@@ -4798,7 +4798,7 @@
     </w:p>
     <w:p>
       <w:pPr>
-        <w:pStyle w:val="Normal"/>
+        <w:pStyle w:val="a"/>
         <w:spacing w:after="120"/>
       </w:pPr>
       <w:r>
@@ -4808,7 +4808,25 @@
           <w:color w:val="FF0000"/>
           <w:sz w:val="24"/>
         </w:rPr>
-        <w:t>На «Господи взиваю» стихири стихів.</w:t>
+        <w:t xml:space="preserve">На «Господи взиваю» стихири </w:t>
+      </w:r>
+      <w:r>
+        <w:rPr>
+          <w:rFonts w:ascii="Times New Roman" w:hAnsi="Times New Roman"/>
+          <w:b/>
+          <w:color w:val="FF0000"/>
+          <w:sz w:val="24"/>
+        </w:rPr>
+        <w:t>стихів</w:t>
+      </w:r>
+      <w:r>
+        <w:rPr>
+          <w:rFonts w:ascii="Times New Roman" w:hAnsi="Times New Roman"/>
+          <w:b/>
+          <w:color w:val="FF0000"/>
+          <w:sz w:val="24"/>
+        </w:rPr>
+        <w:t>.</w:t>
       </w:r>
     </w:p>
     <w:p>
@@ -4882,7 +4900,7 @@
     </w:p>
     <w:p>
       <w:pPr>
-        <w:pStyle w:val="Normal"/>
+        <w:pStyle w:val="a"/>
         <w:spacing w:after="120"/>
       </w:pPr>
       <w:r>
@@ -4901,7 +4919,423 @@
           <w:sz w:val="24"/>
           <w:highlight w:val="white"/>
         </w:rPr>
-        <w:t>Спогляда́ючи, сла́вний, * преці́нне стражда́ння * і до́блесні борі́ння му́чеників, * власнові́льно пішо́в ти на по́двиги му́жнім ро́зумом, * не пощади́вши пло́ті * зара́ди Боже́ственної любо́ви. * Тим-то пройшо́в ти до́блесні двобо́ї, * впокори́вши горди́ню супроти́вника, * Адріа́не незла́мний у терпі́нні!</w:t>
+        <w:t>Спогляда́ючи</w:t>
+      </w:r>
+      <w:r>
+        <w:rPr>
+          <w:rFonts w:ascii="Times New Roman" w:hAnsi="Times New Roman"/>
+          <w:sz w:val="24"/>
+          <w:highlight w:val="white"/>
+        </w:rPr>
+        <w:t xml:space="preserve">, </w:t>
+      </w:r>
+      <w:r>
+        <w:rPr>
+          <w:rFonts w:ascii="Times New Roman" w:hAnsi="Times New Roman"/>
+          <w:sz w:val="24"/>
+          <w:highlight w:val="white"/>
+        </w:rPr>
+        <w:t>сла́вний</w:t>
+      </w:r>
+      <w:r>
+        <w:rPr>
+          <w:rFonts w:ascii="Times New Roman" w:hAnsi="Times New Roman"/>
+          <w:sz w:val="24"/>
+          <w:highlight w:val="white"/>
+        </w:rPr>
+        <w:t xml:space="preserve">, * </w:t>
+      </w:r>
+      <w:r>
+        <w:rPr>
+          <w:rFonts w:ascii="Times New Roman" w:hAnsi="Times New Roman"/>
+          <w:sz w:val="24"/>
+          <w:highlight w:val="white"/>
+        </w:rPr>
+        <w:t>преці́нне</w:t>
+      </w:r>
+      <w:r>
+        <w:rPr>
+          <w:rFonts w:ascii="Times New Roman" w:hAnsi="Times New Roman"/>
+          <w:sz w:val="24"/>
+          <w:highlight w:val="white"/>
+        </w:rPr>
+        <w:t xml:space="preserve"> </w:t>
+      </w:r>
+      <w:r>
+        <w:rPr>
+          <w:rFonts w:ascii="Times New Roman" w:hAnsi="Times New Roman"/>
+          <w:sz w:val="24"/>
+          <w:highlight w:val="white"/>
+        </w:rPr>
+        <w:t>стражда́ння</w:t>
+      </w:r>
+      <w:r>
+        <w:rPr>
+          <w:rFonts w:ascii="Times New Roman" w:hAnsi="Times New Roman"/>
+          <w:sz w:val="24"/>
+          <w:highlight w:val="white"/>
+        </w:rPr>
+        <w:t xml:space="preserve"> * і </w:t>
+      </w:r>
+      <w:r>
+        <w:rPr>
+          <w:rFonts w:ascii="Times New Roman" w:hAnsi="Times New Roman"/>
+          <w:sz w:val="24"/>
+          <w:highlight w:val="white"/>
+        </w:rPr>
+        <w:t>до́блесні</w:t>
+      </w:r>
+      <w:r>
+        <w:rPr>
+          <w:rFonts w:ascii="Times New Roman" w:hAnsi="Times New Roman"/>
+          <w:sz w:val="24"/>
+          <w:highlight w:val="white"/>
+        </w:rPr>
+        <w:t xml:space="preserve"> </w:t>
+      </w:r>
+      <w:r>
+        <w:rPr>
+          <w:rFonts w:ascii="Times New Roman" w:hAnsi="Times New Roman"/>
+          <w:sz w:val="24"/>
+          <w:highlight w:val="white"/>
+        </w:rPr>
+        <w:t>борі́ння</w:t>
+      </w:r>
+      <w:r>
+        <w:rPr>
+          <w:rFonts w:ascii="Times New Roman" w:hAnsi="Times New Roman"/>
+          <w:sz w:val="24"/>
+          <w:highlight w:val="white"/>
+        </w:rPr>
+        <w:t xml:space="preserve"> </w:t>
+      </w:r>
+      <w:r>
+        <w:rPr>
+          <w:rFonts w:ascii="Times New Roman" w:hAnsi="Times New Roman"/>
+          <w:sz w:val="24"/>
+          <w:highlight w:val="white"/>
+        </w:rPr>
+        <w:t>му́чеників</w:t>
+      </w:r>
+      <w:r>
+        <w:rPr>
+          <w:rFonts w:ascii="Times New Roman" w:hAnsi="Times New Roman"/>
+          <w:sz w:val="24"/>
+          <w:highlight w:val="white"/>
+        </w:rPr>
+        <w:t xml:space="preserve">, * </w:t>
+      </w:r>
+      <w:r>
+        <w:rPr>
+          <w:rFonts w:ascii="Times New Roman" w:hAnsi="Times New Roman"/>
+          <w:sz w:val="24"/>
+          <w:highlight w:val="white"/>
+        </w:rPr>
+        <w:t>власнові́льно</w:t>
+      </w:r>
+      <w:r>
+        <w:rPr>
+          <w:rFonts w:ascii="Times New Roman" w:hAnsi="Times New Roman"/>
+          <w:sz w:val="24"/>
+          <w:highlight w:val="white"/>
+        </w:rPr>
+        <w:t xml:space="preserve"> </w:t>
+      </w:r>
+      <w:r>
+        <w:rPr>
+          <w:rFonts w:ascii="Times New Roman" w:hAnsi="Times New Roman"/>
+          <w:sz w:val="24"/>
+          <w:highlight w:val="white"/>
+        </w:rPr>
+        <w:t>пішо́в</w:t>
+      </w:r>
+      <w:r>
+        <w:rPr>
+          <w:rFonts w:ascii="Times New Roman" w:hAnsi="Times New Roman"/>
+          <w:sz w:val="24"/>
+          <w:highlight w:val="white"/>
+        </w:rPr>
+        <w:t xml:space="preserve"> ти на </w:t>
+      </w:r>
+      <w:r>
+        <w:rPr>
+          <w:rFonts w:ascii="Times New Roman" w:hAnsi="Times New Roman"/>
+          <w:sz w:val="24"/>
+          <w:highlight w:val="white"/>
+        </w:rPr>
+        <w:t>по́двиги</w:t>
+      </w:r>
+      <w:r>
+        <w:rPr>
+          <w:rFonts w:ascii="Times New Roman" w:hAnsi="Times New Roman"/>
+          <w:sz w:val="24"/>
+          <w:highlight w:val="white"/>
+        </w:rPr>
+        <w:t xml:space="preserve"> </w:t>
+      </w:r>
+      <w:r>
+        <w:rPr>
+          <w:rFonts w:ascii="Times New Roman" w:hAnsi="Times New Roman"/>
+          <w:sz w:val="24"/>
+          <w:highlight w:val="white"/>
+        </w:rPr>
+        <w:t>му́жнім</w:t>
+      </w:r>
+      <w:r>
+        <w:rPr>
+          <w:rFonts w:ascii="Times New Roman" w:hAnsi="Times New Roman"/>
+          <w:sz w:val="24"/>
+          <w:highlight w:val="white"/>
+        </w:rPr>
+        <w:t xml:space="preserve"> </w:t>
+      </w:r>
+      <w:r>
+        <w:rPr>
+          <w:rFonts w:ascii="Times New Roman" w:hAnsi="Times New Roman"/>
+          <w:sz w:val="24"/>
+          <w:highlight w:val="white"/>
+        </w:rPr>
+        <w:t>ро́зумом</w:t>
+      </w:r>
+      <w:r>
+        <w:rPr>
+          <w:rFonts w:ascii="Times New Roman" w:hAnsi="Times New Roman"/>
+          <w:sz w:val="24"/>
+          <w:highlight w:val="white"/>
+        </w:rPr>
+        <w:t xml:space="preserve">, * не </w:t>
+      </w:r>
+      <w:r>
+        <w:rPr>
+          <w:rFonts w:ascii="Times New Roman" w:hAnsi="Times New Roman"/>
+          <w:sz w:val="24"/>
+          <w:highlight w:val="white"/>
+        </w:rPr>
+        <w:t>пощади́вши</w:t>
+      </w:r>
+      <w:r>
+        <w:rPr>
+          <w:rFonts w:ascii="Times New Roman" w:hAnsi="Times New Roman"/>
+          <w:sz w:val="24"/>
+          <w:highlight w:val="white"/>
+        </w:rPr>
+        <w:t xml:space="preserve"> </w:t>
+      </w:r>
+      <w:r>
+        <w:rPr>
+          <w:rFonts w:ascii="Times New Roman" w:hAnsi="Times New Roman"/>
+          <w:sz w:val="24"/>
+          <w:highlight w:val="white"/>
+        </w:rPr>
+        <w:t>пло́ті</w:t>
+      </w:r>
+      <w:r>
+        <w:rPr>
+          <w:rFonts w:ascii="Times New Roman" w:hAnsi="Times New Roman"/>
+          <w:sz w:val="24"/>
+          <w:highlight w:val="white"/>
+        </w:rPr>
+        <w:t xml:space="preserve"> * </w:t>
+      </w:r>
+      <w:r>
+        <w:rPr>
+          <w:rFonts w:ascii="Times New Roman" w:hAnsi="Times New Roman"/>
+          <w:sz w:val="24"/>
+          <w:highlight w:val="white"/>
+        </w:rPr>
+        <w:t>зара́ди</w:t>
+      </w:r>
+      <w:r>
+        <w:rPr>
+          <w:rFonts w:ascii="Times New Roman" w:hAnsi="Times New Roman"/>
+          <w:sz w:val="24"/>
+          <w:highlight w:val="white"/>
+        </w:rPr>
+        <w:t xml:space="preserve"> </w:t>
+      </w:r>
+      <w:r>
+        <w:rPr>
+          <w:rFonts w:ascii="Times New Roman" w:hAnsi="Times New Roman"/>
+          <w:sz w:val="24"/>
+          <w:highlight w:val="white"/>
+        </w:rPr>
+        <w:t>Боже́ственної</w:t>
+      </w:r>
+      <w:r>
+        <w:rPr>
+          <w:rFonts w:ascii="Times New Roman" w:hAnsi="Times New Roman"/>
+          <w:sz w:val="24"/>
+          <w:highlight w:val="white"/>
+        </w:rPr>
+        <w:t xml:space="preserve"> </w:t>
+      </w:r>
+      <w:r>
+        <w:rPr>
+          <w:rFonts w:ascii="Times New Roman" w:hAnsi="Times New Roman"/>
+          <w:sz w:val="24"/>
+          <w:highlight w:val="white"/>
+        </w:rPr>
+        <w:t>любо́ви</w:t>
+      </w:r>
+      <w:r>
+        <w:rPr>
+          <w:rFonts w:ascii="Times New Roman" w:hAnsi="Times New Roman"/>
+          <w:sz w:val="24"/>
+          <w:highlight w:val="white"/>
+        </w:rPr>
+        <w:t xml:space="preserve">. * Тим-то </w:t>
+      </w:r>
+      <w:r>
+        <w:rPr>
+          <w:rFonts w:ascii="Times New Roman" w:hAnsi="Times New Roman"/>
+          <w:sz w:val="24"/>
+          <w:highlight w:val="white"/>
+        </w:rPr>
+        <w:t>пройшо́в</w:t>
+      </w:r>
+      <w:r>
+        <w:rPr>
+          <w:rFonts w:ascii="Times New Roman" w:hAnsi="Times New Roman"/>
+          <w:sz w:val="24"/>
+          <w:highlight w:val="white"/>
+        </w:rPr>
+        <w:t xml:space="preserve"> ти </w:t>
+      </w:r>
+      <w:r>
+        <w:rPr>
+          <w:rFonts w:ascii="Times New Roman" w:hAnsi="Times New Roman"/>
+          <w:sz w:val="24"/>
+          <w:highlight w:val="white"/>
+        </w:rPr>
+        <w:t>до́блесні</w:t>
+      </w:r>
+      <w:r>
+        <w:rPr>
+          <w:rFonts w:ascii="Times New Roman" w:hAnsi="Times New Roman"/>
+          <w:sz w:val="24"/>
+          <w:highlight w:val="white"/>
+        </w:rPr>
+        <w:t xml:space="preserve"> </w:t>
+      </w:r>
+      <w:r>
+        <w:rPr>
+          <w:rFonts w:ascii="Times New Roman" w:hAnsi="Times New Roman"/>
+          <w:sz w:val="24"/>
+          <w:highlight w:val="white"/>
+        </w:rPr>
+        <w:t>двобо́ї</w:t>
+      </w:r>
+      <w:r>
+        <w:rPr>
+          <w:rFonts w:ascii="Times New Roman" w:hAnsi="Times New Roman"/>
+          <w:sz w:val="24"/>
+          <w:highlight w:val="white"/>
+        </w:rPr>
+        <w:t xml:space="preserve">, * </w:t>
+      </w:r>
+      <w:r>
+        <w:rPr>
+          <w:rFonts w:ascii="Times New Roman" w:hAnsi="Times New Roman"/>
+          <w:sz w:val="24"/>
+          <w:highlight w:val="white"/>
+        </w:rPr>
+        <w:t>впокори́вши</w:t>
+      </w:r>
+      <w:r>
+        <w:rPr>
+          <w:rFonts w:ascii="Times New Roman" w:hAnsi="Times New Roman"/>
+          <w:sz w:val="24"/>
+          <w:highlight w:val="white"/>
+        </w:rPr>
+        <w:t xml:space="preserve"> </w:t>
+      </w:r>
+      <w:r>
+        <w:rPr>
+          <w:rFonts w:ascii="Times New Roman" w:hAnsi="Times New Roman"/>
+          <w:sz w:val="24"/>
+          <w:highlight w:val="white"/>
+        </w:rPr>
+        <w:t>горди́н</w:t>
+      </w:r>
+      <w:r>
+        <w:rPr>
+          <w:rFonts w:ascii="Times New Roman" w:hAnsi="Times New Roman"/>
+          <w:sz w:val="24"/>
+          <w:highlight w:val="white"/>
+        </w:rPr>
+        <w:t>ю</w:t>
+      </w:r>
+      <w:r>
+        <w:rPr>
+          <w:rFonts w:ascii="Times New Roman" w:hAnsi="Times New Roman"/>
+          <w:sz w:val="24"/>
+          <w:highlight w:val="white"/>
+        </w:rPr>
+        <w:t xml:space="preserve"> </w:t>
+      </w:r>
+      <w:r>
+        <w:rPr>
+          <w:rFonts w:ascii="Times New Roman" w:hAnsi="Times New Roman"/>
+          <w:sz w:val="24"/>
+          <w:highlight w:val="white"/>
+        </w:rPr>
+        <w:t>супроти́вника</w:t>
+      </w:r>
+      <w:r>
+        <w:rPr>
+          <w:rFonts w:ascii="Times New Roman" w:hAnsi="Times New Roman"/>
+          <w:sz w:val="24"/>
+          <w:highlight w:val="white"/>
+        </w:rPr>
+        <w:t xml:space="preserve">, * </w:t>
+      </w:r>
+      <w:r>
+        <w:rPr>
+          <w:rFonts w:ascii="Times New Roman" w:hAnsi="Times New Roman"/>
+          <w:sz w:val="24"/>
+          <w:highlight w:val="white"/>
+        </w:rPr>
+        <w:t>Адріа́не</w:t>
+      </w:r>
+      <w:r>
+        <w:rPr>
+          <w:rFonts w:ascii="Times New Roman" w:hAnsi="Times New Roman"/>
+          <w:sz w:val="24"/>
+          <w:highlight w:val="white"/>
+        </w:rPr>
+        <w:t xml:space="preserve"> </w:t>
+      </w:r>
+      <w:r>
+        <w:rPr>
+          <w:rFonts w:ascii="Times New Roman" w:hAnsi="Times New Roman"/>
+          <w:sz w:val="24"/>
+          <w:highlight w:val="white"/>
+        </w:rPr>
+        <w:t>незла́мний</w:t>
+      </w:r>
+      <w:r>
+        <w:rPr>
+          <w:rFonts w:ascii="Times New Roman" w:hAnsi="Times New Roman"/>
+          <w:sz w:val="24"/>
+          <w:highlight w:val="white"/>
+        </w:rPr>
+        <w:t xml:space="preserve"> у </w:t>
+      </w:r>
+      <w:r>
+        <w:rPr>
+          <w:rFonts w:ascii="Times New Roman" w:hAnsi="Times New Roman"/>
+          <w:sz w:val="24"/>
+          <w:highlight w:val="white"/>
+        </w:rPr>
+        <w:t>терпі́нні</w:t>
+      </w:r>
+      <w:r>
+        <w:rPr>
+          <w:rFonts w:ascii="Times New Roman" w:hAnsi="Times New Roman"/>
+          <w:sz w:val="24"/>
+          <w:highlight w:val="white"/>
+        </w:rPr>
+        <w:t>!</w:t>
       </w:r>
     </w:p>
     <w:p>
@@ -4949,7 +5383,7 @@
     </w:p>
     <w:p>
       <w:pPr>
-        <w:pStyle w:val="Normal"/>
+        <w:pStyle w:val="a"/>
         <w:spacing w:after="120"/>
       </w:pPr>
       <w:r>
@@ -4958,12 +5392,452 @@
           <w:sz w:val="24"/>
           <w:highlight w:val="white"/>
         </w:rPr>
-        <w:t>У темни́цях замика́ли тебе́, * воло́вими жи́лами шмага́ли, * наши́йником залі́зним обтя́жували, сла́вний, * зако́вами стиска́ли * ра́зом із мно́жеством му́чеників, * з яки́ми бла́га небе́сні ти отри́мав, * ма́ючи сподви́жницю – дружи́ну Ната́лію, * що на Бо́га наді́ю поклада́ла, * Адріа́не вседо́блесний.</w:t>
-      </w:r>
-    </w:p>
-    <w:p>
-      <w:pPr>
-        <w:pStyle w:val="Normal"/>
+        <w:t xml:space="preserve">У </w:t>
+      </w:r>
+      <w:r>
+        <w:rPr>
+          <w:rFonts w:ascii="Times New Roman" w:hAnsi="Times New Roman"/>
+          <w:sz w:val="24"/>
+          <w:highlight w:val="white"/>
+        </w:rPr>
+        <w:t>темни́цях</w:t>
+      </w:r>
+      <w:r>
+        <w:rPr>
+          <w:rFonts w:ascii="Times New Roman" w:hAnsi="Times New Roman"/>
+          <w:sz w:val="24"/>
+          <w:highlight w:val="white"/>
+        </w:rPr>
+        <w:t xml:space="preserve"> </w:t>
+      </w:r>
+      <w:r>
+        <w:rPr>
+          <w:rFonts w:ascii="Times New Roman" w:hAnsi="Times New Roman"/>
+          <w:sz w:val="24"/>
+          <w:highlight w:val="white"/>
+        </w:rPr>
+        <w:t>замика́ли</w:t>
+      </w:r>
+      <w:r>
+        <w:rPr>
+          <w:rFonts w:ascii="Times New Roman" w:hAnsi="Times New Roman"/>
+          <w:sz w:val="24"/>
+          <w:highlight w:val="white"/>
+        </w:rPr>
+        <w:t xml:space="preserve"> тебе́, * </w:t>
+      </w:r>
+      <w:r>
+        <w:rPr>
+          <w:rFonts w:ascii="Times New Roman" w:hAnsi="Times New Roman"/>
+          <w:sz w:val="24"/>
+          <w:highlight w:val="white"/>
+        </w:rPr>
+        <w:t>воло́вими</w:t>
+      </w:r>
+      <w:r>
+        <w:rPr>
+          <w:rFonts w:ascii="Times New Roman" w:hAnsi="Times New Roman"/>
+          <w:sz w:val="24"/>
+          <w:highlight w:val="white"/>
+        </w:rPr>
+        <w:t xml:space="preserve"> </w:t>
+      </w:r>
+      <w:r>
+        <w:rPr>
+          <w:rFonts w:ascii="Times New Roman" w:hAnsi="Times New Roman"/>
+          <w:sz w:val="24"/>
+          <w:highlight w:val="white"/>
+        </w:rPr>
+        <w:t>жи́лами</w:t>
+      </w:r>
+      <w:r>
+        <w:rPr>
+          <w:rFonts w:ascii="Times New Roman" w:hAnsi="Times New Roman"/>
+          <w:sz w:val="24"/>
+          <w:highlight w:val="white"/>
+        </w:rPr>
+        <w:t xml:space="preserve"> </w:t>
+      </w:r>
+      <w:r>
+        <w:rPr>
+          <w:rFonts w:ascii="Times New Roman" w:hAnsi="Times New Roman"/>
+          <w:sz w:val="24"/>
+          <w:highlight w:val="white"/>
+        </w:rPr>
+        <w:t>шмага́ли</w:t>
+      </w:r>
+      <w:r>
+        <w:rPr>
+          <w:rFonts w:ascii="Times New Roman" w:hAnsi="Times New Roman"/>
+          <w:sz w:val="24"/>
+          <w:highlight w:val="white"/>
+        </w:rPr>
+        <w:t xml:space="preserve">, * </w:t>
+      </w:r>
+      <w:r>
+        <w:rPr>
+          <w:rFonts w:ascii="Times New Roman" w:hAnsi="Times New Roman"/>
+          <w:sz w:val="24"/>
+          <w:highlight w:val="white"/>
+        </w:rPr>
+        <w:t>наши́йником</w:t>
+      </w:r>
+      <w:r>
+        <w:rPr>
+          <w:rFonts w:ascii="Times New Roman" w:hAnsi="Times New Roman"/>
+          <w:sz w:val="24"/>
+          <w:highlight w:val="white"/>
+        </w:rPr>
+        <w:t xml:space="preserve"> </w:t>
+      </w:r>
+      <w:r>
+        <w:rPr>
+          <w:rFonts w:ascii="Times New Roman" w:hAnsi="Times New Roman"/>
+          <w:sz w:val="24"/>
+          <w:highlight w:val="white"/>
+        </w:rPr>
+        <w:t>залі́зним</w:t>
+      </w:r>
+      <w:r>
+        <w:rPr>
+          <w:rFonts w:ascii="Times New Roman" w:hAnsi="Times New Roman"/>
+          <w:sz w:val="24"/>
+          <w:highlight w:val="white"/>
+        </w:rPr>
+        <w:t xml:space="preserve"> </w:t>
+      </w:r>
+      <w:r>
+        <w:rPr>
+          <w:rFonts w:ascii="Times New Roman" w:hAnsi="Times New Roman"/>
+          <w:sz w:val="24"/>
+          <w:highlight w:val="white"/>
+        </w:rPr>
+        <w:t>обтя́жували</w:t>
+      </w:r>
+      <w:r>
+        <w:rPr>
+          <w:rFonts w:ascii="Times New Roman" w:hAnsi="Times New Roman"/>
+          <w:sz w:val="24"/>
+          <w:highlight w:val="white"/>
+        </w:rPr>
+        <w:t xml:space="preserve">, </w:t>
+      </w:r>
+      <w:r>
+        <w:rPr>
+          <w:rFonts w:ascii="Times New Roman" w:hAnsi="Times New Roman"/>
+          <w:sz w:val="24"/>
+          <w:highlight w:val="white"/>
+        </w:rPr>
+        <w:t>сла́вний</w:t>
+      </w:r>
+      <w:r>
+        <w:rPr>
+          <w:rFonts w:ascii="Times New Roman" w:hAnsi="Times New Roman"/>
+          <w:sz w:val="24"/>
+          <w:highlight w:val="white"/>
+        </w:rPr>
+        <w:t xml:space="preserve">, * </w:t>
+      </w:r>
+      <w:r>
+        <w:rPr>
+          <w:rFonts w:ascii="Times New Roman" w:hAnsi="Times New Roman"/>
+          <w:sz w:val="24"/>
+          <w:highlight w:val="white"/>
+        </w:rPr>
+        <w:t>зако́вами</w:t>
+      </w:r>
+      <w:r>
+        <w:rPr>
+          <w:rFonts w:ascii="Times New Roman" w:hAnsi="Times New Roman"/>
+          <w:sz w:val="24"/>
+          <w:highlight w:val="white"/>
+        </w:rPr>
+        <w:t xml:space="preserve"> </w:t>
+      </w:r>
+      <w:r>
+        <w:rPr>
+          <w:rFonts w:ascii="Times New Roman" w:hAnsi="Times New Roman"/>
+          <w:sz w:val="24"/>
+          <w:highlight w:val="white"/>
+        </w:rPr>
+        <w:t>стиска́ли</w:t>
+      </w:r>
+      <w:r>
+        <w:rPr>
+          <w:rFonts w:ascii="Times New Roman" w:hAnsi="Times New Roman"/>
+          <w:sz w:val="24"/>
+          <w:highlight w:val="white"/>
+        </w:rPr>
+        <w:t xml:space="preserve"> * </w:t>
+      </w:r>
+      <w:r>
+        <w:rPr>
+          <w:rFonts w:ascii="Times New Roman" w:hAnsi="Times New Roman"/>
+          <w:sz w:val="24"/>
+          <w:highlight w:val="white"/>
+        </w:rPr>
+        <w:t>ра́зом</w:t>
+      </w:r>
+      <w:r>
+        <w:rPr>
+          <w:rFonts w:ascii="Times New Roman" w:hAnsi="Times New Roman"/>
+          <w:sz w:val="24"/>
+          <w:highlight w:val="white"/>
+        </w:rPr>
+        <w:t xml:space="preserve"> із </w:t>
+      </w:r>
+      <w:r>
+        <w:rPr>
+          <w:rFonts w:ascii="Times New Roman" w:hAnsi="Times New Roman"/>
+          <w:sz w:val="24"/>
+          <w:highlight w:val="white"/>
+        </w:rPr>
+        <w:t>мно́жеством</w:t>
+      </w:r>
+      <w:r>
+        <w:rPr>
+          <w:rFonts w:ascii="Times New Roman" w:hAnsi="Times New Roman"/>
+          <w:sz w:val="24"/>
+          <w:highlight w:val="white"/>
+        </w:rPr>
+        <w:t xml:space="preserve"> </w:t>
+      </w:r>
+      <w:r>
+        <w:rPr>
+          <w:rFonts w:ascii="Times New Roman" w:hAnsi="Times New Roman"/>
+          <w:sz w:val="24"/>
+          <w:highlight w:val="white"/>
+        </w:rPr>
+        <w:t>му́чеників</w:t>
+      </w:r>
+      <w:r>
+        <w:rPr>
+          <w:rFonts w:ascii="Times New Roman" w:hAnsi="Times New Roman"/>
+          <w:sz w:val="24"/>
+          <w:highlight w:val="white"/>
+        </w:rPr>
+        <w:t xml:space="preserve">, * з </w:t>
+      </w:r>
+      <w:r>
+        <w:rPr>
+          <w:rFonts w:ascii="Times New Roman" w:hAnsi="Times New Roman"/>
+          <w:sz w:val="24"/>
+          <w:highlight w:val="white"/>
+        </w:rPr>
+        <w:t>яки́ми</w:t>
+      </w:r>
+      <w:r>
+        <w:rPr>
+          <w:rFonts w:ascii="Times New Roman" w:hAnsi="Times New Roman"/>
+          <w:sz w:val="24"/>
+          <w:highlight w:val="white"/>
+        </w:rPr>
+        <w:t xml:space="preserve"> </w:t>
+      </w:r>
+      <w:r>
+        <w:rPr>
+          <w:rFonts w:ascii="Times New Roman" w:hAnsi="Times New Roman"/>
+          <w:sz w:val="24"/>
+          <w:highlight w:val="white"/>
+        </w:rPr>
+        <w:t>бла́га</w:t>
+      </w:r>
+      <w:r>
+        <w:rPr>
+          <w:rFonts w:ascii="Times New Roman" w:hAnsi="Times New Roman"/>
+          <w:sz w:val="24"/>
+          <w:highlight w:val="white"/>
+        </w:rPr>
+        <w:t xml:space="preserve"> </w:t>
+      </w:r>
+      <w:r>
+        <w:rPr>
+          <w:rFonts w:ascii="Times New Roman" w:hAnsi="Times New Roman"/>
+          <w:sz w:val="24"/>
+          <w:highlight w:val="white"/>
+        </w:rPr>
+        <w:t>небе́сні</w:t>
+      </w:r>
+      <w:r>
+        <w:rPr>
+          <w:rFonts w:ascii="Times New Roman" w:hAnsi="Times New Roman"/>
+          <w:sz w:val="24"/>
+          <w:highlight w:val="white"/>
+        </w:rPr>
+        <w:t xml:space="preserve"> ти </w:t>
+      </w:r>
+      <w:r>
+        <w:rPr>
+          <w:rFonts w:ascii="Times New Roman" w:hAnsi="Times New Roman"/>
+          <w:sz w:val="24"/>
+          <w:highlight w:val="white"/>
+        </w:rPr>
+        <w:t>отри́мав</w:t>
+      </w:r>
+      <w:r>
+        <w:rPr>
+          <w:rFonts w:ascii="Times New Roman" w:hAnsi="Times New Roman"/>
+          <w:sz w:val="24"/>
+          <w:highlight w:val="white"/>
+        </w:rPr>
+        <w:t xml:space="preserve">, </w:t>
+      </w:r>
+      <w:r>
+        <w:rPr>
+          <w:rFonts w:ascii="Times New Roman" w:hAnsi="Times New Roman"/>
+          <w:sz w:val="24"/>
+          <w:highlight w:val="white"/>
+        </w:rPr>
+        <w:t xml:space="preserve">* </w:t>
+      </w:r>
+      <w:r>
+        <w:rPr>
+          <w:rFonts w:ascii="Times New Roman" w:hAnsi="Times New Roman"/>
+          <w:sz w:val="24"/>
+          <w:highlight w:val="white"/>
+        </w:rPr>
+        <w:t>ма́ючи</w:t>
+      </w:r>
+      <w:r>
+        <w:rPr>
+          <w:rFonts w:ascii="Times New Roman" w:hAnsi="Times New Roman"/>
+          <w:sz w:val="24"/>
+          <w:highlight w:val="white"/>
+        </w:rPr>
+        <w:t xml:space="preserve"> </w:t>
+      </w:r>
+      <w:r>
+        <w:rPr>
+          <w:rFonts w:ascii="Times New Roman" w:hAnsi="Times New Roman"/>
+          <w:sz w:val="24"/>
+          <w:highlight w:val="white"/>
+        </w:rPr>
+        <w:t>сподви́жницю</w:t>
+      </w:r>
+      <w:r>
+        <w:rPr>
+          <w:rFonts w:ascii="Times New Roman" w:hAnsi="Times New Roman"/>
+          <w:sz w:val="24"/>
+          <w:highlight w:val="white"/>
+        </w:rPr>
+        <w:t xml:space="preserve"> – </w:t>
+      </w:r>
+      <w:r>
+        <w:rPr>
+          <w:rFonts w:ascii="Times New Roman" w:hAnsi="Times New Roman"/>
+          <w:sz w:val="24"/>
+          <w:highlight w:val="white"/>
+        </w:rPr>
+        <w:t>дружи́ну</w:t>
+      </w:r>
+      <w:r>
+        <w:rPr>
+          <w:rFonts w:ascii="Times New Roman" w:hAnsi="Times New Roman"/>
+          <w:sz w:val="24"/>
+          <w:highlight w:val="white"/>
+        </w:rPr>
+        <w:t xml:space="preserve"> </w:t>
+      </w:r>
+      <w:r>
+        <w:rPr>
+          <w:rFonts w:ascii="Times New Roman" w:hAnsi="Times New Roman"/>
+          <w:sz w:val="24"/>
+          <w:highlight w:val="white"/>
+        </w:rPr>
+        <w:t>Ната́лію</w:t>
+      </w:r>
+      <w:r>
+        <w:rPr>
+          <w:rFonts w:ascii="Times New Roman" w:hAnsi="Times New Roman"/>
+          <w:sz w:val="24"/>
+          <w:highlight w:val="white"/>
+        </w:rPr>
+        <w:t xml:space="preserve">, * що на </w:t>
+      </w:r>
+      <w:r>
+        <w:rPr>
+          <w:rFonts w:ascii="Times New Roman" w:hAnsi="Times New Roman"/>
+          <w:sz w:val="24"/>
+          <w:highlight w:val="white"/>
+        </w:rPr>
+        <w:t>Бо́га</w:t>
+      </w:r>
+      <w:r>
+        <w:rPr>
+          <w:rFonts w:ascii="Times New Roman" w:hAnsi="Times New Roman"/>
+          <w:sz w:val="24"/>
+          <w:highlight w:val="white"/>
+        </w:rPr>
+        <w:t xml:space="preserve"> </w:t>
+      </w:r>
+      <w:r>
+        <w:rPr>
+          <w:rFonts w:ascii="Times New Roman" w:hAnsi="Times New Roman"/>
+          <w:sz w:val="24"/>
+          <w:highlight w:val="white"/>
+        </w:rPr>
+        <w:t>наді́ю</w:t>
+      </w:r>
+      <w:r>
+        <w:rPr>
+          <w:rFonts w:ascii="Times New Roman" w:hAnsi="Times New Roman"/>
+          <w:sz w:val="24"/>
+          <w:highlight w:val="white"/>
+        </w:rPr>
+        <w:t xml:space="preserve"> </w:t>
+      </w:r>
+      <w:r>
+        <w:rPr>
+          <w:rFonts w:ascii="Times New Roman" w:hAnsi="Times New Roman"/>
+          <w:sz w:val="24"/>
+          <w:highlight w:val="white"/>
+        </w:rPr>
+        <w:t>поклада́ла</w:t>
+      </w:r>
+      <w:r>
+        <w:rPr>
+          <w:rFonts w:ascii="Times New Roman" w:hAnsi="Times New Roman"/>
+          <w:sz w:val="24"/>
+          <w:highlight w:val="white"/>
+        </w:rPr>
+        <w:t xml:space="preserve">, * </w:t>
+      </w:r>
+      <w:r>
+        <w:rPr>
+          <w:rFonts w:ascii="Times New Roman" w:hAnsi="Times New Roman"/>
+          <w:sz w:val="24"/>
+          <w:highlight w:val="white"/>
+        </w:rPr>
+        <w:t>Адріа́не</w:t>
+      </w:r>
+      <w:r>
+        <w:rPr>
+          <w:rFonts w:ascii="Times New Roman" w:hAnsi="Times New Roman"/>
+          <w:sz w:val="24"/>
+          <w:highlight w:val="white"/>
+        </w:rPr>
+        <w:t xml:space="preserve"> </w:t>
+      </w:r>
+      <w:r>
+        <w:rPr>
+          <w:rFonts w:ascii="Times New Roman" w:hAnsi="Times New Roman"/>
+          <w:sz w:val="24"/>
+          <w:highlight w:val="white"/>
+        </w:rPr>
+        <w:t>вседо́блесний</w:t>
+      </w:r>
+      <w:r>
+        <w:rPr>
+          <w:rFonts w:ascii="Times New Roman" w:hAnsi="Times New Roman"/>
+          <w:sz w:val="24"/>
+          <w:highlight w:val="white"/>
+        </w:rPr>
+        <w:t>.</w:t>
+      </w:r>
+    </w:p>
+    <w:p>
+      <w:pPr>
+        <w:pStyle w:val="a"/>
         <w:spacing w:after="120"/>
       </w:pPr>
       <w:r>
@@ -4988,12 +5862,789 @@
           <w:rFonts w:ascii="Times New Roman" w:hAnsi="Times New Roman"/>
           <w:sz w:val="24"/>
         </w:rPr>
-        <w:t>О супру́жжя бездога́нне і ви́бране Го́сподом! * О жада́на і Христо́м возлю́блена па́ро! * О подру́жжя винятко́ве і блаже́нне! * Хто не здиву́ється, почу́вши про ва́ші надлю́дські дія́ння? * Як жіно́ча стать спо́внилася му́жністю на гірко́го тира́на * і свого́ по́друга укріпи́ла * не підда́тися лю́тим торту́рам, * але́ обра́ти за кра́ще вме́рти за ві́ру, ніж жи́ти? * О богопле́тені слова́ Ната́лії му́дрої! * О вмовля́ння боже́ственні, що небеса́ перейшли́ * і до само́го престо́лу Вели́кого Царя́ * сла́вного Адріа́на зна́ним допра́вили! * Але́, о па́ро свята́! * Блага́йте Бо́га за нас, * що з любо́в’ю тво́римо па́м’ять ва́шу: * від на́пастей ізба́вити і вся́кого у́тиску.</w:t>
-      </w:r>
-    </w:p>
-    <w:p>
-      <w:pPr>
-        <w:pStyle w:val="Normal"/>
+        <w:t xml:space="preserve">О </w:t>
+      </w:r>
+      <w:r>
+        <w:rPr>
+          <w:rFonts w:ascii="Times New Roman" w:hAnsi="Times New Roman"/>
+          <w:sz w:val="24"/>
+        </w:rPr>
+        <w:t>супру́жжя</w:t>
+      </w:r>
+      <w:r>
+        <w:rPr>
+          <w:rFonts w:ascii="Times New Roman" w:hAnsi="Times New Roman"/>
+          <w:sz w:val="24"/>
+        </w:rPr>
+        <w:t xml:space="preserve"> </w:t>
+      </w:r>
+      <w:r>
+        <w:rPr>
+          <w:rFonts w:ascii="Times New Roman" w:hAnsi="Times New Roman"/>
+          <w:sz w:val="24"/>
+        </w:rPr>
+        <w:t>бездога́нне</w:t>
+      </w:r>
+      <w:r>
+        <w:rPr>
+          <w:rFonts w:ascii="Times New Roman" w:hAnsi="Times New Roman"/>
+          <w:sz w:val="24"/>
+        </w:rPr>
+        <w:t xml:space="preserve"> і </w:t>
+      </w:r>
+      <w:r>
+        <w:rPr>
+          <w:rFonts w:ascii="Times New Roman" w:hAnsi="Times New Roman"/>
+          <w:sz w:val="24"/>
+        </w:rPr>
+        <w:t>ви́бране</w:t>
+      </w:r>
+      <w:r>
+        <w:rPr>
+          <w:rFonts w:ascii="Times New Roman" w:hAnsi="Times New Roman"/>
+          <w:sz w:val="24"/>
+        </w:rPr>
+        <w:t xml:space="preserve"> </w:t>
+      </w:r>
+      <w:r>
+        <w:rPr>
+          <w:rFonts w:ascii="Times New Roman" w:hAnsi="Times New Roman"/>
+          <w:sz w:val="24"/>
+        </w:rPr>
+        <w:t>Го́сподом</w:t>
+      </w:r>
+      <w:r>
+        <w:rPr>
+          <w:rFonts w:ascii="Times New Roman" w:hAnsi="Times New Roman"/>
+          <w:sz w:val="24"/>
+        </w:rPr>
+        <w:t xml:space="preserve">! * О </w:t>
+      </w:r>
+      <w:r>
+        <w:rPr>
+          <w:rFonts w:ascii="Times New Roman" w:hAnsi="Times New Roman"/>
+          <w:sz w:val="24"/>
+        </w:rPr>
+        <w:t>жада́на</w:t>
+      </w:r>
+      <w:r>
+        <w:rPr>
+          <w:rFonts w:ascii="Times New Roman" w:hAnsi="Times New Roman"/>
+          <w:sz w:val="24"/>
+        </w:rPr>
+        <w:t xml:space="preserve"> і </w:t>
+      </w:r>
+      <w:r>
+        <w:rPr>
+          <w:rFonts w:ascii="Times New Roman" w:hAnsi="Times New Roman"/>
+          <w:sz w:val="24"/>
+        </w:rPr>
+        <w:t>Христо́м</w:t>
+      </w:r>
+      <w:r>
+        <w:rPr>
+          <w:rFonts w:ascii="Times New Roman" w:hAnsi="Times New Roman"/>
+          <w:sz w:val="24"/>
+        </w:rPr>
+        <w:t xml:space="preserve"> </w:t>
+      </w:r>
+      <w:r>
+        <w:rPr>
+          <w:rFonts w:ascii="Times New Roman" w:hAnsi="Times New Roman"/>
+          <w:sz w:val="24"/>
+        </w:rPr>
+        <w:t>возлю́блена</w:t>
+      </w:r>
+      <w:r>
+        <w:rPr>
+          <w:rFonts w:ascii="Times New Roman" w:hAnsi="Times New Roman"/>
+          <w:sz w:val="24"/>
+        </w:rPr>
+        <w:t xml:space="preserve"> </w:t>
+      </w:r>
+      <w:r>
+        <w:rPr>
+          <w:rFonts w:ascii="Times New Roman" w:hAnsi="Times New Roman"/>
+          <w:sz w:val="24"/>
+        </w:rPr>
+        <w:t>па́ро</w:t>
+      </w:r>
+      <w:r>
+        <w:rPr>
+          <w:rFonts w:ascii="Times New Roman" w:hAnsi="Times New Roman"/>
+          <w:sz w:val="24"/>
+        </w:rPr>
+        <w:t xml:space="preserve">! * О </w:t>
+      </w:r>
+      <w:r>
+        <w:rPr>
+          <w:rFonts w:ascii="Times New Roman" w:hAnsi="Times New Roman"/>
+          <w:sz w:val="24"/>
+        </w:rPr>
+        <w:t>подру́жжя</w:t>
+      </w:r>
+      <w:r>
+        <w:rPr>
+          <w:rFonts w:ascii="Times New Roman" w:hAnsi="Times New Roman"/>
+          <w:sz w:val="24"/>
+        </w:rPr>
+        <w:t xml:space="preserve"> </w:t>
+      </w:r>
+      <w:r>
+        <w:rPr>
+          <w:rFonts w:ascii="Times New Roman" w:hAnsi="Times New Roman"/>
+          <w:sz w:val="24"/>
+        </w:rPr>
+        <w:t>винятко́ве</w:t>
+      </w:r>
+      <w:r>
+        <w:rPr>
+          <w:rFonts w:ascii="Times New Roman" w:hAnsi="Times New Roman"/>
+          <w:sz w:val="24"/>
+        </w:rPr>
+        <w:t xml:space="preserve"> і </w:t>
+      </w:r>
+      <w:r>
+        <w:rPr>
+          <w:rFonts w:ascii="Times New Roman" w:hAnsi="Times New Roman"/>
+          <w:sz w:val="24"/>
+        </w:rPr>
+        <w:t>блаже́нне</w:t>
+      </w:r>
+      <w:r>
+        <w:rPr>
+          <w:rFonts w:ascii="Times New Roman" w:hAnsi="Times New Roman"/>
+          <w:sz w:val="24"/>
+        </w:rPr>
+        <w:t xml:space="preserve">! * Хто не </w:t>
+      </w:r>
+      <w:r>
+        <w:rPr>
+          <w:rFonts w:ascii="Times New Roman" w:hAnsi="Times New Roman"/>
+          <w:sz w:val="24"/>
+        </w:rPr>
+        <w:t>здиву</w:t>
+      </w:r>
+      <w:r>
+        <w:rPr>
+          <w:rFonts w:ascii="Times New Roman" w:hAnsi="Times New Roman"/>
+          <w:sz w:val="24"/>
+        </w:rPr>
+        <w:t>́ється</w:t>
+      </w:r>
+      <w:r>
+        <w:rPr>
+          <w:rFonts w:ascii="Times New Roman" w:hAnsi="Times New Roman"/>
+          <w:sz w:val="24"/>
+        </w:rPr>
+        <w:t xml:space="preserve">, </w:t>
+      </w:r>
+      <w:r>
+        <w:rPr>
+          <w:rFonts w:ascii="Times New Roman" w:hAnsi="Times New Roman"/>
+          <w:sz w:val="24"/>
+        </w:rPr>
+        <w:t>почу́вши</w:t>
+      </w:r>
+      <w:r>
+        <w:rPr>
+          <w:rFonts w:ascii="Times New Roman" w:hAnsi="Times New Roman"/>
+          <w:sz w:val="24"/>
+        </w:rPr>
+        <w:t xml:space="preserve"> про </w:t>
+      </w:r>
+      <w:r>
+        <w:rPr>
+          <w:rFonts w:ascii="Times New Roman" w:hAnsi="Times New Roman"/>
+          <w:sz w:val="24"/>
+        </w:rPr>
+        <w:t>ва́ші</w:t>
+      </w:r>
+      <w:r>
+        <w:rPr>
+          <w:rFonts w:ascii="Times New Roman" w:hAnsi="Times New Roman"/>
+          <w:sz w:val="24"/>
+        </w:rPr>
+        <w:t xml:space="preserve"> </w:t>
+      </w:r>
+      <w:r>
+        <w:rPr>
+          <w:rFonts w:ascii="Times New Roman" w:hAnsi="Times New Roman"/>
+          <w:sz w:val="24"/>
+        </w:rPr>
+        <w:t>надлю́дські</w:t>
+      </w:r>
+      <w:r>
+        <w:rPr>
+          <w:rFonts w:ascii="Times New Roman" w:hAnsi="Times New Roman"/>
+          <w:sz w:val="24"/>
+        </w:rPr>
+        <w:t xml:space="preserve"> </w:t>
+      </w:r>
+      <w:r>
+        <w:rPr>
+          <w:rFonts w:ascii="Times New Roman" w:hAnsi="Times New Roman"/>
+          <w:sz w:val="24"/>
+        </w:rPr>
+        <w:t>дія́ння</w:t>
+      </w:r>
+      <w:r>
+        <w:rPr>
+          <w:rFonts w:ascii="Times New Roman" w:hAnsi="Times New Roman"/>
+          <w:sz w:val="24"/>
+        </w:rPr>
+        <w:t xml:space="preserve">? * Як </w:t>
+      </w:r>
+      <w:r>
+        <w:rPr>
+          <w:rFonts w:ascii="Times New Roman" w:hAnsi="Times New Roman"/>
+          <w:sz w:val="24"/>
+        </w:rPr>
+        <w:t>жіно́ча</w:t>
+      </w:r>
+      <w:r>
+        <w:rPr>
+          <w:rFonts w:ascii="Times New Roman" w:hAnsi="Times New Roman"/>
+          <w:sz w:val="24"/>
+        </w:rPr>
+        <w:t xml:space="preserve"> стать </w:t>
+      </w:r>
+      <w:r>
+        <w:rPr>
+          <w:rFonts w:ascii="Times New Roman" w:hAnsi="Times New Roman"/>
+          <w:sz w:val="24"/>
+        </w:rPr>
+        <w:t>спо́внилася</w:t>
+      </w:r>
+      <w:r>
+        <w:rPr>
+          <w:rFonts w:ascii="Times New Roman" w:hAnsi="Times New Roman"/>
+          <w:sz w:val="24"/>
+        </w:rPr>
+        <w:t xml:space="preserve"> </w:t>
+      </w:r>
+      <w:r>
+        <w:rPr>
+          <w:rFonts w:ascii="Times New Roman" w:hAnsi="Times New Roman"/>
+          <w:sz w:val="24"/>
+        </w:rPr>
+        <w:t>му́жністю</w:t>
+      </w:r>
+      <w:r>
+        <w:rPr>
+          <w:rFonts w:ascii="Times New Roman" w:hAnsi="Times New Roman"/>
+          <w:sz w:val="24"/>
+        </w:rPr>
+        <w:t xml:space="preserve"> на </w:t>
+      </w:r>
+      <w:r>
+        <w:rPr>
+          <w:rFonts w:ascii="Times New Roman" w:hAnsi="Times New Roman"/>
+          <w:sz w:val="24"/>
+        </w:rPr>
+        <w:t>гірко́го</w:t>
+      </w:r>
+      <w:r>
+        <w:rPr>
+          <w:rFonts w:ascii="Times New Roman" w:hAnsi="Times New Roman"/>
+          <w:sz w:val="24"/>
+        </w:rPr>
+        <w:t xml:space="preserve"> </w:t>
+      </w:r>
+      <w:r>
+        <w:rPr>
+          <w:rFonts w:ascii="Times New Roman" w:hAnsi="Times New Roman"/>
+          <w:sz w:val="24"/>
+        </w:rPr>
+        <w:t>тира́на</w:t>
+      </w:r>
+      <w:r>
+        <w:rPr>
+          <w:rFonts w:ascii="Times New Roman" w:hAnsi="Times New Roman"/>
+          <w:sz w:val="24"/>
+        </w:rPr>
+        <w:t xml:space="preserve"> * і свого́ </w:t>
+      </w:r>
+      <w:r>
+        <w:rPr>
+          <w:rFonts w:ascii="Times New Roman" w:hAnsi="Times New Roman"/>
+          <w:sz w:val="24"/>
+        </w:rPr>
+        <w:t>по́друга</w:t>
+      </w:r>
+      <w:r>
+        <w:rPr>
+          <w:rFonts w:ascii="Times New Roman" w:hAnsi="Times New Roman"/>
+          <w:sz w:val="24"/>
+        </w:rPr>
+        <w:t xml:space="preserve"> </w:t>
+      </w:r>
+      <w:r>
+        <w:rPr>
+          <w:rFonts w:ascii="Times New Roman" w:hAnsi="Times New Roman"/>
+          <w:sz w:val="24"/>
+        </w:rPr>
+        <w:t>укріпи́ла</w:t>
+      </w:r>
+      <w:r>
+        <w:rPr>
+          <w:rFonts w:ascii="Times New Roman" w:hAnsi="Times New Roman"/>
+          <w:sz w:val="24"/>
+        </w:rPr>
+        <w:t xml:space="preserve"> * не </w:t>
+      </w:r>
+      <w:r>
+        <w:rPr>
+          <w:rFonts w:ascii="Times New Roman" w:hAnsi="Times New Roman"/>
+          <w:sz w:val="24"/>
+        </w:rPr>
+        <w:t>підда́тися</w:t>
+      </w:r>
+      <w:r>
+        <w:rPr>
+          <w:rFonts w:ascii="Times New Roman" w:hAnsi="Times New Roman"/>
+          <w:sz w:val="24"/>
+        </w:rPr>
+        <w:t xml:space="preserve"> </w:t>
+      </w:r>
+      <w:r>
+        <w:rPr>
+          <w:rFonts w:ascii="Times New Roman" w:hAnsi="Times New Roman"/>
+          <w:sz w:val="24"/>
+        </w:rPr>
+        <w:t>лю́тим</w:t>
+      </w:r>
+      <w:r>
+        <w:rPr>
+          <w:rFonts w:ascii="Times New Roman" w:hAnsi="Times New Roman"/>
+          <w:sz w:val="24"/>
+        </w:rPr>
+        <w:t xml:space="preserve"> </w:t>
+      </w:r>
+      <w:r>
+        <w:rPr>
+          <w:rFonts w:ascii="Times New Roman" w:hAnsi="Times New Roman"/>
+          <w:sz w:val="24"/>
+        </w:rPr>
+        <w:t>торту́рам</w:t>
+      </w:r>
+      <w:r>
+        <w:rPr>
+          <w:rFonts w:ascii="Times New Roman" w:hAnsi="Times New Roman"/>
+          <w:sz w:val="24"/>
+        </w:rPr>
+        <w:t xml:space="preserve">, * але́ </w:t>
+      </w:r>
+      <w:r>
+        <w:rPr>
+          <w:rFonts w:ascii="Times New Roman" w:hAnsi="Times New Roman"/>
+          <w:sz w:val="24"/>
+        </w:rPr>
+        <w:t>обра́ти</w:t>
+      </w:r>
+      <w:r>
+        <w:rPr>
+          <w:rFonts w:ascii="Times New Roman" w:hAnsi="Times New Roman"/>
+          <w:sz w:val="24"/>
+        </w:rPr>
+        <w:t xml:space="preserve"> за </w:t>
+      </w:r>
+      <w:r>
+        <w:rPr>
+          <w:rFonts w:ascii="Times New Roman" w:hAnsi="Times New Roman"/>
+          <w:sz w:val="24"/>
+        </w:rPr>
+        <w:t>кра́ще</w:t>
+      </w:r>
+      <w:r>
+        <w:rPr>
+          <w:rFonts w:ascii="Times New Roman" w:hAnsi="Times New Roman"/>
+          <w:sz w:val="24"/>
+        </w:rPr>
+        <w:t xml:space="preserve"> </w:t>
+      </w:r>
+      <w:r>
+        <w:rPr>
+          <w:rFonts w:ascii="Times New Roman" w:hAnsi="Times New Roman"/>
+          <w:sz w:val="24"/>
+        </w:rPr>
+        <w:t>вме́рти</w:t>
+      </w:r>
+      <w:r>
+        <w:rPr>
+          <w:rFonts w:ascii="Times New Roman" w:hAnsi="Times New Roman"/>
+          <w:sz w:val="24"/>
+        </w:rPr>
+        <w:t xml:space="preserve"> за </w:t>
+      </w:r>
+      <w:r>
+        <w:rPr>
+          <w:rFonts w:ascii="Times New Roman" w:hAnsi="Times New Roman"/>
+          <w:sz w:val="24"/>
+        </w:rPr>
+        <w:t>ві́ру</w:t>
+      </w:r>
+      <w:r>
+        <w:rPr>
+          <w:rFonts w:ascii="Times New Roman" w:hAnsi="Times New Roman"/>
+          <w:sz w:val="24"/>
+        </w:rPr>
+        <w:t xml:space="preserve">, ніж </w:t>
+      </w:r>
+      <w:r>
+        <w:rPr>
+          <w:rFonts w:ascii="Times New Roman" w:hAnsi="Times New Roman"/>
+          <w:sz w:val="24"/>
+        </w:rPr>
+        <w:t>жи́ти</w:t>
+      </w:r>
+      <w:r>
+        <w:rPr>
+          <w:rFonts w:ascii="Times New Roman" w:hAnsi="Times New Roman"/>
+          <w:sz w:val="24"/>
+        </w:rPr>
+        <w:t xml:space="preserve">? * О </w:t>
+      </w:r>
+      <w:r>
+        <w:rPr>
+          <w:rFonts w:ascii="Times New Roman" w:hAnsi="Times New Roman"/>
+          <w:sz w:val="24"/>
+        </w:rPr>
+        <w:t>богопле́тені</w:t>
+      </w:r>
+      <w:r>
+        <w:rPr>
+          <w:rFonts w:ascii="Times New Roman" w:hAnsi="Times New Roman"/>
+          <w:sz w:val="24"/>
+        </w:rPr>
+        <w:t xml:space="preserve"> слова́ </w:t>
+      </w:r>
+      <w:r>
+        <w:rPr>
+          <w:rFonts w:ascii="Times New Roman" w:hAnsi="Times New Roman"/>
+          <w:sz w:val="24"/>
+        </w:rPr>
+        <w:t>Ната́</w:t>
+      </w:r>
+      <w:r>
+        <w:rPr>
+          <w:rFonts w:ascii="Times New Roman" w:hAnsi="Times New Roman"/>
+          <w:sz w:val="24"/>
+        </w:rPr>
+        <w:t>лії</w:t>
+      </w:r>
+      <w:r>
+        <w:rPr>
+          <w:rFonts w:ascii="Times New Roman" w:hAnsi="Times New Roman"/>
+          <w:sz w:val="24"/>
+        </w:rPr>
+        <w:t xml:space="preserve"> </w:t>
+      </w:r>
+      <w:r>
+        <w:rPr>
+          <w:rFonts w:ascii="Times New Roman" w:hAnsi="Times New Roman"/>
+          <w:sz w:val="24"/>
+        </w:rPr>
+        <w:t>му́дрої</w:t>
+      </w:r>
+      <w:r>
+        <w:rPr>
+          <w:rFonts w:ascii="Times New Roman" w:hAnsi="Times New Roman"/>
+          <w:sz w:val="24"/>
+        </w:rPr>
+        <w:t xml:space="preserve">! * О </w:t>
+      </w:r>
+      <w:r>
+        <w:rPr>
+          <w:rFonts w:ascii="Times New Roman" w:hAnsi="Times New Roman"/>
+          <w:sz w:val="24"/>
+        </w:rPr>
+        <w:t>вмовля́ння</w:t>
+      </w:r>
+      <w:r>
+        <w:rPr>
+          <w:rFonts w:ascii="Times New Roman" w:hAnsi="Times New Roman"/>
+          <w:sz w:val="24"/>
+        </w:rPr>
+        <w:t xml:space="preserve"> </w:t>
+      </w:r>
+      <w:r>
+        <w:rPr>
+          <w:rFonts w:ascii="Times New Roman" w:hAnsi="Times New Roman"/>
+          <w:sz w:val="24"/>
+        </w:rPr>
+        <w:t>боже́ственні</w:t>
+      </w:r>
+      <w:r>
+        <w:rPr>
+          <w:rFonts w:ascii="Times New Roman" w:hAnsi="Times New Roman"/>
+          <w:sz w:val="24"/>
+        </w:rPr>
+        <w:t xml:space="preserve">, що небеса́ перейшли́ * і до </w:t>
+      </w:r>
+      <w:r>
+        <w:rPr>
+          <w:rFonts w:ascii="Times New Roman" w:hAnsi="Times New Roman"/>
+          <w:sz w:val="24"/>
+        </w:rPr>
+        <w:t>само́го</w:t>
+      </w:r>
+      <w:r>
+        <w:rPr>
+          <w:rFonts w:ascii="Times New Roman" w:hAnsi="Times New Roman"/>
+          <w:sz w:val="24"/>
+        </w:rPr>
+        <w:t xml:space="preserve"> </w:t>
+      </w:r>
+      <w:r>
+        <w:rPr>
+          <w:rFonts w:ascii="Times New Roman" w:hAnsi="Times New Roman"/>
+          <w:sz w:val="24"/>
+        </w:rPr>
+        <w:t>престо́лу</w:t>
+      </w:r>
+      <w:r>
+        <w:rPr>
+          <w:rFonts w:ascii="Times New Roman" w:hAnsi="Times New Roman"/>
+          <w:sz w:val="24"/>
+        </w:rPr>
+        <w:t xml:space="preserve"> </w:t>
+      </w:r>
+      <w:r>
+        <w:rPr>
+          <w:rFonts w:ascii="Times New Roman" w:hAnsi="Times New Roman"/>
+          <w:sz w:val="24"/>
+        </w:rPr>
+        <w:t>Вели́кого</w:t>
+      </w:r>
+      <w:r>
+        <w:rPr>
+          <w:rFonts w:ascii="Times New Roman" w:hAnsi="Times New Roman"/>
+          <w:sz w:val="24"/>
+        </w:rPr>
+        <w:t xml:space="preserve"> Царя́ * </w:t>
+      </w:r>
+      <w:r>
+        <w:rPr>
+          <w:rFonts w:ascii="Times New Roman" w:hAnsi="Times New Roman"/>
+          <w:sz w:val="24"/>
+        </w:rPr>
+        <w:t>сла́вного</w:t>
+      </w:r>
+      <w:r>
+        <w:rPr>
+          <w:rFonts w:ascii="Times New Roman" w:hAnsi="Times New Roman"/>
+          <w:sz w:val="24"/>
+        </w:rPr>
+        <w:t xml:space="preserve"> </w:t>
+      </w:r>
+      <w:r>
+        <w:rPr>
+          <w:rFonts w:ascii="Times New Roman" w:hAnsi="Times New Roman"/>
+          <w:sz w:val="24"/>
+        </w:rPr>
+        <w:t>Адріа́на</w:t>
+      </w:r>
+      <w:r>
+        <w:rPr>
+          <w:rFonts w:ascii="Times New Roman" w:hAnsi="Times New Roman"/>
+          <w:sz w:val="24"/>
+        </w:rPr>
+        <w:t xml:space="preserve"> </w:t>
+      </w:r>
+      <w:r>
+        <w:rPr>
+          <w:rFonts w:ascii="Times New Roman" w:hAnsi="Times New Roman"/>
+          <w:sz w:val="24"/>
+        </w:rPr>
+        <w:t>зна́ним</w:t>
+      </w:r>
+      <w:r>
+        <w:rPr>
+          <w:rFonts w:ascii="Times New Roman" w:hAnsi="Times New Roman"/>
+          <w:sz w:val="24"/>
+        </w:rPr>
+        <w:t xml:space="preserve"> </w:t>
+      </w:r>
+      <w:r>
+        <w:rPr>
+          <w:rFonts w:ascii="Times New Roman" w:hAnsi="Times New Roman"/>
+          <w:sz w:val="24"/>
+        </w:rPr>
+        <w:t>допра́вили</w:t>
+      </w:r>
+      <w:r>
+        <w:rPr>
+          <w:rFonts w:ascii="Times New Roman" w:hAnsi="Times New Roman"/>
+          <w:sz w:val="24"/>
+        </w:rPr>
+        <w:t xml:space="preserve">! * Але́, о </w:t>
+      </w:r>
+      <w:r>
+        <w:rPr>
+          <w:rFonts w:ascii="Times New Roman" w:hAnsi="Times New Roman"/>
+          <w:sz w:val="24"/>
+        </w:rPr>
+        <w:t>па́ро</w:t>
+      </w:r>
+      <w:r>
+        <w:rPr>
+          <w:rFonts w:ascii="Times New Roman" w:hAnsi="Times New Roman"/>
+          <w:sz w:val="24"/>
+        </w:rPr>
+        <w:t xml:space="preserve"> свята́! * </w:t>
+      </w:r>
+      <w:r>
+        <w:rPr>
+          <w:rFonts w:ascii="Times New Roman" w:hAnsi="Times New Roman"/>
+          <w:sz w:val="24"/>
+        </w:rPr>
+        <w:t>Блага́йте</w:t>
+      </w:r>
+      <w:r>
+        <w:rPr>
+          <w:rFonts w:ascii="Times New Roman" w:hAnsi="Times New Roman"/>
+          <w:sz w:val="24"/>
+        </w:rPr>
+        <w:t xml:space="preserve"> </w:t>
+      </w:r>
+      <w:r>
+        <w:rPr>
+          <w:rFonts w:ascii="Times New Roman" w:hAnsi="Times New Roman"/>
+          <w:sz w:val="24"/>
+        </w:rPr>
+        <w:t>Бо́га</w:t>
+      </w:r>
+      <w:r>
+        <w:rPr>
+          <w:rFonts w:ascii="Times New Roman" w:hAnsi="Times New Roman"/>
+          <w:sz w:val="24"/>
+        </w:rPr>
+        <w:t xml:space="preserve"> за нас, * що з </w:t>
+      </w:r>
+      <w:r>
+        <w:rPr>
+          <w:rFonts w:ascii="Times New Roman" w:hAnsi="Times New Roman"/>
+          <w:sz w:val="24"/>
+        </w:rPr>
+        <w:t>любо́в’ю</w:t>
+      </w:r>
+      <w:r>
+        <w:rPr>
+          <w:rFonts w:ascii="Times New Roman" w:hAnsi="Times New Roman"/>
+          <w:sz w:val="24"/>
+        </w:rPr>
+        <w:t xml:space="preserve"> </w:t>
+      </w:r>
+      <w:r>
+        <w:rPr>
+          <w:rFonts w:ascii="Times New Roman" w:hAnsi="Times New Roman"/>
+          <w:sz w:val="24"/>
+        </w:rPr>
+        <w:t>тво́римо</w:t>
+      </w:r>
+      <w:r>
+        <w:rPr>
+          <w:rFonts w:ascii="Times New Roman" w:hAnsi="Times New Roman"/>
+          <w:sz w:val="24"/>
+        </w:rPr>
+        <w:t xml:space="preserve"> </w:t>
+      </w:r>
+      <w:r>
+        <w:rPr>
+          <w:rFonts w:ascii="Times New Roman" w:hAnsi="Times New Roman"/>
+          <w:sz w:val="24"/>
+        </w:rPr>
+        <w:t>па́м’ять</w:t>
+      </w:r>
+      <w:r>
+        <w:rPr>
+          <w:rFonts w:ascii="Times New Roman" w:hAnsi="Times New Roman"/>
+          <w:sz w:val="24"/>
+        </w:rPr>
+        <w:t xml:space="preserve"> </w:t>
+      </w:r>
+      <w:r>
+        <w:rPr>
+          <w:rFonts w:ascii="Times New Roman" w:hAnsi="Times New Roman"/>
+          <w:sz w:val="24"/>
+        </w:rPr>
+        <w:t>ва́шу</w:t>
+      </w:r>
+      <w:r>
+        <w:rPr>
+          <w:rFonts w:ascii="Times New Roman" w:hAnsi="Times New Roman"/>
+          <w:sz w:val="24"/>
+        </w:rPr>
+        <w:t xml:space="preserve">: * від </w:t>
+      </w:r>
+      <w:r>
+        <w:rPr>
+          <w:rFonts w:ascii="Times New Roman" w:hAnsi="Times New Roman"/>
+          <w:sz w:val="24"/>
+        </w:rPr>
+        <w:t>на́пастей</w:t>
+      </w:r>
+      <w:r>
+        <w:rPr>
+          <w:rFonts w:ascii="Times New Roman" w:hAnsi="Times New Roman"/>
+          <w:sz w:val="24"/>
+        </w:rPr>
+        <w:t xml:space="preserve"> </w:t>
+      </w:r>
+      <w:r>
+        <w:rPr>
+          <w:rFonts w:ascii="Times New Roman" w:hAnsi="Times New Roman"/>
+          <w:sz w:val="24"/>
+        </w:rPr>
+        <w:t>ізба</w:t>
+      </w:r>
+      <w:r>
+        <w:rPr>
+          <w:rFonts w:ascii="Times New Roman" w:hAnsi="Times New Roman"/>
+          <w:sz w:val="24"/>
+        </w:rPr>
+        <w:t>́вити</w:t>
+      </w:r>
+      <w:r>
+        <w:rPr>
+          <w:rFonts w:ascii="Times New Roman" w:hAnsi="Times New Roman"/>
+          <w:sz w:val="24"/>
+        </w:rPr>
+        <w:t xml:space="preserve"> і </w:t>
+      </w:r>
+      <w:r>
+        <w:rPr>
+          <w:rFonts w:ascii="Times New Roman" w:hAnsi="Times New Roman"/>
+          <w:sz w:val="24"/>
+        </w:rPr>
+        <w:t>вся́кого</w:t>
+      </w:r>
+      <w:r>
+        <w:rPr>
+          <w:rFonts w:ascii="Times New Roman" w:hAnsi="Times New Roman"/>
+          <w:sz w:val="24"/>
+        </w:rPr>
+        <w:t xml:space="preserve"> </w:t>
+      </w:r>
+      <w:r>
+        <w:rPr>
+          <w:rFonts w:ascii="Times New Roman" w:hAnsi="Times New Roman"/>
+          <w:sz w:val="24"/>
+        </w:rPr>
+        <w:t>у́тиску</w:t>
+      </w:r>
+      <w:r>
+        <w:rPr>
+          <w:rFonts w:ascii="Times New Roman" w:hAnsi="Times New Roman"/>
+          <w:sz w:val="24"/>
+        </w:rPr>
+        <w:t>.</w:t>
+      </w:r>
+    </w:p>
+    <w:p>
+      <w:pPr>
+        <w:pStyle w:val="a"/>
         <w:spacing w:after="120"/>
       </w:pPr>
       <w:r>
@@ -5018,14 +6669,32 @@
           <w:color w:val="FF0000"/>
           <w:sz w:val="24"/>
         </w:rPr>
-        <w:t>(богородичний):</w:t>
-      </w:r>
-      <w:r>
-        <w:rPr>
-          <w:rFonts w:ascii="Times New Roman" w:hAnsi="Times New Roman"/>
+        <w:t>(</w:t>
+      </w:r>
+      <w:r>
+        <w:rPr>
+          <w:rFonts w:ascii="Times New Roman" w:hAnsi="Times New Roman"/>
+          <w:i/>
           <w:color w:val="FF0000"/>
           <w:sz w:val="24"/>
         </w:rPr>
+        <w:t>богородичний</w:t>
+      </w:r>
+      <w:r>
+        <w:rPr>
+          <w:rFonts w:ascii="Times New Roman" w:hAnsi="Times New Roman"/>
+          <w:i/>
+          <w:color w:val="FF0000"/>
+          <w:sz w:val="24"/>
+        </w:rPr>
+        <w:t>):</w:t>
+      </w:r>
+      <w:r>
+        <w:rPr>
+          <w:rFonts w:ascii="Times New Roman" w:hAnsi="Times New Roman"/>
+          <w:color w:val="FF0000"/>
+          <w:sz w:val="24"/>
+        </w:rPr>
         <w:t xml:space="preserve"> </w:t>
       </w:r>
       <w:r>
@@ -5033,7 +6702,14 @@
           <w:rFonts w:ascii="Times New Roman" w:hAnsi="Times New Roman"/>
           <w:sz w:val="24"/>
         </w:rPr>
-        <w:t>Радуйся, виповнення Закону.* Радуйся, храме святої Тройці, пречиста невісто нетлінна!* Радуйся, носителько всіх Царя!* Радуйся, вогню духовний,* що немов щипцями носиш у руках твоїх жарину!* Радуйся, новий раю, саде загороджений,* трапезо божественна і пресвітла!* Радуйся, голубко невинна,* престоле Вишнього і божественне духовне ложе,* бо Дух Святий, Діво, отінив тебе.</w:t>
+        <w:t>Радуйся, виповнення Закону.* Радуйся, храме святої Тройці, пречиста невісто нетлінна!* Радуйся, носителько всіх Царя!* Радуйся, вогню духовний,* що немов щипцями носиш у руках твоїх жарину!* Радуйся, новий р</w:t>
+      </w:r>
+      <w:r>
+        <w:rPr>
+          <w:rFonts w:ascii="Times New Roman" w:hAnsi="Times New Roman"/>
+          <w:sz w:val="24"/>
+        </w:rPr>
+        <w:t>аю, саде загороджений,* трапезо божественна і пресвітла!* Радуйся, голубко невинна,* престоле Вишнього і божественне духовне ложе,* бо Дух Святий, Діво, отінив тебе.</w:t>
       </w:r>
     </w:p>
     <w:p>
@@ -7123,7 +8799,7 @@
         <w:rPr>
           <w:rFonts w:ascii="Times New Roman" w:hAnsi="Times New Roman"/>
           <w:i/>
-          <w:color w:val="FF0000"/>
+          <w:color w:val="FF4400"/>
           <w:sz w:val="24"/>
         </w:rPr>
         <w:t xml:space="preserve">(г. 3): </w:t>
@@ -7152,45 +8828,17 @@
         <w:rPr>
           <w:rFonts w:ascii="Times New Roman" w:hAnsi="Times New Roman"/>
           <w:i/>
-          <w:color w:val="FF0000"/>
-          <w:sz w:val="24"/>
-        </w:rPr>
-        <w:t xml:space="preserve">Богородичний (г. 3): </w:t>
-      </w:r>
-      <w:r>
-        <w:rPr>
-          <w:rFonts w:ascii="Times New Roman" w:hAnsi="Times New Roman"/>
-          <w:sz w:val="24"/>
-        </w:rPr>
-        <w:t xml:space="preserve">Красотою твого </w:t>
-      </w:r>
-      <w:r>
-        <w:rPr>
-          <w:rFonts w:ascii="Times New Roman" w:hAnsi="Times New Roman"/>
-          <w:sz w:val="24"/>
-        </w:rPr>
-        <w:t>дівицтва</w:t>
-      </w:r>
-      <w:r>
-        <w:rPr>
-          <w:rFonts w:ascii="Times New Roman" w:hAnsi="Times New Roman"/>
-          <w:sz w:val="24"/>
-        </w:rPr>
-        <w:t xml:space="preserve"> і пресвітлою чистотою твоєю* здивувався Гавриїл і до тебе закликав: Богородице!* Яку похвалу принесу тобі достойну? І як тебе назву?* Не можу збагнути й </w:t>
-      </w:r>
-      <w:r>
-        <w:rPr>
-          <w:rFonts w:ascii="Times New Roman" w:hAnsi="Times New Roman"/>
-          <w:sz w:val="24"/>
-        </w:rPr>
-        <w:t>жахаюся</w:t>
-      </w:r>
-      <w:r>
-        <w:rPr>
-          <w:rFonts w:ascii="Times New Roman" w:hAnsi="Times New Roman"/>
-          <w:sz w:val="24"/>
-        </w:rPr>
-        <w:t>,* тому, як і доручено мені,* кличу до тебе: Радуйся, Благодатна!</w:t>
+          <w:color w:val="FF4400"/>
+          <w:sz w:val="24"/>
+        </w:rPr>
+        <w:t xml:space="preserve">(г. 3): </w:t>
+      </w:r>
+      <w:r>
+        <w:rPr>
+          <w:rFonts w:ascii="Times New Roman" w:hAnsi="Times New Roman"/>
+          <w:sz w:val="24"/>
+        </w:rPr>
+        <w:t>Красотою твого дівицтва і пресвітлою чистотою твоєю* здивувався Гавриїл і до тебе закликав: Богородице!* Яку похвалу принесу тобі достойну? І як тебе назву?* Не можу збагнути й жахаюся,* тому, як і доручено мені,* кличу до тебе: Радуйся, Благодатна!</w:t>
       </w:r>
     </w:p>
     <w:p>
@@ -12391,7 +14039,7 @@
         <w:rPr>
           <w:rFonts w:ascii="Times New Roman" w:hAnsi="Times New Roman"/>
           <w:i/>
-          <w:color w:val="FF0000"/>
+          <w:color w:val="FF4400"/>
           <w:sz w:val="24"/>
         </w:rPr>
         <w:t xml:space="preserve">(г. 3): </w:t>
@@ -12429,10 +14077,10 @@
         <w:rPr>
           <w:rFonts w:ascii="Times New Roman" w:hAnsi="Times New Roman"/>
           <w:i/>
-          <w:color w:val="FF0000"/>
-          <w:sz w:val="24"/>
-        </w:rPr>
-        <w:t xml:space="preserve">Богородичний (г. 3): </w:t>
+          <w:color w:val="FF4400"/>
+          <w:sz w:val="24"/>
+        </w:rPr>
+        <w:t xml:space="preserve">(г. 3): </w:t>
       </w:r>
       <w:r>
         <w:rPr>
@@ -19707,7 +21355,7 @@
         <w:rPr>
           <w:rFonts w:ascii="Times New Roman" w:hAnsi="Times New Roman"/>
           <w:i/>
-          <w:color w:val="FF0000"/>
+          <w:color w:val="FF4400"/>
           <w:sz w:val="24"/>
         </w:rPr>
         <w:t xml:space="preserve">(г. 3): </w:t>
@@ -19736,10 +21384,10 @@
         <w:rPr>
           <w:rFonts w:ascii="Times New Roman" w:hAnsi="Times New Roman"/>
           <w:i/>
-          <w:color w:val="FF0000"/>
-          <w:sz w:val="24"/>
-        </w:rPr>
-        <w:t xml:space="preserve">Богородичний (г. 3): </w:t>
+          <w:color w:val="FF4400"/>
+          <w:sz w:val="24"/>
+        </w:rPr>
+        <w:t xml:space="preserve">(г. 3): </w:t>
       </w:r>
       <w:r>
         <w:rPr>

--- a/flow/20230914_vu_template/drafts/2024-08-g/26-ПН-Адріана і Наталії.docx
+++ b/flow/20230914_vu_template/drafts/2024-08-g/26-ПН-Адріана і Наталії.docx
@@ -7350,7 +7350,7 @@
           <w:sz w:val="24"/>
           <w:u w:val="single"/>
         </w:rPr>
-        <w:t>Ви́веди</w:t>
+        <w:t xml:space="preserve">Коли́ Ти, </w:t>
       </w:r>
       <w:r>
         <w:rPr>
@@ -7358,7 +7358,7 @@
           <w:sz w:val="24"/>
           <w:u w:val="single"/>
         </w:rPr>
-        <w:t xml:space="preserve"> з </w:t>
+        <w:t>Го́споди</w:t>
       </w:r>
       <w:r>
         <w:rPr>
@@ -7366,7 +7366,7 @@
           <w:sz w:val="24"/>
           <w:u w:val="single"/>
         </w:rPr>
-        <w:t>в’язни́ці</w:t>
+        <w:t xml:space="preserve">, </w:t>
       </w:r>
       <w:r>
         <w:rPr>
@@ -7374,7 +7374,7 @@
           <w:sz w:val="24"/>
           <w:u w:val="single"/>
         </w:rPr>
-        <w:t xml:space="preserve"> мою́ </w:t>
+        <w:t>зважа́тимеш</w:t>
       </w:r>
       <w:r>
         <w:rPr>
@@ -7382,7 +7382,7 @@
           <w:sz w:val="24"/>
           <w:u w:val="single"/>
         </w:rPr>
-        <w:t>ду́шу</w:t>
+        <w:t xml:space="preserve"> на </w:t>
       </w:r>
       <w:r>
         <w:rPr>
@@ -7390,7 +7390,7 @@
           <w:sz w:val="24"/>
           <w:u w:val="single"/>
         </w:rPr>
-        <w:t xml:space="preserve">,* щоб </w:t>
+        <w:t>беззако́ння</w:t>
       </w:r>
       <w:r>
         <w:rPr>
@@ -7398,7 +7398,7 @@
           <w:sz w:val="24"/>
           <w:u w:val="single"/>
         </w:rPr>
-        <w:t>дя́кувати</w:t>
+        <w:t xml:space="preserve">, то хто </w:t>
       </w:r>
       <w:r>
         <w:rPr>
@@ -7406,7 +7406,7 @@
           <w:sz w:val="24"/>
           <w:u w:val="single"/>
         </w:rPr>
-        <w:t xml:space="preserve"> </w:t>
+        <w:t>всто́їться</w:t>
       </w:r>
       <w:r>
         <w:rPr>
@@ -7414,7 +7414,7 @@
           <w:sz w:val="24"/>
           <w:u w:val="single"/>
         </w:rPr>
-        <w:t>І́мені</w:t>
+        <w:t xml:space="preserve">, Го́споди.* Та в </w:t>
       </w:r>
       <w:r>
         <w:rPr>
@@ -7422,7 +7422,7 @@
           <w:sz w:val="24"/>
           <w:u w:val="single"/>
         </w:rPr>
-        <w:t xml:space="preserve"> </w:t>
+        <w:t>Те́бе</w:t>
       </w:r>
       <w:r>
         <w:rPr>
@@ -7430,7 +7430,15 @@
           <w:sz w:val="24"/>
           <w:u w:val="single"/>
         </w:rPr>
-        <w:t>Твоє́му</w:t>
+        <w:t xml:space="preserve"> є </w:t>
+      </w:r>
+      <w:r>
+        <w:rPr>
+          <w:rFonts w:ascii="Times New Roman" w:hAnsi="Times New Roman"/>
+          <w:sz w:val="24"/>
+          <w:u w:val="single"/>
+        </w:rPr>
+        <w:t>проще́ння</w:t>
       </w:r>
       <w:r>
         <w:rPr>

--- a/flow/20230914_vu_template/drafts/2024-08-g/26-ПН-Адріана і Наталії.docx
+++ b/flow/20230914_vu_template/drafts/2024-08-g/26-ПН-Адріана і Наталії.docx
@@ -78,7 +78,6 @@
           <w:i/>
           <w:color w:val="FF4400"/>
           <w:sz w:val="24"/>
-          <w:szCs w:val="24"/>
         </w:rPr>
         <w:t>Священик:</w:t>
       </w:r>
@@ -86,7 +85,6 @@
         <w:rPr>
           <w:rFonts w:ascii="Times New Roman" w:hAnsi="Times New Roman"/>
           <w:sz w:val="24"/>
-          <w:szCs w:val="24"/>
         </w:rPr>
         <w:t xml:space="preserve"> Благословенний Бог наш завжди, нині і повсякчас, і на віки віків.</w:t>
       </w:r>
@@ -147,57 +145,35 @@
     </w:p>
     <w:p>
       <w:pPr>
-        <w:spacing w:after="120"/>
-        <w:jc w:val="both"/>
-        <w:rPr>
-          <w:rFonts w:ascii="Times New Roman" w:hAnsi="Times New Roman"/>
-          <w:i/>
-          <w:sz w:val="24"/>
-          <w:szCs w:val="24"/>
-        </w:rPr>
-      </w:pPr>
-      <w:r>
-        <w:rPr>
-          <w:rFonts w:ascii="Times New Roman" w:hAnsi="Times New Roman"/>
-          <w:sz w:val="24"/>
-          <w:szCs w:val="24"/>
-        </w:rPr>
-        <w:t>Свя</w:t>
-      </w:r>
-      <w:r>
-        <w:rPr>
-          <w:rFonts w:ascii="Times New Roman" w:hAnsi="Times New Roman"/>
-          <w:sz w:val="24"/>
-          <w:szCs w:val="24"/>
-        </w:rPr>
-        <w:t xml:space="preserve">тий Боже, святий Кріпкий, святий Безсмертний, помилуй нас </w:t>
-      </w:r>
-      <w:r>
-        <w:rPr>
-          <w:rFonts w:ascii="Times New Roman" w:hAnsi="Times New Roman"/>
-          <w:i/>
-          <w:color w:val="FF0000"/>
-          <w:sz w:val="24"/>
-          <w:szCs w:val="24"/>
-        </w:rPr>
-        <w:t>(3 р.)</w:t>
-      </w:r>
-    </w:p>
-    <w:p>
-      <w:pPr>
-        <w:spacing w:after="120"/>
-        <w:jc w:val="both"/>
-        <w:rPr>
-          <w:rFonts w:ascii="Times New Roman" w:hAnsi="Times New Roman"/>
-          <w:sz w:val="24"/>
-          <w:szCs w:val="24"/>
-        </w:rPr>
-      </w:pPr>
-      <w:r>
-        <w:rPr>
-          <w:rFonts w:ascii="Times New Roman" w:hAnsi="Times New Roman"/>
-          <w:sz w:val="24"/>
-          <w:szCs w:val="24"/>
+        <w:pStyle w:val="a"/>
+        <w:spacing w:after="120"/>
+      </w:pPr>
+      <w:r>
+        <w:rPr>
+          <w:rFonts w:ascii="Times New Roman" w:hAnsi="Times New Roman"/>
+          <w:sz w:val="24"/>
+        </w:rPr>
+        <w:t xml:space="preserve">Святий Боже, святий Кріпкий, святий Безсмертний, помилуй нас. </w:t>
+      </w:r>
+      <w:r>
+        <w:rPr>
+          <w:rFonts w:ascii="Times New Roman" w:hAnsi="Times New Roman"/>
+          <w:i/>
+          <w:color w:val="FF0000"/>
+          <w:sz w:val="24"/>
+        </w:rPr>
+        <w:t>(3 р.)</w:t>
+      </w:r>
+    </w:p>
+    <w:p>
+      <w:pPr>
+        <w:pStyle w:val="a"/>
+        <w:spacing w:after="120"/>
+      </w:pPr>
+      <w:r>
+        <w:rPr>
+          <w:rFonts w:ascii="Times New Roman" w:hAnsi="Times New Roman"/>
+          <w:sz w:val="24"/>
         </w:rPr>
         <w:t>Слава Отцю, і Сину, і Святому Духові,* і нині і повсякчас, і на віки віків. Амінь.</w:t>
       </w:r>
@@ -231,29 +207,27 @@
     </w:p>
     <w:p>
       <w:pPr>
-        <w:spacing w:after="120"/>
-        <w:jc w:val="both"/>
-        <w:rPr>
-          <w:rFonts w:ascii="Times New Roman" w:hAnsi="Times New Roman"/>
-          <w:i/>
-          <w:sz w:val="24"/>
-          <w:szCs w:val="24"/>
-        </w:rPr>
-      </w:pPr>
-      <w:r>
-        <w:rPr>
-          <w:rFonts w:ascii="Times New Roman" w:hAnsi="Times New Roman"/>
-          <w:sz w:val="24"/>
-          <w:szCs w:val="24"/>
+        <w:pStyle w:val="a"/>
+        <w:spacing w:after="120"/>
+      </w:pPr>
+      <w:r>
+        <w:rPr>
+          <w:rFonts w:ascii="Times New Roman" w:hAnsi="Times New Roman"/>
+          <w:sz w:val="24"/>
         </w:rPr>
         <w:t>Господи, помилуй</w:t>
       </w:r>
       <w:r>
         <w:rPr>
           <w:rFonts w:ascii="Times New Roman" w:hAnsi="Times New Roman"/>
-          <w:i/>
-          <w:sz w:val="24"/>
-          <w:szCs w:val="24"/>
+          <w:sz w:val="24"/>
+        </w:rPr>
+        <w:t>.</w:t>
+      </w:r>
+      <w:r>
+        <w:rPr>
+          <w:rFonts w:ascii="Times New Roman" w:hAnsi="Times New Roman"/>
+          <w:sz w:val="24"/>
         </w:rPr>
         <w:t xml:space="preserve"> </w:t>
       </w:r>
@@ -263,35 +237,69 @@
           <w:i/>
           <w:color w:val="FF0000"/>
           <w:sz w:val="24"/>
-          <w:szCs w:val="24"/>
-        </w:rPr>
-        <w:t>(3 р.)</w:t>
-      </w:r>
-    </w:p>
-    <w:p>
-      <w:pPr>
-        <w:spacing w:after="120"/>
-        <w:jc w:val="both"/>
-        <w:rPr>
-          <w:rFonts w:ascii="Times New Roman" w:hAnsi="Times New Roman"/>
-          <w:sz w:val="24"/>
-          <w:szCs w:val="24"/>
-        </w:rPr>
-      </w:pPr>
-      <w:r>
-        <w:rPr>
-          <w:rFonts w:ascii="Times New Roman" w:hAnsi="Times New Roman"/>
-          <w:sz w:val="24"/>
-          <w:szCs w:val="24"/>
-        </w:rPr>
-        <w:t>Слава Отцю, і Сину, і Святому Духові.* І</w:t>
+        </w:rPr>
+        <w:t>(3 р.)</w:t>
+      </w:r>
+    </w:p>
+    <w:p>
+      <w:pPr>
+        <w:pStyle w:val="a"/>
+        <w:spacing w:after="120"/>
+      </w:pPr>
+      <w:r>
+        <w:rPr>
+          <w:rFonts w:ascii="Times New Roman" w:hAnsi="Times New Roman"/>
+          <w:sz w:val="24"/>
+        </w:rPr>
+        <w:t xml:space="preserve">Слава </w:t>
+      </w:r>
+      <w:r>
+        <w:rPr>
+          <w:rFonts w:ascii="Times New Roman" w:hAnsi="Times New Roman"/>
+          <w:sz w:val="24"/>
+        </w:rPr>
+        <w:t>Отцю</w:t>
+      </w:r>
+      <w:r>
+        <w:rPr>
+          <w:rFonts w:ascii="Times New Roman" w:hAnsi="Times New Roman"/>
+          <w:sz w:val="24"/>
+        </w:rPr>
+        <w:t xml:space="preserve">, і Сину, і Святому </w:t>
+      </w:r>
+      <w:r>
+        <w:rPr>
+          <w:rFonts w:ascii="Times New Roman" w:hAnsi="Times New Roman"/>
+          <w:sz w:val="24"/>
+        </w:rPr>
+        <w:t>Духові</w:t>
+      </w:r>
+      <w:r>
+        <w:rPr>
+          <w:rFonts w:ascii="Times New Roman" w:hAnsi="Times New Roman"/>
+          <w:sz w:val="24"/>
+        </w:rPr>
+        <w:t>,</w:t>
+      </w:r>
+      <w:r>
+        <w:rPr>
+          <w:rFonts w:ascii="Times New Roman" w:hAnsi="Times New Roman"/>
+          <w:sz w:val="24"/>
+        </w:rPr>
+        <w:t xml:space="preserve">* </w:t>
+      </w:r>
+      <w:r>
+        <w:rPr>
+          <w:rFonts w:ascii="Times New Roman" w:hAnsi="Times New Roman"/>
+          <w:sz w:val="24"/>
+        </w:rPr>
+        <w:t>і</w:t>
       </w:r>
       <w:r>
         <w:rPr>
           <w:rFonts w:ascii="Times New Roman" w:hAnsi="Times New Roman"/>
           <w:b/>
           <w:sz w:val="24"/>
-          <w:szCs w:val="24"/>
         </w:rPr>
         <w:t xml:space="preserve"> </w:t>
       </w:r>
@@ -299,9 +307,71 @@
         <w:rPr>
           <w:rFonts w:ascii="Times New Roman" w:hAnsi="Times New Roman"/>
           <w:sz w:val="24"/>
-          <w:szCs w:val="24"/>
-        </w:rPr>
-        <w:t>нині і повсякчас, і на віки віків. Амінь.</w:t>
+        </w:rPr>
+        <w:t>нині</w:t>
+      </w:r>
+      <w:r>
+        <w:rPr>
+          <w:rFonts w:ascii="Times New Roman" w:hAnsi="Times New Roman"/>
+          <w:sz w:val="24"/>
+        </w:rPr>
+        <w:t xml:space="preserve"> і </w:t>
+      </w:r>
+      <w:r>
+        <w:rPr>
+          <w:rFonts w:ascii="Times New Roman" w:hAnsi="Times New Roman"/>
+          <w:sz w:val="24"/>
+        </w:rPr>
+        <w:t>повсякчас</w:t>
+      </w:r>
+      <w:r>
+        <w:rPr>
+          <w:rFonts w:ascii="Times New Roman" w:hAnsi="Times New Roman"/>
+          <w:sz w:val="24"/>
+        </w:rPr>
+        <w:t xml:space="preserve">, і на </w:t>
+      </w:r>
+      <w:r>
+        <w:rPr>
+          <w:rFonts w:ascii="Times New Roman" w:hAnsi="Times New Roman"/>
+          <w:sz w:val="24"/>
+        </w:rPr>
+        <w:t>віки</w:t>
+      </w:r>
+      <w:r>
+        <w:rPr>
+          <w:rFonts w:ascii="Times New Roman" w:hAnsi="Times New Roman"/>
+          <w:sz w:val="24"/>
+        </w:rPr>
+        <w:t xml:space="preserve"> </w:t>
+      </w:r>
+      <w:r>
+        <w:rPr>
+          <w:rFonts w:ascii="Times New Roman" w:hAnsi="Times New Roman"/>
+          <w:sz w:val="24"/>
+        </w:rPr>
+        <w:t>віків</w:t>
+      </w:r>
+      <w:r>
+        <w:rPr>
+          <w:rFonts w:ascii="Times New Roman" w:hAnsi="Times New Roman"/>
+          <w:sz w:val="24"/>
+        </w:rPr>
+        <w:t xml:space="preserve">. </w:t>
+      </w:r>
+      <w:r>
+        <w:rPr>
+          <w:rFonts w:ascii="Times New Roman" w:hAnsi="Times New Roman"/>
+          <w:sz w:val="24"/>
+        </w:rPr>
+        <w:t>Амінь</w:t>
+      </w:r>
+      <w:r>
+        <w:rPr>
+          <w:rFonts w:ascii="Times New Roman" w:hAnsi="Times New Roman"/>
+          <w:sz w:val="24"/>
+        </w:rPr>
+        <w:t>.</w:t>
       </w:r>
     </w:p>
     <w:p>
@@ -411,7 +481,7 @@
           <w:sz w:val="24"/>
           <w:szCs w:val="24"/>
         </w:rPr>
-        <w:t>(12 р.)</w:t>
+        <w:t>(12 р.)</w:t>
       </w:r>
     </w:p>
     <w:p>
@@ -4608,7 +4678,7 @@
           <w:sz w:val="24"/>
           <w:szCs w:val="24"/>
         </w:rPr>
-        <w:t xml:space="preserve"> Господи щедрий і милосердний, довготерпеливий і многомилостивий! Вислухай молитви наші і зверни увагу на голос моління нашого і яви нам знак милости твоєї, наведи нас на дорогу твою, щоб ходили ми в твоїй правді. Звесели серця наші, щоб ми боялись імення </w:t>
+        <w:t xml:space="preserve"> Господи щедрий і милосердний, довготерпеливий і многомилостивий! Вислухай молитви наші і зверни увагу на голос моління нашого і яви нам знак милости твоєї, наведи нас на дорогу твою, щоб ходили ми в твоїй правді. Звесели серця наші, щоб ми боялись імення </w:t>
       </w:r>
       <w:r>
         <w:rPr>
@@ -4644,7 +4714,7 @@
           <w:sz w:val="24"/>
           <w:szCs w:val="24"/>
         </w:rPr>
-        <w:t>2. </w:t>
+        <w:t xml:space="preserve">2. </w:t>
       </w:r>
       <w:r>
         <w:rPr>
@@ -4696,7 +4766,7 @@
           <w:sz w:val="24"/>
           <w:szCs w:val="24"/>
         </w:rPr>
-        <w:t> Господи, Боже наш! Згадай нас грішних і недостойних слуг твоїх, коли призиваємо святе ім'я твоє, і не осороми нас, коли очікуємо милости твоєї, але вислухай, Господи, усі наші спасенні прохання, і вчини</w:t>
+        <w:t xml:space="preserve"> Господи, Боже наш! Згадай нас грішних і недостойних слуг твоїх, коли призиваємо святе ім'я твоє, і не осороми нас, коли очікуємо милости твоєї, але вислухай, Господи, усі наші спасенні прохання, і вчини</w:t>
       </w:r>
       <w:r>
         <w:rPr>
@@ -4724,7 +4794,7 @@
           <w:sz w:val="24"/>
           <w:szCs w:val="24"/>
         </w:rPr>
-        <w:t>4. </w:t>
+        <w:t xml:space="preserve">4. </w:t>
       </w:r>
       <w:r>
         <w:rPr>
@@ -4776,7 +4846,7 @@
           <w:sz w:val="24"/>
           <w:szCs w:val="24"/>
         </w:rPr>
-        <w:t> Благословенний ти, Господи Боже, Вседержителю, що знаєш думки людські, що відаєш те, чого ми потребуємо, і багато більш</w:t>
+        <w:t xml:space="preserve"> Благословенний ти, Господи Боже, Вседержителю, що знаєш думки людські, що відаєш те, чого ми потребуємо, і багато більш</w:t>
       </w:r>
       <w:r>
         <w:rPr>
@@ -4820,7 +4890,7 @@
           <w:sz w:val="24"/>
           <w:szCs w:val="24"/>
         </w:rPr>
-        <w:t> Господи, Господи, що пречистою твоєю долонею все утримуєш, що довго терпиш нам усім, і жалієшся задля нашої злоби! Зг</w:t>
+        <w:t xml:space="preserve"> Господи, Господи, що пречистою твоєю долонею все утримуєш, що довго терпиш нам усім, і жалієшся задля нашої злоби! Зг</w:t>
       </w:r>
       <w:r>
         <w:rPr>
@@ -4864,7 +4934,7 @@
           <w:sz w:val="24"/>
           <w:szCs w:val="24"/>
         </w:rPr>
-        <w:t> Боже великий і дивний, що несказанною добрістю і багатим промислом усім управляєш, і дав нам земні добра й запевнив нам об</w:t>
+        <w:t xml:space="preserve"> Боже великий і дивний, що несказанною добрістю і багатим промислом усім управляєш, і дав нам земні добра й запевнив нам об</w:t>
       </w:r>
       <w:r>
         <w:rPr>
@@ -4908,7 +4978,7 @@
           <w:sz w:val="24"/>
           <w:szCs w:val="24"/>
         </w:rPr>
-        <w:t> Боже великий і вишній, в тебе одного є безсмертність і в світлі живеш недоступнім. Ти все створіння мудро створив, відокремив світло від темряви і сонце поклав, щоб правити днем, а місяць</w:t>
+        <w:t xml:space="preserve"> Боже великий і вишній, в тебе одного є безсмертність і в світлі живеш недоступнім. Ти все створіння мудро створив, відокремив світло від темряви і сонце поклав, щоб правити днем, а місяць</w:t>
       </w:r>
       <w:r>
         <w:rPr>
@@ -6533,401 +6603,1778 @@
     </w:p>
     <w:p>
       <w:pPr>
-        <w:spacing w:after="120"/>
-        <w:jc w:val="both"/>
-        <w:rPr>
-          <w:rFonts w:ascii="Times New Roman" w:hAnsi="Times New Roman"/>
-          <w:sz w:val="24"/>
-          <w:szCs w:val="24"/>
-        </w:rPr>
-      </w:pPr>
-      <w:r>
-        <w:rPr>
-          <w:rFonts w:ascii="Times New Roman" w:eastAsia="Gungsuh" w:hAnsi="Times New Roman"/>
-          <w:sz w:val="24"/>
-          <w:szCs w:val="24"/>
-        </w:rPr>
-        <w:t>Постав, Господи, моїм устам сторожу;* до дверей губ моїх − варту!</w:t>
-      </w:r>
-    </w:p>
-    <w:p>
-      <w:pPr>
-        <w:spacing w:after="120"/>
-        <w:jc w:val="both"/>
-        <w:rPr>
-          <w:rFonts w:ascii="Times New Roman" w:hAnsi="Times New Roman"/>
-          <w:sz w:val="24"/>
-          <w:szCs w:val="24"/>
-        </w:rPr>
-      </w:pPr>
-      <w:r>
-        <w:rPr>
-          <w:rFonts w:ascii="Times New Roman" w:hAnsi="Times New Roman"/>
-          <w:sz w:val="24"/>
-          <w:szCs w:val="24"/>
-        </w:rPr>
-        <w:t>Не дай схилитися серцеві моєму* до чогось злого.</w:t>
-      </w:r>
-    </w:p>
-    <w:p>
-      <w:pPr>
-        <w:spacing w:after="120"/>
-        <w:jc w:val="both"/>
-        <w:rPr>
-          <w:rFonts w:ascii="Times New Roman" w:hAnsi="Times New Roman"/>
-          <w:sz w:val="24"/>
-          <w:szCs w:val="24"/>
-        </w:rPr>
-      </w:pPr>
-      <w:r>
-        <w:rPr>
-          <w:rFonts w:ascii="Times New Roman" w:hAnsi="Times New Roman"/>
-          <w:sz w:val="24"/>
-          <w:szCs w:val="24"/>
-        </w:rPr>
-        <w:t xml:space="preserve">Ані чинити лихі вчинки з людьми, що творять беззаконня,* – ні ласощів їхніх я не хочу </w:t>
-      </w:r>
-      <w:r>
-        <w:rPr>
-          <w:rFonts w:ascii="Times New Roman" w:hAnsi="Times New Roman"/>
-          <w:sz w:val="24"/>
-          <w:szCs w:val="24"/>
-        </w:rPr>
-        <w:t>їсти.</w:t>
-      </w:r>
-    </w:p>
-    <w:p>
-      <w:pPr>
-        <w:spacing w:after="120"/>
-        <w:jc w:val="both"/>
-        <w:rPr>
-          <w:rFonts w:ascii="Times New Roman" w:hAnsi="Times New Roman"/>
-          <w:sz w:val="24"/>
-          <w:szCs w:val="24"/>
-        </w:rPr>
-      </w:pPr>
-      <w:r>
-        <w:rPr>
-          <w:rFonts w:ascii="Times New Roman" w:hAnsi="Times New Roman"/>
-          <w:sz w:val="24"/>
-          <w:szCs w:val="24"/>
-        </w:rPr>
-        <w:t>Нехай праведник по-доброму б'є мене й виправляє,* а олія грішного нехай не намастить голови моєї.</w:t>
-      </w:r>
-    </w:p>
-    <w:p>
-      <w:pPr>
-        <w:spacing w:after="120"/>
-        <w:jc w:val="both"/>
-        <w:rPr>
-          <w:rFonts w:ascii="Times New Roman" w:hAnsi="Times New Roman"/>
-          <w:sz w:val="24"/>
-          <w:szCs w:val="24"/>
-        </w:rPr>
-      </w:pPr>
-      <w:r>
-        <w:rPr>
-          <w:rFonts w:ascii="Times New Roman" w:hAnsi="Times New Roman"/>
-          <w:sz w:val="24"/>
-          <w:szCs w:val="24"/>
-        </w:rPr>
-        <w:t>Я все-таки молитимусь,* незважаючи на їхні злі вчинки.</w:t>
-      </w:r>
-    </w:p>
-    <w:p>
-      <w:pPr>
-        <w:spacing w:after="120"/>
-        <w:jc w:val="both"/>
-        <w:rPr>
-          <w:rFonts w:ascii="Times New Roman" w:hAnsi="Times New Roman"/>
-          <w:sz w:val="24"/>
-          <w:szCs w:val="24"/>
-        </w:rPr>
-      </w:pPr>
-      <w:r>
-        <w:rPr>
-          <w:rFonts w:ascii="Times New Roman" w:hAnsi="Times New Roman"/>
-          <w:sz w:val="24"/>
-          <w:szCs w:val="24"/>
-        </w:rPr>
-        <w:t>Якщо суддів їхніх скинуть в ущелини скелі,* то почують, що слова мої любі.</w:t>
-      </w:r>
-    </w:p>
-    <w:p>
-      <w:pPr>
-        <w:spacing w:after="120"/>
-        <w:jc w:val="both"/>
-        <w:rPr>
-          <w:rFonts w:ascii="Times New Roman" w:hAnsi="Times New Roman"/>
-          <w:sz w:val="24"/>
-          <w:szCs w:val="24"/>
-        </w:rPr>
-      </w:pPr>
-      <w:r>
-        <w:rPr>
-          <w:rFonts w:ascii="Times New Roman" w:hAnsi="Times New Roman"/>
-          <w:sz w:val="24"/>
-          <w:szCs w:val="24"/>
-        </w:rPr>
-        <w:t>Немовби хтось розбив і розрив землю,* розкидано їхні кості перед адом.</w:t>
-      </w:r>
-    </w:p>
-    <w:p>
-      <w:pPr>
-        <w:spacing w:after="120"/>
-        <w:jc w:val="both"/>
-        <w:rPr>
-          <w:rFonts w:ascii="Times New Roman" w:hAnsi="Times New Roman"/>
-          <w:sz w:val="24"/>
-          <w:szCs w:val="24"/>
-        </w:rPr>
-      </w:pPr>
-      <w:r>
-        <w:rPr>
-          <w:rFonts w:ascii="Times New Roman" w:hAnsi="Times New Roman"/>
-          <w:sz w:val="24"/>
-          <w:szCs w:val="24"/>
-        </w:rPr>
-        <w:t>Бо до тебе, Господи, мій Боже, мої очі;* до тебе прибігаю, не губи душі моєї.</w:t>
-      </w:r>
-    </w:p>
-    <w:p>
-      <w:pPr>
-        <w:spacing w:after="120"/>
-        <w:jc w:val="both"/>
-        <w:rPr>
-          <w:rFonts w:ascii="Times New Roman" w:hAnsi="Times New Roman"/>
-          <w:sz w:val="24"/>
-          <w:szCs w:val="24"/>
-        </w:rPr>
-      </w:pPr>
-      <w:r>
-        <w:rPr>
-          <w:rFonts w:ascii="Times New Roman" w:hAnsi="Times New Roman"/>
-          <w:sz w:val="24"/>
-          <w:szCs w:val="24"/>
-        </w:rPr>
-        <w:t>Збережи мене від петлі, що її на</w:t>
-      </w:r>
-      <w:r>
-        <w:rPr>
-          <w:rFonts w:ascii="Times New Roman" w:hAnsi="Times New Roman"/>
-          <w:sz w:val="24"/>
-          <w:szCs w:val="24"/>
-        </w:rPr>
-        <w:t>ставили на мене,* і від сильця тих, що творять беззаконня.</w:t>
-      </w:r>
-    </w:p>
-    <w:p>
-      <w:pPr>
-        <w:spacing w:after="120"/>
-        <w:jc w:val="both"/>
-        <w:rPr>
-          <w:rFonts w:ascii="Times New Roman" w:hAnsi="Times New Roman"/>
-          <w:sz w:val="24"/>
-          <w:szCs w:val="24"/>
-        </w:rPr>
-      </w:pPr>
-      <w:r>
-        <w:rPr>
-          <w:rFonts w:ascii="Times New Roman" w:hAnsi="Times New Roman"/>
-          <w:sz w:val="24"/>
-          <w:szCs w:val="24"/>
-        </w:rPr>
-        <w:t>Нехай грішники впадуть у власні сіті всі разом,* а я пройду безпечно.</w:t>
-      </w:r>
-    </w:p>
-    <w:p>
-      <w:pPr>
-        <w:spacing w:after="120"/>
-        <w:jc w:val="center"/>
+        <w:pStyle w:val="a"/>
+        <w:spacing w:after="120"/>
+      </w:pPr>
+      <w:r>
+        <w:rPr>
+          <w:rFonts w:ascii="Times New Roman" w:hAnsi="Times New Roman"/>
+          <w:sz w:val="24"/>
+        </w:rPr>
+        <w:t>Поста́в</w:t>
+      </w:r>
+      <w:r>
+        <w:rPr>
+          <w:rFonts w:ascii="Times New Roman" w:hAnsi="Times New Roman"/>
+          <w:sz w:val="24"/>
+        </w:rPr>
+        <w:t xml:space="preserve">, </w:t>
+      </w:r>
+      <w:r>
+        <w:rPr>
+          <w:rFonts w:ascii="Times New Roman" w:hAnsi="Times New Roman"/>
+          <w:sz w:val="24"/>
+        </w:rPr>
+        <w:t>Го́споди</w:t>
+      </w:r>
+      <w:r>
+        <w:rPr>
+          <w:rFonts w:ascii="Times New Roman" w:hAnsi="Times New Roman"/>
+          <w:sz w:val="24"/>
+        </w:rPr>
+        <w:t xml:space="preserve">, </w:t>
+      </w:r>
+      <w:r>
+        <w:rPr>
+          <w:rFonts w:ascii="Times New Roman" w:hAnsi="Times New Roman"/>
+          <w:sz w:val="24"/>
+        </w:rPr>
+        <w:t>мої́м</w:t>
+      </w:r>
+      <w:r>
+        <w:rPr>
+          <w:rFonts w:ascii="Times New Roman" w:hAnsi="Times New Roman"/>
+          <w:sz w:val="24"/>
+        </w:rPr>
+        <w:t xml:space="preserve"> </w:t>
+      </w:r>
+      <w:r>
+        <w:rPr>
+          <w:rFonts w:ascii="Times New Roman" w:hAnsi="Times New Roman"/>
+          <w:sz w:val="24"/>
+        </w:rPr>
+        <w:t>уста́м</w:t>
+      </w:r>
+      <w:r>
+        <w:rPr>
+          <w:rFonts w:ascii="Times New Roman" w:hAnsi="Times New Roman"/>
+          <w:sz w:val="24"/>
+        </w:rPr>
+        <w:t xml:space="preserve"> </w:t>
+      </w:r>
+      <w:r>
+        <w:rPr>
+          <w:rFonts w:ascii="Times New Roman" w:hAnsi="Times New Roman"/>
+          <w:sz w:val="24"/>
+        </w:rPr>
+        <w:t>сторо́жу</w:t>
+      </w:r>
+      <w:r>
+        <w:rPr>
+          <w:rFonts w:ascii="Times New Roman" w:hAnsi="Times New Roman"/>
+          <w:sz w:val="24"/>
+        </w:rPr>
+        <w:t xml:space="preserve">;* до </w:t>
+      </w:r>
+      <w:r>
+        <w:rPr>
+          <w:rFonts w:ascii="Times New Roman" w:hAnsi="Times New Roman"/>
+          <w:sz w:val="24"/>
+        </w:rPr>
+        <w:t>двере́й</w:t>
+      </w:r>
+      <w:r>
+        <w:rPr>
+          <w:rFonts w:ascii="Times New Roman" w:hAnsi="Times New Roman"/>
+          <w:sz w:val="24"/>
+        </w:rPr>
+        <w:t xml:space="preserve"> губ </w:t>
+      </w:r>
+      <w:r>
+        <w:rPr>
+          <w:rFonts w:ascii="Times New Roman" w:hAnsi="Times New Roman"/>
+          <w:sz w:val="24"/>
+        </w:rPr>
+        <w:t>мої́х</w:t>
+      </w:r>
+      <w:r>
+        <w:rPr>
+          <w:rFonts w:ascii="Times New Roman" w:hAnsi="Times New Roman"/>
+          <w:sz w:val="24"/>
+        </w:rPr>
+        <w:t xml:space="preserve"> − </w:t>
+      </w:r>
+      <w:r>
+        <w:rPr>
+          <w:rFonts w:ascii="Times New Roman" w:hAnsi="Times New Roman"/>
+          <w:sz w:val="24"/>
+        </w:rPr>
+        <w:t>ва́рту</w:t>
+      </w:r>
+      <w:r>
+        <w:rPr>
+          <w:rFonts w:ascii="Times New Roman" w:hAnsi="Times New Roman"/>
+          <w:sz w:val="24"/>
+        </w:rPr>
+        <w:t>!</w:t>
+      </w:r>
+    </w:p>
+    <w:p>
+      <w:pPr>
+        <w:pStyle w:val="a"/>
+        <w:spacing w:after="120"/>
+      </w:pPr>
+      <w:r>
+        <w:rPr>
+          <w:rFonts w:ascii="Times New Roman" w:hAnsi="Times New Roman"/>
+          <w:sz w:val="24"/>
+        </w:rPr>
+        <w:t xml:space="preserve">Не дай </w:t>
+      </w:r>
+      <w:r>
+        <w:rPr>
+          <w:rFonts w:ascii="Times New Roman" w:hAnsi="Times New Roman"/>
+          <w:sz w:val="24"/>
+        </w:rPr>
+        <w:t>схили́тися</w:t>
+      </w:r>
+      <w:r>
+        <w:rPr>
+          <w:rFonts w:ascii="Times New Roman" w:hAnsi="Times New Roman"/>
+          <w:sz w:val="24"/>
+        </w:rPr>
+        <w:t xml:space="preserve"> </w:t>
+      </w:r>
+      <w:r>
+        <w:rPr>
+          <w:rFonts w:ascii="Times New Roman" w:hAnsi="Times New Roman"/>
+          <w:sz w:val="24"/>
+        </w:rPr>
+        <w:t>се́рцеві</w:t>
+      </w:r>
+      <w:r>
+        <w:rPr>
+          <w:rFonts w:ascii="Times New Roman" w:hAnsi="Times New Roman"/>
+          <w:sz w:val="24"/>
+        </w:rPr>
+        <w:t xml:space="preserve"> </w:t>
+      </w:r>
+      <w:r>
+        <w:rPr>
+          <w:rFonts w:ascii="Times New Roman" w:hAnsi="Times New Roman"/>
+          <w:sz w:val="24"/>
+        </w:rPr>
+        <w:t>моє́му</w:t>
+      </w:r>
+      <w:r>
+        <w:rPr>
+          <w:rFonts w:ascii="Times New Roman" w:hAnsi="Times New Roman"/>
+          <w:sz w:val="24"/>
+        </w:rPr>
+        <w:t xml:space="preserve">* до </w:t>
+      </w:r>
+      <w:r>
+        <w:rPr>
+          <w:rFonts w:ascii="Times New Roman" w:hAnsi="Times New Roman"/>
+          <w:sz w:val="24"/>
+        </w:rPr>
+        <w:t>чо́гось</w:t>
+      </w:r>
+      <w:r>
+        <w:rPr>
+          <w:rFonts w:ascii="Times New Roman" w:hAnsi="Times New Roman"/>
+          <w:sz w:val="24"/>
+        </w:rPr>
+        <w:t xml:space="preserve"> </w:t>
+      </w:r>
+      <w:r>
+        <w:rPr>
+          <w:rFonts w:ascii="Times New Roman" w:hAnsi="Times New Roman"/>
+          <w:sz w:val="24"/>
+        </w:rPr>
+        <w:t>зло́го</w:t>
+      </w:r>
+      <w:r>
+        <w:rPr>
+          <w:rFonts w:ascii="Times New Roman" w:hAnsi="Times New Roman"/>
+          <w:sz w:val="24"/>
+        </w:rPr>
+        <w:t>.</w:t>
+      </w:r>
+    </w:p>
+    <w:p>
+      <w:pPr>
+        <w:pStyle w:val="a"/>
+        <w:spacing w:after="120"/>
+      </w:pPr>
+      <w:r>
+        <w:rPr>
+          <w:rFonts w:ascii="Times New Roman" w:hAnsi="Times New Roman"/>
+          <w:sz w:val="24"/>
+        </w:rPr>
+        <w:t xml:space="preserve">Ані </w:t>
+      </w:r>
+      <w:r>
+        <w:rPr>
+          <w:rFonts w:ascii="Times New Roman" w:hAnsi="Times New Roman"/>
+          <w:sz w:val="24"/>
+        </w:rPr>
+        <w:t>чини́ти</w:t>
+      </w:r>
+      <w:r>
+        <w:rPr>
+          <w:rFonts w:ascii="Times New Roman" w:hAnsi="Times New Roman"/>
+          <w:sz w:val="24"/>
+        </w:rPr>
+        <w:t xml:space="preserve"> лихі́ </w:t>
+      </w:r>
+      <w:r>
+        <w:rPr>
+          <w:rFonts w:ascii="Times New Roman" w:hAnsi="Times New Roman"/>
+          <w:sz w:val="24"/>
+        </w:rPr>
+        <w:t>вчи́нки</w:t>
+      </w:r>
+      <w:r>
+        <w:rPr>
+          <w:rFonts w:ascii="Times New Roman" w:hAnsi="Times New Roman"/>
+          <w:sz w:val="24"/>
+        </w:rPr>
+        <w:t xml:space="preserve"> з людьми́, що </w:t>
+      </w:r>
+      <w:r>
+        <w:rPr>
+          <w:rFonts w:ascii="Times New Roman" w:hAnsi="Times New Roman"/>
+          <w:sz w:val="24"/>
+        </w:rPr>
+        <w:t>тво́рять</w:t>
+      </w:r>
+      <w:r>
+        <w:rPr>
+          <w:rFonts w:ascii="Times New Roman" w:hAnsi="Times New Roman"/>
+          <w:sz w:val="24"/>
+        </w:rPr>
+        <w:t xml:space="preserve"> </w:t>
+      </w:r>
+      <w:r>
+        <w:rPr>
+          <w:rFonts w:ascii="Times New Roman" w:hAnsi="Times New Roman"/>
+          <w:sz w:val="24"/>
+        </w:rPr>
+        <w:t>беззако́ння</w:t>
+      </w:r>
+      <w:r>
+        <w:rPr>
+          <w:rFonts w:ascii="Times New Roman" w:hAnsi="Times New Roman"/>
+          <w:sz w:val="24"/>
+        </w:rPr>
+        <w:t xml:space="preserve">,* – ні </w:t>
+      </w:r>
+      <w:r>
+        <w:rPr>
+          <w:rFonts w:ascii="Times New Roman" w:hAnsi="Times New Roman"/>
+          <w:sz w:val="24"/>
+        </w:rPr>
+        <w:t>ла́сощів</w:t>
+      </w:r>
+      <w:r>
+        <w:rPr>
+          <w:rFonts w:ascii="Times New Roman" w:hAnsi="Times New Roman"/>
+          <w:sz w:val="24"/>
+        </w:rPr>
+        <w:t xml:space="preserve"> </w:t>
+      </w:r>
+      <w:r>
+        <w:rPr>
+          <w:rFonts w:ascii="Times New Roman" w:hAnsi="Times New Roman"/>
+          <w:sz w:val="24"/>
+        </w:rPr>
+        <w:t>ї́хніх</w:t>
+      </w:r>
+      <w:r>
+        <w:rPr>
+          <w:rFonts w:ascii="Times New Roman" w:hAnsi="Times New Roman"/>
+          <w:sz w:val="24"/>
+        </w:rPr>
+        <w:t xml:space="preserve"> я не </w:t>
+      </w:r>
+      <w:r>
+        <w:rPr>
+          <w:rFonts w:ascii="Times New Roman" w:hAnsi="Times New Roman"/>
+          <w:sz w:val="24"/>
+        </w:rPr>
+        <w:t>хо́чу</w:t>
+      </w:r>
+      <w:r>
+        <w:rPr>
+          <w:rFonts w:ascii="Times New Roman" w:hAnsi="Times New Roman"/>
+          <w:sz w:val="24"/>
+        </w:rPr>
+        <w:t xml:space="preserve"> </w:t>
+      </w:r>
+      <w:r>
+        <w:rPr>
+          <w:rFonts w:ascii="Times New Roman" w:hAnsi="Times New Roman"/>
+          <w:sz w:val="24"/>
+        </w:rPr>
+        <w:t>ї́сти</w:t>
+      </w:r>
+      <w:r>
+        <w:rPr>
+          <w:rFonts w:ascii="Times New Roman" w:hAnsi="Times New Roman"/>
+          <w:sz w:val="24"/>
+        </w:rPr>
+        <w:t>.</w:t>
+      </w:r>
+    </w:p>
+    <w:p>
+      <w:pPr>
+        <w:pStyle w:val="a"/>
+        <w:spacing w:after="120"/>
+      </w:pPr>
+      <w:r>
+        <w:rPr>
+          <w:rFonts w:ascii="Times New Roman" w:hAnsi="Times New Roman"/>
+          <w:sz w:val="24"/>
+        </w:rPr>
+        <w:t>Неха́й</w:t>
+      </w:r>
+      <w:r>
+        <w:rPr>
+          <w:rFonts w:ascii="Times New Roman" w:hAnsi="Times New Roman"/>
+          <w:sz w:val="24"/>
+        </w:rPr>
+        <w:t xml:space="preserve"> </w:t>
+      </w:r>
+      <w:r>
+        <w:rPr>
+          <w:rFonts w:ascii="Times New Roman" w:hAnsi="Times New Roman"/>
+          <w:sz w:val="24"/>
+        </w:rPr>
+        <w:t>пра́ведник</w:t>
+      </w:r>
+      <w:r>
+        <w:rPr>
+          <w:rFonts w:ascii="Times New Roman" w:hAnsi="Times New Roman"/>
+          <w:sz w:val="24"/>
+        </w:rPr>
+        <w:t xml:space="preserve"> </w:t>
+      </w:r>
+      <w:r>
+        <w:rPr>
+          <w:rFonts w:ascii="Times New Roman" w:hAnsi="Times New Roman"/>
+          <w:sz w:val="24"/>
+        </w:rPr>
+        <w:t>по-до́брому</w:t>
+      </w:r>
+      <w:r>
+        <w:rPr>
+          <w:rFonts w:ascii="Times New Roman" w:hAnsi="Times New Roman"/>
+          <w:sz w:val="24"/>
+        </w:rPr>
+        <w:t xml:space="preserve"> б’є мене́ й </w:t>
+      </w:r>
+      <w:r>
+        <w:rPr>
+          <w:rFonts w:ascii="Times New Roman" w:hAnsi="Times New Roman"/>
+          <w:sz w:val="24"/>
+        </w:rPr>
+        <w:t>виправля́є</w:t>
+      </w:r>
+      <w:r>
+        <w:rPr>
+          <w:rFonts w:ascii="Times New Roman" w:hAnsi="Times New Roman"/>
+          <w:sz w:val="24"/>
+        </w:rPr>
+        <w:t xml:space="preserve">,* а </w:t>
+      </w:r>
+      <w:r>
+        <w:rPr>
+          <w:rFonts w:ascii="Times New Roman" w:hAnsi="Times New Roman"/>
+          <w:sz w:val="24"/>
+        </w:rPr>
+        <w:t>олі́я</w:t>
+      </w:r>
+      <w:r>
+        <w:rPr>
+          <w:rFonts w:ascii="Times New Roman" w:hAnsi="Times New Roman"/>
+          <w:sz w:val="24"/>
+        </w:rPr>
+        <w:t xml:space="preserve"> </w:t>
+      </w:r>
+      <w:r>
+        <w:rPr>
+          <w:rFonts w:ascii="Times New Roman" w:hAnsi="Times New Roman"/>
+          <w:sz w:val="24"/>
+        </w:rPr>
+        <w:t>грі́шного</w:t>
+      </w:r>
+      <w:r>
+        <w:rPr>
+          <w:rFonts w:ascii="Times New Roman" w:hAnsi="Times New Roman"/>
+          <w:sz w:val="24"/>
+        </w:rPr>
+        <w:t xml:space="preserve"> </w:t>
+      </w:r>
+      <w:r>
+        <w:rPr>
+          <w:rFonts w:ascii="Times New Roman" w:hAnsi="Times New Roman"/>
+          <w:sz w:val="24"/>
+        </w:rPr>
+        <w:t>неха́й</w:t>
+      </w:r>
+      <w:r>
+        <w:rPr>
+          <w:rFonts w:ascii="Times New Roman" w:hAnsi="Times New Roman"/>
+          <w:sz w:val="24"/>
+        </w:rPr>
+        <w:t xml:space="preserve"> не </w:t>
+      </w:r>
+      <w:r>
+        <w:rPr>
+          <w:rFonts w:ascii="Times New Roman" w:hAnsi="Times New Roman"/>
+          <w:sz w:val="24"/>
+        </w:rPr>
+        <w:t>нама́стить</w:t>
+      </w:r>
+      <w:r>
+        <w:rPr>
+          <w:rFonts w:ascii="Times New Roman" w:hAnsi="Times New Roman"/>
+          <w:sz w:val="24"/>
+        </w:rPr>
+        <w:t xml:space="preserve"> голови́ </w:t>
+      </w:r>
+      <w:r>
+        <w:rPr>
+          <w:rFonts w:ascii="Times New Roman" w:hAnsi="Times New Roman"/>
+          <w:sz w:val="24"/>
+        </w:rPr>
+        <w:t>моє́ї</w:t>
+      </w:r>
+      <w:r>
+        <w:rPr>
+          <w:rFonts w:ascii="Times New Roman" w:hAnsi="Times New Roman"/>
+          <w:sz w:val="24"/>
+        </w:rPr>
+        <w:t>.</w:t>
+      </w:r>
+    </w:p>
+    <w:p>
+      <w:pPr>
+        <w:pStyle w:val="a"/>
+        <w:spacing w:after="120"/>
+      </w:pPr>
+      <w:r>
+        <w:rPr>
+          <w:rFonts w:ascii="Times New Roman" w:hAnsi="Times New Roman"/>
+          <w:sz w:val="24"/>
+        </w:rPr>
+        <w:t xml:space="preserve">Я все-таки́ </w:t>
+      </w:r>
+      <w:r>
+        <w:rPr>
+          <w:rFonts w:ascii="Times New Roman" w:hAnsi="Times New Roman"/>
+          <w:sz w:val="24"/>
+        </w:rPr>
+        <w:t>моли́тимусь</w:t>
+      </w:r>
+      <w:r>
+        <w:rPr>
+          <w:rFonts w:ascii="Times New Roman" w:hAnsi="Times New Roman"/>
+          <w:sz w:val="24"/>
+        </w:rPr>
+        <w:t xml:space="preserve">,* </w:t>
+      </w:r>
+      <w:r>
+        <w:rPr>
+          <w:rFonts w:ascii="Times New Roman" w:hAnsi="Times New Roman"/>
+          <w:sz w:val="24"/>
+        </w:rPr>
+        <w:t>незважа́ючи</w:t>
+      </w:r>
+      <w:r>
+        <w:rPr>
+          <w:rFonts w:ascii="Times New Roman" w:hAnsi="Times New Roman"/>
+          <w:sz w:val="24"/>
+        </w:rPr>
+        <w:t xml:space="preserve"> на </w:t>
+      </w:r>
+      <w:r>
+        <w:rPr>
+          <w:rFonts w:ascii="Times New Roman" w:hAnsi="Times New Roman"/>
+          <w:sz w:val="24"/>
+        </w:rPr>
+        <w:t>ї́хні</w:t>
+      </w:r>
+      <w:r>
+        <w:rPr>
+          <w:rFonts w:ascii="Times New Roman" w:hAnsi="Times New Roman"/>
+          <w:sz w:val="24"/>
+        </w:rPr>
+        <w:t xml:space="preserve"> злі </w:t>
+      </w:r>
+      <w:r>
+        <w:rPr>
+          <w:rFonts w:ascii="Times New Roman" w:hAnsi="Times New Roman"/>
+          <w:sz w:val="24"/>
+        </w:rPr>
+        <w:t>вчи́нки</w:t>
+      </w:r>
+      <w:r>
+        <w:rPr>
+          <w:rFonts w:ascii="Times New Roman" w:hAnsi="Times New Roman"/>
+          <w:sz w:val="24"/>
+        </w:rPr>
+        <w:t>.</w:t>
+      </w:r>
+    </w:p>
+    <w:p>
+      <w:pPr>
+        <w:pStyle w:val="a"/>
+        <w:spacing w:after="120"/>
+      </w:pPr>
+      <w:r>
+        <w:rPr>
+          <w:rFonts w:ascii="Times New Roman" w:hAnsi="Times New Roman"/>
+          <w:sz w:val="24"/>
+        </w:rPr>
+        <w:t xml:space="preserve">Якщо́ </w:t>
+      </w:r>
+      <w:r>
+        <w:rPr>
+          <w:rFonts w:ascii="Times New Roman" w:hAnsi="Times New Roman"/>
+          <w:sz w:val="24"/>
+        </w:rPr>
+        <w:t>су́ддів</w:t>
+      </w:r>
+      <w:r>
+        <w:rPr>
+          <w:rFonts w:ascii="Times New Roman" w:hAnsi="Times New Roman"/>
+          <w:sz w:val="24"/>
+        </w:rPr>
+        <w:t xml:space="preserve"> </w:t>
+      </w:r>
+      <w:r>
+        <w:rPr>
+          <w:rFonts w:ascii="Times New Roman" w:hAnsi="Times New Roman"/>
+          <w:sz w:val="24"/>
+        </w:rPr>
+        <w:t>ї́хніх</w:t>
+      </w:r>
+      <w:r>
+        <w:rPr>
+          <w:rFonts w:ascii="Times New Roman" w:hAnsi="Times New Roman"/>
+          <w:sz w:val="24"/>
+        </w:rPr>
+        <w:t xml:space="preserve"> </w:t>
+      </w:r>
+      <w:r>
+        <w:rPr>
+          <w:rFonts w:ascii="Times New Roman" w:hAnsi="Times New Roman"/>
+          <w:sz w:val="24"/>
+        </w:rPr>
+        <w:t>ски́нуть</w:t>
+      </w:r>
+      <w:r>
+        <w:rPr>
+          <w:rFonts w:ascii="Times New Roman" w:hAnsi="Times New Roman"/>
+          <w:sz w:val="24"/>
+        </w:rPr>
+        <w:t xml:space="preserve"> в </w:t>
+      </w:r>
+      <w:r>
+        <w:rPr>
+          <w:rFonts w:ascii="Times New Roman" w:hAnsi="Times New Roman"/>
+          <w:sz w:val="24"/>
+        </w:rPr>
+        <w:t>уще́лини</w:t>
+      </w:r>
+      <w:r>
+        <w:rPr>
+          <w:rFonts w:ascii="Times New Roman" w:hAnsi="Times New Roman"/>
+          <w:sz w:val="24"/>
+        </w:rPr>
+        <w:t xml:space="preserve"> </w:t>
+      </w:r>
+      <w:r>
+        <w:rPr>
+          <w:rFonts w:ascii="Times New Roman" w:hAnsi="Times New Roman"/>
+          <w:sz w:val="24"/>
+        </w:rPr>
+        <w:t>ске́лі</w:t>
+      </w:r>
+      <w:r>
+        <w:rPr>
+          <w:rFonts w:ascii="Times New Roman" w:hAnsi="Times New Roman"/>
+          <w:sz w:val="24"/>
+        </w:rPr>
+        <w:t xml:space="preserve">,* то </w:t>
+      </w:r>
+      <w:r>
+        <w:rPr>
+          <w:rFonts w:ascii="Times New Roman" w:hAnsi="Times New Roman"/>
+          <w:sz w:val="24"/>
+        </w:rPr>
+        <w:t>почу́ють</w:t>
+      </w:r>
+      <w:r>
+        <w:rPr>
+          <w:rFonts w:ascii="Times New Roman" w:hAnsi="Times New Roman"/>
+          <w:sz w:val="24"/>
+        </w:rPr>
+        <w:t xml:space="preserve">, що слова́ мої́ </w:t>
+      </w:r>
+      <w:r>
+        <w:rPr>
+          <w:rFonts w:ascii="Times New Roman" w:hAnsi="Times New Roman"/>
+          <w:sz w:val="24"/>
+        </w:rPr>
+        <w:t>лю́бі</w:t>
+      </w:r>
+      <w:r>
+        <w:rPr>
+          <w:rFonts w:ascii="Times New Roman" w:hAnsi="Times New Roman"/>
+          <w:sz w:val="24"/>
+        </w:rPr>
+        <w:t>.</w:t>
+      </w:r>
+    </w:p>
+    <w:p>
+      <w:pPr>
+        <w:pStyle w:val="a"/>
+        <w:spacing w:after="120"/>
+      </w:pPr>
+      <w:r>
+        <w:rPr>
+          <w:rFonts w:ascii="Times New Roman" w:hAnsi="Times New Roman"/>
+          <w:sz w:val="24"/>
+        </w:rPr>
+        <w:t>Немо́вби</w:t>
+      </w:r>
+      <w:r>
+        <w:rPr>
+          <w:rFonts w:ascii="Times New Roman" w:hAnsi="Times New Roman"/>
+          <w:sz w:val="24"/>
+        </w:rPr>
+        <w:t xml:space="preserve"> хтось </w:t>
+      </w:r>
+      <w:r>
+        <w:rPr>
+          <w:rFonts w:ascii="Times New Roman" w:hAnsi="Times New Roman"/>
+          <w:sz w:val="24"/>
+        </w:rPr>
+        <w:t>розби́в</w:t>
+      </w:r>
+      <w:r>
+        <w:rPr>
+          <w:rFonts w:ascii="Times New Roman" w:hAnsi="Times New Roman"/>
+          <w:sz w:val="24"/>
+        </w:rPr>
+        <w:t xml:space="preserve"> і </w:t>
+      </w:r>
+      <w:r>
+        <w:rPr>
+          <w:rFonts w:ascii="Times New Roman" w:hAnsi="Times New Roman"/>
+          <w:sz w:val="24"/>
+        </w:rPr>
+        <w:t>розри́в</w:t>
+      </w:r>
+      <w:r>
+        <w:rPr>
+          <w:rFonts w:ascii="Times New Roman" w:hAnsi="Times New Roman"/>
+          <w:sz w:val="24"/>
+        </w:rPr>
+        <w:t xml:space="preserve"> </w:t>
+      </w:r>
+      <w:r>
+        <w:rPr>
+          <w:rFonts w:ascii="Times New Roman" w:hAnsi="Times New Roman"/>
+          <w:sz w:val="24"/>
+        </w:rPr>
+        <w:t>зе́млю</w:t>
+      </w:r>
+      <w:r>
+        <w:rPr>
+          <w:rFonts w:ascii="Times New Roman" w:hAnsi="Times New Roman"/>
+          <w:sz w:val="24"/>
+        </w:rPr>
+        <w:t xml:space="preserve">,* </w:t>
+      </w:r>
+      <w:r>
+        <w:rPr>
+          <w:rFonts w:ascii="Times New Roman" w:hAnsi="Times New Roman"/>
+          <w:sz w:val="24"/>
+        </w:rPr>
+        <w:t>розки́дано</w:t>
+      </w:r>
+      <w:r>
+        <w:rPr>
+          <w:rFonts w:ascii="Times New Roman" w:hAnsi="Times New Roman"/>
+          <w:sz w:val="24"/>
+        </w:rPr>
+        <w:t xml:space="preserve"> </w:t>
+      </w:r>
+      <w:r>
+        <w:rPr>
+          <w:rFonts w:ascii="Times New Roman" w:hAnsi="Times New Roman"/>
+          <w:sz w:val="24"/>
+        </w:rPr>
+        <w:t>ї́хні</w:t>
+      </w:r>
+      <w:r>
+        <w:rPr>
+          <w:rFonts w:ascii="Times New Roman" w:hAnsi="Times New Roman"/>
+          <w:sz w:val="24"/>
+        </w:rPr>
+        <w:t xml:space="preserve"> </w:t>
+      </w:r>
+      <w:r>
+        <w:rPr>
+          <w:rFonts w:ascii="Times New Roman" w:hAnsi="Times New Roman"/>
+          <w:sz w:val="24"/>
+        </w:rPr>
+        <w:t>ко́сті</w:t>
+      </w:r>
+      <w:r>
+        <w:rPr>
+          <w:rFonts w:ascii="Times New Roman" w:hAnsi="Times New Roman"/>
+          <w:sz w:val="24"/>
+        </w:rPr>
+        <w:t xml:space="preserve"> </w:t>
+      </w:r>
+      <w:r>
+        <w:rPr>
+          <w:rFonts w:ascii="Times New Roman" w:hAnsi="Times New Roman"/>
+          <w:sz w:val="24"/>
+        </w:rPr>
+        <w:t>пе́ред</w:t>
+      </w:r>
+      <w:r>
+        <w:rPr>
+          <w:rFonts w:ascii="Times New Roman" w:hAnsi="Times New Roman"/>
+          <w:sz w:val="24"/>
+        </w:rPr>
+        <w:t xml:space="preserve"> </w:t>
+      </w:r>
+      <w:r>
+        <w:rPr>
+          <w:rFonts w:ascii="Times New Roman" w:hAnsi="Times New Roman"/>
+          <w:sz w:val="24"/>
+        </w:rPr>
+        <w:t>а́дом</w:t>
+      </w:r>
+      <w:r>
+        <w:rPr>
+          <w:rFonts w:ascii="Times New Roman" w:hAnsi="Times New Roman"/>
+          <w:sz w:val="24"/>
+        </w:rPr>
+        <w:t>.</w:t>
+      </w:r>
+    </w:p>
+    <w:p>
+      <w:pPr>
+        <w:pStyle w:val="a"/>
+        <w:spacing w:after="120"/>
+      </w:pPr>
+      <w:r>
+        <w:rPr>
+          <w:rFonts w:ascii="Times New Roman" w:hAnsi="Times New Roman"/>
+          <w:sz w:val="24"/>
+        </w:rPr>
+        <w:t xml:space="preserve">Бо до </w:t>
+      </w:r>
+      <w:r>
+        <w:rPr>
+          <w:rFonts w:ascii="Times New Roman" w:hAnsi="Times New Roman"/>
+          <w:sz w:val="24"/>
+        </w:rPr>
+        <w:t>Те́бе</w:t>
+      </w:r>
+      <w:r>
+        <w:rPr>
+          <w:rFonts w:ascii="Times New Roman" w:hAnsi="Times New Roman"/>
+          <w:sz w:val="24"/>
+        </w:rPr>
+        <w:t xml:space="preserve">, </w:t>
+      </w:r>
+      <w:r>
+        <w:rPr>
+          <w:rFonts w:ascii="Times New Roman" w:hAnsi="Times New Roman"/>
+          <w:sz w:val="24"/>
+        </w:rPr>
+        <w:t>Го́споди</w:t>
+      </w:r>
+      <w:r>
+        <w:rPr>
+          <w:rFonts w:ascii="Times New Roman" w:hAnsi="Times New Roman"/>
+          <w:sz w:val="24"/>
+        </w:rPr>
+        <w:t xml:space="preserve">, мій </w:t>
+      </w:r>
+      <w:r>
+        <w:rPr>
+          <w:rFonts w:ascii="Times New Roman" w:hAnsi="Times New Roman"/>
+          <w:sz w:val="24"/>
+        </w:rPr>
+        <w:t>Бо́же</w:t>
+      </w:r>
+      <w:r>
+        <w:rPr>
+          <w:rFonts w:ascii="Times New Roman" w:hAnsi="Times New Roman"/>
+          <w:sz w:val="24"/>
+        </w:rPr>
+        <w:t xml:space="preserve">, мої́ </w:t>
+      </w:r>
+      <w:r>
+        <w:rPr>
+          <w:rFonts w:ascii="Times New Roman" w:hAnsi="Times New Roman"/>
+          <w:sz w:val="24"/>
+        </w:rPr>
+        <w:t>о́чі</w:t>
+      </w:r>
+      <w:r>
+        <w:rPr>
+          <w:rFonts w:ascii="Times New Roman" w:hAnsi="Times New Roman"/>
+          <w:sz w:val="24"/>
+        </w:rPr>
+        <w:t xml:space="preserve">;* до </w:t>
+      </w:r>
+      <w:r>
+        <w:rPr>
+          <w:rFonts w:ascii="Times New Roman" w:hAnsi="Times New Roman"/>
+          <w:sz w:val="24"/>
+        </w:rPr>
+        <w:t>Те́бе</w:t>
+      </w:r>
+      <w:r>
+        <w:rPr>
+          <w:rFonts w:ascii="Times New Roman" w:hAnsi="Times New Roman"/>
+          <w:sz w:val="24"/>
+        </w:rPr>
+        <w:t xml:space="preserve"> </w:t>
+      </w:r>
+      <w:r>
+        <w:rPr>
+          <w:rFonts w:ascii="Times New Roman" w:hAnsi="Times New Roman"/>
+          <w:sz w:val="24"/>
+        </w:rPr>
+        <w:t>прибіга́ю</w:t>
+      </w:r>
+      <w:r>
+        <w:rPr>
+          <w:rFonts w:ascii="Times New Roman" w:hAnsi="Times New Roman"/>
+          <w:sz w:val="24"/>
+        </w:rPr>
+        <w:t xml:space="preserve">, не губи́ душі́ </w:t>
+      </w:r>
+      <w:r>
+        <w:rPr>
+          <w:rFonts w:ascii="Times New Roman" w:hAnsi="Times New Roman"/>
+          <w:sz w:val="24"/>
+        </w:rPr>
+        <w:t>моє́ї</w:t>
+      </w:r>
+      <w:r>
+        <w:rPr>
+          <w:rFonts w:ascii="Times New Roman" w:hAnsi="Times New Roman"/>
+          <w:sz w:val="24"/>
+        </w:rPr>
+        <w:t>.</w:t>
+      </w:r>
+    </w:p>
+    <w:p>
+      <w:pPr>
+        <w:pStyle w:val="a"/>
+        <w:spacing w:after="120"/>
+      </w:pPr>
+      <w:r>
+        <w:rPr>
+          <w:rFonts w:ascii="Times New Roman" w:hAnsi="Times New Roman"/>
+          <w:sz w:val="24"/>
+        </w:rPr>
+        <w:t xml:space="preserve">Збережи́ мене́ від </w:t>
+      </w:r>
+      <w:r>
+        <w:rPr>
+          <w:rFonts w:ascii="Times New Roman" w:hAnsi="Times New Roman"/>
+          <w:sz w:val="24"/>
+        </w:rPr>
+        <w:t>пе́тлі</w:t>
+      </w:r>
+      <w:r>
+        <w:rPr>
+          <w:rFonts w:ascii="Times New Roman" w:hAnsi="Times New Roman"/>
+          <w:sz w:val="24"/>
+        </w:rPr>
+        <w:t xml:space="preserve">, що її́ </w:t>
+      </w:r>
+      <w:r>
+        <w:rPr>
+          <w:rFonts w:ascii="Times New Roman" w:hAnsi="Times New Roman"/>
+          <w:sz w:val="24"/>
+        </w:rPr>
+        <w:t>наста́вили</w:t>
+      </w:r>
+      <w:r>
+        <w:rPr>
+          <w:rFonts w:ascii="Times New Roman" w:hAnsi="Times New Roman"/>
+          <w:sz w:val="24"/>
+        </w:rPr>
+        <w:t xml:space="preserve"> на </w:t>
+      </w:r>
+      <w:r>
+        <w:rPr>
+          <w:rFonts w:ascii="Times New Roman" w:hAnsi="Times New Roman"/>
+          <w:sz w:val="24"/>
+        </w:rPr>
+        <w:t>ме́не</w:t>
+      </w:r>
+      <w:r>
+        <w:rPr>
+          <w:rFonts w:ascii="Times New Roman" w:hAnsi="Times New Roman"/>
+          <w:sz w:val="24"/>
+        </w:rPr>
+        <w:t xml:space="preserve">,* і від сильця́ тих, що </w:t>
+      </w:r>
+      <w:r>
+        <w:rPr>
+          <w:rFonts w:ascii="Times New Roman" w:hAnsi="Times New Roman"/>
+          <w:sz w:val="24"/>
+        </w:rPr>
+        <w:t>тво́рять</w:t>
+      </w:r>
+      <w:r>
+        <w:rPr>
+          <w:rFonts w:ascii="Times New Roman" w:hAnsi="Times New Roman"/>
+          <w:sz w:val="24"/>
+        </w:rPr>
+        <w:t xml:space="preserve"> </w:t>
+      </w:r>
+      <w:r>
+        <w:rPr>
+          <w:rFonts w:ascii="Times New Roman" w:hAnsi="Times New Roman"/>
+          <w:sz w:val="24"/>
+        </w:rPr>
+        <w:t>беззако́ння</w:t>
+      </w:r>
+      <w:r>
+        <w:rPr>
+          <w:rFonts w:ascii="Times New Roman" w:hAnsi="Times New Roman"/>
+          <w:sz w:val="24"/>
+        </w:rPr>
+        <w:t>.</w:t>
+      </w:r>
+    </w:p>
+    <w:p>
+      <w:pPr>
+        <w:pStyle w:val="a"/>
+        <w:spacing w:after="120"/>
+      </w:pPr>
+      <w:r>
+        <w:rPr>
+          <w:rFonts w:ascii="Times New Roman" w:hAnsi="Times New Roman"/>
+          <w:sz w:val="24"/>
+        </w:rPr>
+        <w:t>Неха́й</w:t>
+      </w:r>
+      <w:r>
+        <w:rPr>
+          <w:rFonts w:ascii="Times New Roman" w:hAnsi="Times New Roman"/>
+          <w:sz w:val="24"/>
+        </w:rPr>
+        <w:t xml:space="preserve"> </w:t>
+      </w:r>
+      <w:r>
+        <w:rPr>
+          <w:rFonts w:ascii="Times New Roman" w:hAnsi="Times New Roman"/>
+          <w:sz w:val="24"/>
+        </w:rPr>
+        <w:t>грі́шники</w:t>
+      </w:r>
+      <w:r>
+        <w:rPr>
+          <w:rFonts w:ascii="Times New Roman" w:hAnsi="Times New Roman"/>
+          <w:sz w:val="24"/>
+        </w:rPr>
+        <w:t xml:space="preserve"> </w:t>
+      </w:r>
+      <w:r>
+        <w:rPr>
+          <w:rFonts w:ascii="Times New Roman" w:hAnsi="Times New Roman"/>
+          <w:sz w:val="24"/>
+        </w:rPr>
+        <w:t>впаду́ть</w:t>
+      </w:r>
+      <w:r>
+        <w:rPr>
+          <w:rFonts w:ascii="Times New Roman" w:hAnsi="Times New Roman"/>
+          <w:sz w:val="24"/>
+        </w:rPr>
+        <w:t xml:space="preserve"> у </w:t>
+      </w:r>
+      <w:r>
+        <w:rPr>
+          <w:rFonts w:ascii="Times New Roman" w:hAnsi="Times New Roman"/>
+          <w:sz w:val="24"/>
+        </w:rPr>
+        <w:t>вла́сні</w:t>
+      </w:r>
+      <w:r>
+        <w:rPr>
+          <w:rFonts w:ascii="Times New Roman" w:hAnsi="Times New Roman"/>
+          <w:sz w:val="24"/>
+        </w:rPr>
+        <w:t xml:space="preserve"> </w:t>
+      </w:r>
+      <w:r>
+        <w:rPr>
+          <w:rFonts w:ascii="Times New Roman" w:hAnsi="Times New Roman"/>
+          <w:sz w:val="24"/>
+        </w:rPr>
+        <w:t>сі́ті</w:t>
+      </w:r>
+      <w:r>
+        <w:rPr>
+          <w:rFonts w:ascii="Times New Roman" w:hAnsi="Times New Roman"/>
+          <w:sz w:val="24"/>
+        </w:rPr>
+        <w:t xml:space="preserve"> всі </w:t>
+      </w:r>
+      <w:r>
+        <w:rPr>
+          <w:rFonts w:ascii="Times New Roman" w:hAnsi="Times New Roman"/>
+          <w:sz w:val="24"/>
+        </w:rPr>
+        <w:t>ра́зом</w:t>
+      </w:r>
+      <w:r>
+        <w:rPr>
+          <w:rFonts w:ascii="Times New Roman" w:hAnsi="Times New Roman"/>
+          <w:sz w:val="24"/>
+        </w:rPr>
+        <w:t xml:space="preserve">,* а я пройду́ </w:t>
+      </w:r>
+      <w:r>
+        <w:rPr>
+          <w:rFonts w:ascii="Times New Roman" w:hAnsi="Times New Roman"/>
+          <w:sz w:val="24"/>
+        </w:rPr>
+        <w:t>безпе́чно</w:t>
+      </w:r>
+      <w:r>
+        <w:rPr>
+          <w:rFonts w:ascii="Times New Roman" w:hAnsi="Times New Roman"/>
+          <w:sz w:val="24"/>
+        </w:rPr>
+        <w:t>.</w:t>
+      </w:r>
+    </w:p>
+    <w:p>
+      <w:pPr>
+        <w:pStyle w:val="a"/>
+        <w:spacing w:after="120"/>
+      </w:pPr>
+      <w:r>
         <w:rPr>
           <w:rFonts w:ascii="Times New Roman" w:hAnsi="Times New Roman"/>
           <w:b/>
           <w:i/>
           <w:color w:val="FF0000"/>
           <w:sz w:val="24"/>
-          <w:szCs w:val="24"/>
-        </w:rPr>
-      </w:pPr>
-      <w:r>
-        <w:rPr>
-          <w:rFonts w:ascii="Times New Roman" w:hAnsi="Times New Roman"/>
-          <w:b/>
-          <w:i/>
-          <w:color w:val="FF0000"/>
-          <w:sz w:val="24"/>
-          <w:szCs w:val="24"/>
         </w:rPr>
         <w:t>Псалом 141</w:t>
       </w:r>
     </w:p>
     <w:p>
       <w:pPr>
-        <w:spacing w:after="120"/>
-        <w:jc w:val="both"/>
-        <w:rPr>
-          <w:rFonts w:ascii="Times New Roman" w:hAnsi="Times New Roman"/>
-          <w:sz w:val="24"/>
-          <w:szCs w:val="24"/>
-        </w:rPr>
-      </w:pPr>
-      <w:r>
-        <w:rPr>
-          <w:rFonts w:ascii="Times New Roman" w:hAnsi="Times New Roman"/>
-          <w:sz w:val="24"/>
-          <w:szCs w:val="24"/>
-        </w:rPr>
-        <w:t>Я голосом моїм до Господа взиваю,* я голосом моїм до Господа молюся.</w:t>
-      </w:r>
-    </w:p>
-    <w:p>
-      <w:pPr>
-        <w:spacing w:after="120"/>
-        <w:jc w:val="both"/>
-        <w:rPr>
-          <w:rFonts w:ascii="Times New Roman" w:hAnsi="Times New Roman"/>
-          <w:sz w:val="24"/>
-          <w:szCs w:val="24"/>
-        </w:rPr>
-      </w:pPr>
-      <w:r>
-        <w:rPr>
-          <w:rFonts w:ascii="Times New Roman" w:hAnsi="Times New Roman"/>
-          <w:sz w:val="24"/>
-          <w:szCs w:val="24"/>
-        </w:rPr>
-        <w:t xml:space="preserve">Скаргу мою перед ним виливаю,* мою скруту йому </w:t>
-      </w:r>
-      <w:r>
-        <w:rPr>
-          <w:rFonts w:ascii="Times New Roman" w:hAnsi="Times New Roman"/>
-          <w:sz w:val="24"/>
-          <w:szCs w:val="24"/>
-        </w:rPr>
-        <w:t>я виявляю.</w:t>
-      </w:r>
-    </w:p>
-    <w:p>
-      <w:pPr>
-        <w:spacing w:after="120"/>
-        <w:jc w:val="both"/>
-        <w:rPr>
-          <w:rFonts w:ascii="Times New Roman" w:hAnsi="Times New Roman"/>
-          <w:sz w:val="24"/>
-          <w:szCs w:val="24"/>
-        </w:rPr>
-      </w:pPr>
-      <w:r>
-        <w:rPr>
-          <w:rFonts w:ascii="Times New Roman" w:hAnsi="Times New Roman"/>
-          <w:sz w:val="24"/>
-          <w:szCs w:val="24"/>
-        </w:rPr>
-        <w:t>Коли тривожиться в мені дух мій, ти знаєш мою стежку.* На дорозі, де я ступаю, тайно розставили сильце на мене.</w:t>
-      </w:r>
-    </w:p>
-    <w:p>
-      <w:pPr>
-        <w:spacing w:after="120"/>
-        <w:jc w:val="both"/>
-        <w:rPr>
-          <w:rFonts w:ascii="Times New Roman" w:hAnsi="Times New Roman"/>
-          <w:sz w:val="24"/>
-          <w:szCs w:val="24"/>
-        </w:rPr>
-      </w:pPr>
-      <w:r>
-        <w:rPr>
-          <w:rFonts w:ascii="Times New Roman" w:hAnsi="Times New Roman"/>
-          <w:sz w:val="24"/>
-          <w:szCs w:val="24"/>
-        </w:rPr>
-        <w:t>Поглянь праворуч і подивися:* нема нікого, хто дбав би за мене.</w:t>
-      </w:r>
-    </w:p>
-    <w:p>
-      <w:pPr>
-        <w:spacing w:after="120"/>
-        <w:jc w:val="both"/>
-        <w:rPr>
-          <w:rFonts w:ascii="Times New Roman" w:hAnsi="Times New Roman"/>
-          <w:sz w:val="24"/>
-          <w:szCs w:val="24"/>
-        </w:rPr>
-      </w:pPr>
-      <w:r>
-        <w:rPr>
-          <w:rFonts w:ascii="Times New Roman" w:hAnsi="Times New Roman"/>
-          <w:sz w:val="24"/>
-          <w:szCs w:val="24"/>
-        </w:rPr>
-        <w:t>Нема куди мені втікати,* нема нікого, хто піклувався би мною.</w:t>
-      </w:r>
-    </w:p>
-    <w:p>
-      <w:pPr>
-        <w:spacing w:after="120"/>
-        <w:jc w:val="both"/>
-        <w:rPr>
-          <w:rFonts w:ascii="Times New Roman" w:hAnsi="Times New Roman"/>
-          <w:sz w:val="24"/>
-          <w:szCs w:val="24"/>
-        </w:rPr>
-      </w:pPr>
-      <w:r>
-        <w:rPr>
-          <w:rFonts w:ascii="Times New Roman" w:eastAsia="Gungsuh" w:hAnsi="Times New Roman"/>
-          <w:sz w:val="24"/>
-          <w:szCs w:val="24"/>
-        </w:rPr>
-        <w:t>До тебе</w:t>
-      </w:r>
-      <w:r>
-        <w:rPr>
-          <w:rFonts w:ascii="Times New Roman" w:eastAsia="Gungsuh" w:hAnsi="Times New Roman"/>
-          <w:sz w:val="24"/>
-          <w:szCs w:val="24"/>
-        </w:rPr>
-        <w:t>, Господи, взиваю й кажу:* Ти моє прибіжище, в землі живих ти − моя доля!</w:t>
-      </w:r>
-    </w:p>
-    <w:p>
-      <w:pPr>
-        <w:spacing w:after="120"/>
-        <w:jc w:val="both"/>
-        <w:rPr>
-          <w:rFonts w:ascii="Times New Roman" w:hAnsi="Times New Roman"/>
-          <w:sz w:val="24"/>
-          <w:szCs w:val="24"/>
-        </w:rPr>
-      </w:pPr>
-      <w:r>
-        <w:rPr>
-          <w:rFonts w:ascii="Times New Roman" w:hAnsi="Times New Roman"/>
-          <w:sz w:val="24"/>
-          <w:szCs w:val="24"/>
-        </w:rPr>
-        <w:t>Зверни увагу на моє благання,* бо я вельми нещасний.</w:t>
-      </w:r>
-    </w:p>
-    <w:p>
-      <w:pPr>
-        <w:spacing w:after="120"/>
-        <w:jc w:val="both"/>
-        <w:rPr>
-          <w:rFonts w:ascii="Times New Roman" w:hAnsi="Times New Roman"/>
-          <w:sz w:val="24"/>
-          <w:szCs w:val="24"/>
-        </w:rPr>
-      </w:pPr>
-      <w:r>
-        <w:rPr>
-          <w:rFonts w:ascii="Times New Roman" w:hAnsi="Times New Roman"/>
-          <w:sz w:val="24"/>
-          <w:szCs w:val="24"/>
-        </w:rPr>
-        <w:t>Спаси мене від гонителів моїх,* бо вони сильніші від мене.</w:t>
+        <w:pStyle w:val="a"/>
+        <w:spacing w:after="120"/>
+      </w:pPr>
+      <w:r>
+        <w:rPr>
+          <w:rFonts w:ascii="Times New Roman" w:hAnsi="Times New Roman"/>
+          <w:sz w:val="24"/>
+        </w:rPr>
+        <w:t xml:space="preserve">Я </w:t>
+      </w:r>
+      <w:r>
+        <w:rPr>
+          <w:rFonts w:ascii="Times New Roman" w:hAnsi="Times New Roman"/>
+          <w:sz w:val="24"/>
+        </w:rPr>
+        <w:t>го́лосом</w:t>
+      </w:r>
+      <w:r>
+        <w:rPr>
+          <w:rFonts w:ascii="Times New Roman" w:hAnsi="Times New Roman"/>
+          <w:sz w:val="24"/>
+        </w:rPr>
+        <w:t xml:space="preserve"> </w:t>
+      </w:r>
+      <w:r>
+        <w:rPr>
+          <w:rFonts w:ascii="Times New Roman" w:hAnsi="Times New Roman"/>
+          <w:sz w:val="24"/>
+        </w:rPr>
+        <w:t>мої́м</w:t>
+      </w:r>
+      <w:r>
+        <w:rPr>
+          <w:rFonts w:ascii="Times New Roman" w:hAnsi="Times New Roman"/>
+          <w:sz w:val="24"/>
+        </w:rPr>
+        <w:t xml:space="preserve"> до </w:t>
+      </w:r>
+      <w:r>
+        <w:rPr>
+          <w:rFonts w:ascii="Times New Roman" w:hAnsi="Times New Roman"/>
+          <w:sz w:val="24"/>
+        </w:rPr>
+        <w:t>Го́спода</w:t>
+      </w:r>
+      <w:r>
+        <w:rPr>
+          <w:rFonts w:ascii="Times New Roman" w:hAnsi="Times New Roman"/>
+          <w:sz w:val="24"/>
+        </w:rPr>
+        <w:t xml:space="preserve"> </w:t>
+      </w:r>
+      <w:r>
+        <w:rPr>
+          <w:rFonts w:ascii="Times New Roman" w:hAnsi="Times New Roman"/>
+          <w:sz w:val="24"/>
+        </w:rPr>
+        <w:t>взива́ю</w:t>
+      </w:r>
+      <w:r>
+        <w:rPr>
+          <w:rFonts w:ascii="Times New Roman" w:hAnsi="Times New Roman"/>
+          <w:sz w:val="24"/>
+        </w:rPr>
+        <w:t xml:space="preserve">,* я </w:t>
+      </w:r>
+      <w:r>
+        <w:rPr>
+          <w:rFonts w:ascii="Times New Roman" w:hAnsi="Times New Roman"/>
+          <w:sz w:val="24"/>
+        </w:rPr>
+        <w:t>го́лосом</w:t>
+      </w:r>
+      <w:r>
+        <w:rPr>
+          <w:rFonts w:ascii="Times New Roman" w:hAnsi="Times New Roman"/>
+          <w:sz w:val="24"/>
+        </w:rPr>
+        <w:t xml:space="preserve"> </w:t>
+      </w:r>
+      <w:r>
+        <w:rPr>
+          <w:rFonts w:ascii="Times New Roman" w:hAnsi="Times New Roman"/>
+          <w:sz w:val="24"/>
+        </w:rPr>
+        <w:t>мої́м</w:t>
+      </w:r>
+      <w:r>
+        <w:rPr>
+          <w:rFonts w:ascii="Times New Roman" w:hAnsi="Times New Roman"/>
+          <w:sz w:val="24"/>
+        </w:rPr>
+        <w:t xml:space="preserve"> до </w:t>
+      </w:r>
+      <w:r>
+        <w:rPr>
+          <w:rFonts w:ascii="Times New Roman" w:hAnsi="Times New Roman"/>
+          <w:sz w:val="24"/>
+        </w:rPr>
+        <w:t>Го́спода</w:t>
+      </w:r>
+      <w:r>
+        <w:rPr>
+          <w:rFonts w:ascii="Times New Roman" w:hAnsi="Times New Roman"/>
+          <w:sz w:val="24"/>
+        </w:rPr>
+        <w:t xml:space="preserve"> </w:t>
+      </w:r>
+      <w:r>
+        <w:rPr>
+          <w:rFonts w:ascii="Times New Roman" w:hAnsi="Times New Roman"/>
+          <w:sz w:val="24"/>
+        </w:rPr>
+        <w:t>молю́ся</w:t>
+      </w:r>
+      <w:r>
+        <w:rPr>
+          <w:rFonts w:ascii="Times New Roman" w:hAnsi="Times New Roman"/>
+          <w:sz w:val="24"/>
+        </w:rPr>
+        <w:t>.</w:t>
+      </w:r>
+    </w:p>
+    <w:p>
+      <w:pPr>
+        <w:pStyle w:val="a"/>
+        <w:spacing w:after="120"/>
+      </w:pPr>
+      <w:r>
+        <w:rPr>
+          <w:rFonts w:ascii="Times New Roman" w:hAnsi="Times New Roman"/>
+          <w:sz w:val="24"/>
+        </w:rPr>
+        <w:t>Ска́ргу</w:t>
+      </w:r>
+      <w:r>
+        <w:rPr>
+          <w:rFonts w:ascii="Times New Roman" w:hAnsi="Times New Roman"/>
+          <w:sz w:val="24"/>
+        </w:rPr>
+        <w:t xml:space="preserve"> мою́ </w:t>
+      </w:r>
+      <w:r>
+        <w:rPr>
+          <w:rFonts w:ascii="Times New Roman" w:hAnsi="Times New Roman"/>
+          <w:sz w:val="24"/>
+        </w:rPr>
+        <w:t>пе́ред</w:t>
+      </w:r>
+      <w:r>
+        <w:rPr>
+          <w:rFonts w:ascii="Times New Roman" w:hAnsi="Times New Roman"/>
+          <w:sz w:val="24"/>
+        </w:rPr>
+        <w:t xml:space="preserve"> Ним </w:t>
+      </w:r>
+      <w:r>
+        <w:rPr>
+          <w:rFonts w:ascii="Times New Roman" w:hAnsi="Times New Roman"/>
+          <w:sz w:val="24"/>
+        </w:rPr>
+        <w:t>вилива́ю</w:t>
+      </w:r>
+      <w:r>
+        <w:rPr>
+          <w:rFonts w:ascii="Times New Roman" w:hAnsi="Times New Roman"/>
+          <w:sz w:val="24"/>
+        </w:rPr>
+        <w:t xml:space="preserve">,* мою́ </w:t>
+      </w:r>
+      <w:r>
+        <w:rPr>
+          <w:rFonts w:ascii="Times New Roman" w:hAnsi="Times New Roman"/>
+          <w:sz w:val="24"/>
+        </w:rPr>
+        <w:t>скру́ту</w:t>
+      </w:r>
+      <w:r>
+        <w:rPr>
+          <w:rFonts w:ascii="Times New Roman" w:hAnsi="Times New Roman"/>
+          <w:sz w:val="24"/>
+        </w:rPr>
+        <w:t xml:space="preserve"> Йому́ я </w:t>
+      </w:r>
+      <w:r>
+        <w:rPr>
+          <w:rFonts w:ascii="Times New Roman" w:hAnsi="Times New Roman"/>
+          <w:sz w:val="24"/>
+        </w:rPr>
+        <w:t>виявля́ю</w:t>
+      </w:r>
+      <w:r>
+        <w:rPr>
+          <w:rFonts w:ascii="Times New Roman" w:hAnsi="Times New Roman"/>
+          <w:sz w:val="24"/>
+        </w:rPr>
+        <w:t>.</w:t>
+      </w:r>
+    </w:p>
+    <w:p>
+      <w:pPr>
+        <w:pStyle w:val="a"/>
+        <w:spacing w:after="120"/>
+      </w:pPr>
+      <w:r>
+        <w:rPr>
+          <w:rFonts w:ascii="Times New Roman" w:hAnsi="Times New Roman"/>
+          <w:sz w:val="24"/>
+        </w:rPr>
+        <w:t xml:space="preserve">Коли́ </w:t>
+      </w:r>
+      <w:r>
+        <w:rPr>
+          <w:rFonts w:ascii="Times New Roman" w:hAnsi="Times New Roman"/>
+          <w:sz w:val="24"/>
+        </w:rPr>
+        <w:t>триво́житься</w:t>
+      </w:r>
+      <w:r>
+        <w:rPr>
+          <w:rFonts w:ascii="Times New Roman" w:hAnsi="Times New Roman"/>
+          <w:sz w:val="24"/>
+        </w:rPr>
+        <w:t xml:space="preserve"> в мені́ дух мій, Ти </w:t>
+      </w:r>
+      <w:r>
+        <w:rPr>
+          <w:rFonts w:ascii="Times New Roman" w:hAnsi="Times New Roman"/>
+          <w:sz w:val="24"/>
+        </w:rPr>
+        <w:t>знає́ш</w:t>
+      </w:r>
+      <w:r>
+        <w:rPr>
+          <w:rFonts w:ascii="Times New Roman" w:hAnsi="Times New Roman"/>
+          <w:sz w:val="24"/>
+        </w:rPr>
+        <w:t xml:space="preserve"> мою́ сте́жку.* На </w:t>
+      </w:r>
+      <w:r>
+        <w:rPr>
+          <w:rFonts w:ascii="Times New Roman" w:hAnsi="Times New Roman"/>
+          <w:sz w:val="24"/>
+        </w:rPr>
+        <w:t>доро́зі</w:t>
+      </w:r>
+      <w:r>
+        <w:rPr>
+          <w:rFonts w:ascii="Times New Roman" w:hAnsi="Times New Roman"/>
+          <w:sz w:val="24"/>
+        </w:rPr>
+        <w:t xml:space="preserve">, де я </w:t>
+      </w:r>
+      <w:r>
+        <w:rPr>
+          <w:rFonts w:ascii="Times New Roman" w:hAnsi="Times New Roman"/>
+          <w:sz w:val="24"/>
+        </w:rPr>
+        <w:t>ступа́ю</w:t>
+      </w:r>
+      <w:r>
+        <w:rPr>
+          <w:rFonts w:ascii="Times New Roman" w:hAnsi="Times New Roman"/>
+          <w:sz w:val="24"/>
+        </w:rPr>
+        <w:t xml:space="preserve">, </w:t>
+      </w:r>
+      <w:r>
+        <w:rPr>
+          <w:rFonts w:ascii="Times New Roman" w:hAnsi="Times New Roman"/>
+          <w:sz w:val="24"/>
+        </w:rPr>
+        <w:t>та́йно</w:t>
+      </w:r>
+      <w:r>
+        <w:rPr>
+          <w:rFonts w:ascii="Times New Roman" w:hAnsi="Times New Roman"/>
+          <w:sz w:val="24"/>
+        </w:rPr>
+        <w:t xml:space="preserve"> </w:t>
+      </w:r>
+      <w:r>
+        <w:rPr>
+          <w:rFonts w:ascii="Times New Roman" w:hAnsi="Times New Roman"/>
+          <w:sz w:val="24"/>
+        </w:rPr>
+        <w:t>розста́вили</w:t>
+      </w:r>
+      <w:r>
+        <w:rPr>
+          <w:rFonts w:ascii="Times New Roman" w:hAnsi="Times New Roman"/>
+          <w:sz w:val="24"/>
+        </w:rPr>
+        <w:t xml:space="preserve"> сильце́ на </w:t>
+      </w:r>
+      <w:r>
+        <w:rPr>
+          <w:rFonts w:ascii="Times New Roman" w:hAnsi="Times New Roman"/>
+          <w:sz w:val="24"/>
+        </w:rPr>
+        <w:t>ме́не</w:t>
+      </w:r>
+      <w:r>
+        <w:rPr>
+          <w:rFonts w:ascii="Times New Roman" w:hAnsi="Times New Roman"/>
+          <w:sz w:val="24"/>
+        </w:rPr>
+        <w:t>.</w:t>
+      </w:r>
+    </w:p>
+    <w:p>
+      <w:pPr>
+        <w:pStyle w:val="a"/>
+        <w:spacing w:after="120"/>
+      </w:pPr>
+      <w:r>
+        <w:rPr>
+          <w:rFonts w:ascii="Times New Roman" w:hAnsi="Times New Roman"/>
+          <w:sz w:val="24"/>
+        </w:rPr>
+        <w:t>Погля́нь</w:t>
+      </w:r>
+      <w:r>
+        <w:rPr>
+          <w:rFonts w:ascii="Times New Roman" w:hAnsi="Times New Roman"/>
+          <w:sz w:val="24"/>
+        </w:rPr>
+        <w:t xml:space="preserve"> </w:t>
+      </w:r>
+      <w:r>
+        <w:rPr>
+          <w:rFonts w:ascii="Times New Roman" w:hAnsi="Times New Roman"/>
+          <w:sz w:val="24"/>
+        </w:rPr>
+        <w:t>право́руч</w:t>
+      </w:r>
+      <w:r>
+        <w:rPr>
+          <w:rFonts w:ascii="Times New Roman" w:hAnsi="Times New Roman"/>
+          <w:sz w:val="24"/>
+        </w:rPr>
+        <w:t xml:space="preserve"> і </w:t>
+      </w:r>
+      <w:r>
+        <w:rPr>
+          <w:rFonts w:ascii="Times New Roman" w:hAnsi="Times New Roman"/>
+          <w:sz w:val="24"/>
+        </w:rPr>
+        <w:t>подиви́ся</w:t>
+      </w:r>
+      <w:r>
+        <w:rPr>
+          <w:rFonts w:ascii="Times New Roman" w:hAnsi="Times New Roman"/>
+          <w:sz w:val="24"/>
+        </w:rPr>
+        <w:t xml:space="preserve">:* нема́ </w:t>
+      </w:r>
+      <w:r>
+        <w:rPr>
+          <w:rFonts w:ascii="Times New Roman" w:hAnsi="Times New Roman"/>
+          <w:sz w:val="24"/>
+        </w:rPr>
+        <w:t>ніко́го</w:t>
+      </w:r>
+      <w:r>
+        <w:rPr>
+          <w:rFonts w:ascii="Times New Roman" w:hAnsi="Times New Roman"/>
+          <w:sz w:val="24"/>
+        </w:rPr>
+        <w:t xml:space="preserve">, хто дбав би за </w:t>
+      </w:r>
+      <w:r>
+        <w:rPr>
+          <w:rFonts w:ascii="Times New Roman" w:hAnsi="Times New Roman"/>
+          <w:sz w:val="24"/>
+        </w:rPr>
+        <w:t>ме́не</w:t>
+      </w:r>
+      <w:r>
+        <w:rPr>
+          <w:rFonts w:ascii="Times New Roman" w:hAnsi="Times New Roman"/>
+          <w:sz w:val="24"/>
+        </w:rPr>
+        <w:t>.</w:t>
+      </w:r>
+    </w:p>
+    <w:p>
+      <w:pPr>
+        <w:pStyle w:val="a"/>
+        <w:spacing w:after="120"/>
+      </w:pPr>
+      <w:r>
+        <w:rPr>
+          <w:rFonts w:ascii="Times New Roman" w:hAnsi="Times New Roman"/>
+          <w:sz w:val="24"/>
+        </w:rPr>
+        <w:t xml:space="preserve">Нема́ куди́ мені́ </w:t>
+      </w:r>
+      <w:r>
+        <w:rPr>
+          <w:rFonts w:ascii="Times New Roman" w:hAnsi="Times New Roman"/>
+          <w:sz w:val="24"/>
+        </w:rPr>
+        <w:t>втіка́ти</w:t>
+      </w:r>
+      <w:r>
+        <w:rPr>
+          <w:rFonts w:ascii="Times New Roman" w:hAnsi="Times New Roman"/>
+          <w:sz w:val="24"/>
+        </w:rPr>
+        <w:t xml:space="preserve">,* нема́ </w:t>
+      </w:r>
+      <w:r>
+        <w:rPr>
+          <w:rFonts w:ascii="Times New Roman" w:hAnsi="Times New Roman"/>
+          <w:sz w:val="24"/>
+        </w:rPr>
+        <w:t>ніко́го</w:t>
+      </w:r>
+      <w:r>
+        <w:rPr>
+          <w:rFonts w:ascii="Times New Roman" w:hAnsi="Times New Roman"/>
+          <w:sz w:val="24"/>
+        </w:rPr>
+        <w:t xml:space="preserve">, хто </w:t>
+      </w:r>
+      <w:r>
+        <w:rPr>
+          <w:rFonts w:ascii="Times New Roman" w:hAnsi="Times New Roman"/>
+          <w:sz w:val="24"/>
+        </w:rPr>
+        <w:t>піклува́вся</w:t>
+      </w:r>
+      <w:r>
+        <w:rPr>
+          <w:rFonts w:ascii="Times New Roman" w:hAnsi="Times New Roman"/>
+          <w:sz w:val="24"/>
+        </w:rPr>
+        <w:t xml:space="preserve"> би </w:t>
+      </w:r>
+      <w:r>
+        <w:rPr>
+          <w:rFonts w:ascii="Times New Roman" w:hAnsi="Times New Roman"/>
+          <w:sz w:val="24"/>
+        </w:rPr>
+        <w:t>мно́ю</w:t>
+      </w:r>
+      <w:r>
+        <w:rPr>
+          <w:rFonts w:ascii="Times New Roman" w:hAnsi="Times New Roman"/>
+          <w:sz w:val="24"/>
+        </w:rPr>
+        <w:t>.</w:t>
+      </w:r>
+    </w:p>
+    <w:p>
+      <w:pPr>
+        <w:pStyle w:val="a"/>
+        <w:spacing w:after="120"/>
+      </w:pPr>
+      <w:r>
+        <w:rPr>
+          <w:rFonts w:ascii="Times New Roman" w:hAnsi="Times New Roman"/>
+          <w:sz w:val="24"/>
+        </w:rPr>
+        <w:t xml:space="preserve">До </w:t>
+      </w:r>
+      <w:r>
+        <w:rPr>
+          <w:rFonts w:ascii="Times New Roman" w:hAnsi="Times New Roman"/>
+          <w:sz w:val="24"/>
+        </w:rPr>
+        <w:t>Те́бе</w:t>
+      </w:r>
+      <w:r>
+        <w:rPr>
+          <w:rFonts w:ascii="Times New Roman" w:hAnsi="Times New Roman"/>
+          <w:sz w:val="24"/>
+        </w:rPr>
+        <w:t xml:space="preserve">, </w:t>
+      </w:r>
+      <w:r>
+        <w:rPr>
+          <w:rFonts w:ascii="Times New Roman" w:hAnsi="Times New Roman"/>
+          <w:sz w:val="24"/>
+        </w:rPr>
+        <w:t>Го́споди</w:t>
+      </w:r>
+      <w:r>
+        <w:rPr>
+          <w:rFonts w:ascii="Times New Roman" w:hAnsi="Times New Roman"/>
+          <w:sz w:val="24"/>
+        </w:rPr>
+        <w:t xml:space="preserve">, </w:t>
+      </w:r>
+      <w:r>
+        <w:rPr>
+          <w:rFonts w:ascii="Times New Roman" w:hAnsi="Times New Roman"/>
+          <w:sz w:val="24"/>
+        </w:rPr>
+        <w:t>взива́ю</w:t>
+      </w:r>
+      <w:r>
+        <w:rPr>
+          <w:rFonts w:ascii="Times New Roman" w:hAnsi="Times New Roman"/>
+          <w:sz w:val="24"/>
+        </w:rPr>
+        <w:t xml:space="preserve"> й кажу́:* Ти моє́ </w:t>
+      </w:r>
+      <w:r>
+        <w:rPr>
+          <w:rFonts w:ascii="Times New Roman" w:hAnsi="Times New Roman"/>
+          <w:sz w:val="24"/>
+        </w:rPr>
+        <w:t>прибі́жище</w:t>
+      </w:r>
+      <w:r>
+        <w:rPr>
+          <w:rFonts w:ascii="Times New Roman" w:hAnsi="Times New Roman"/>
+          <w:sz w:val="24"/>
+        </w:rPr>
+        <w:t xml:space="preserve">, в землі́ </w:t>
+      </w:r>
+      <w:r>
+        <w:rPr>
+          <w:rFonts w:ascii="Times New Roman" w:hAnsi="Times New Roman"/>
+          <w:sz w:val="24"/>
+        </w:rPr>
+        <w:t>живи́х</w:t>
+      </w:r>
+      <w:r>
+        <w:rPr>
+          <w:rFonts w:ascii="Times New Roman" w:hAnsi="Times New Roman"/>
+          <w:sz w:val="24"/>
+        </w:rPr>
+        <w:t xml:space="preserve"> Ти − моя́ </w:t>
+      </w:r>
+      <w:r>
+        <w:rPr>
+          <w:rFonts w:ascii="Times New Roman" w:hAnsi="Times New Roman"/>
+          <w:sz w:val="24"/>
+        </w:rPr>
+        <w:t>до́ля</w:t>
+      </w:r>
+      <w:r>
+        <w:rPr>
+          <w:rFonts w:ascii="Times New Roman" w:hAnsi="Times New Roman"/>
+          <w:sz w:val="24"/>
+        </w:rPr>
+        <w:t>!</w:t>
+      </w:r>
+    </w:p>
+    <w:p>
+      <w:pPr>
+        <w:pStyle w:val="a"/>
+        <w:spacing w:after="120"/>
+      </w:pPr>
+      <w:r>
+        <w:rPr>
+          <w:rFonts w:ascii="Times New Roman" w:hAnsi="Times New Roman"/>
+          <w:sz w:val="24"/>
+        </w:rPr>
+        <w:t xml:space="preserve">Зверни́ </w:t>
+      </w:r>
+      <w:r>
+        <w:rPr>
+          <w:rFonts w:ascii="Times New Roman" w:hAnsi="Times New Roman"/>
+          <w:sz w:val="24"/>
+        </w:rPr>
+        <w:t>ува́гу</w:t>
+      </w:r>
+      <w:r>
+        <w:rPr>
+          <w:rFonts w:ascii="Times New Roman" w:hAnsi="Times New Roman"/>
+          <w:sz w:val="24"/>
+        </w:rPr>
+        <w:t xml:space="preserve"> на моє́ </w:t>
+      </w:r>
+      <w:r>
+        <w:rPr>
+          <w:rFonts w:ascii="Times New Roman" w:hAnsi="Times New Roman"/>
+          <w:sz w:val="24"/>
+        </w:rPr>
+        <w:t>блага́ння</w:t>
+      </w:r>
+      <w:r>
+        <w:rPr>
+          <w:rFonts w:ascii="Times New Roman" w:hAnsi="Times New Roman"/>
+          <w:sz w:val="24"/>
+        </w:rPr>
+        <w:t xml:space="preserve">,* бо я </w:t>
+      </w:r>
+      <w:r>
+        <w:rPr>
+          <w:rFonts w:ascii="Times New Roman" w:hAnsi="Times New Roman"/>
+          <w:sz w:val="24"/>
+        </w:rPr>
+        <w:t>ве́льми</w:t>
+      </w:r>
+      <w:r>
+        <w:rPr>
+          <w:rFonts w:ascii="Times New Roman" w:hAnsi="Times New Roman"/>
+          <w:sz w:val="24"/>
+        </w:rPr>
+        <w:t xml:space="preserve"> </w:t>
+      </w:r>
+      <w:r>
+        <w:rPr>
+          <w:rFonts w:ascii="Times New Roman" w:hAnsi="Times New Roman"/>
+          <w:sz w:val="24"/>
+        </w:rPr>
+        <w:t>неща́сний</w:t>
+      </w:r>
+      <w:r>
+        <w:rPr>
+          <w:rFonts w:ascii="Times New Roman" w:hAnsi="Times New Roman"/>
+          <w:sz w:val="24"/>
+        </w:rPr>
+        <w:t>.</w:t>
+      </w:r>
+    </w:p>
+    <w:p>
+      <w:pPr>
+        <w:pStyle w:val="a"/>
+        <w:spacing w:after="120"/>
+      </w:pPr>
+      <w:r>
+        <w:rPr>
+          <w:rFonts w:ascii="Times New Roman" w:hAnsi="Times New Roman"/>
+          <w:sz w:val="24"/>
+        </w:rPr>
+        <w:t xml:space="preserve">Спаси́ мене́ від </w:t>
+      </w:r>
+      <w:r>
+        <w:rPr>
+          <w:rFonts w:ascii="Times New Roman" w:hAnsi="Times New Roman"/>
+          <w:sz w:val="24"/>
+        </w:rPr>
+        <w:t>гони́телів</w:t>
+      </w:r>
+      <w:r>
+        <w:rPr>
+          <w:rFonts w:ascii="Times New Roman" w:hAnsi="Times New Roman"/>
+          <w:sz w:val="24"/>
+        </w:rPr>
+        <w:t xml:space="preserve"> </w:t>
+      </w:r>
+      <w:r>
+        <w:rPr>
+          <w:rFonts w:ascii="Times New Roman" w:hAnsi="Times New Roman"/>
+          <w:sz w:val="24"/>
+        </w:rPr>
+        <w:t>мої́х</w:t>
+      </w:r>
+      <w:r>
+        <w:rPr>
+          <w:rFonts w:ascii="Times New Roman" w:hAnsi="Times New Roman"/>
+          <w:sz w:val="24"/>
+        </w:rPr>
+        <w:t xml:space="preserve">,* бо вони́ </w:t>
+      </w:r>
+      <w:r>
+        <w:rPr>
+          <w:rFonts w:ascii="Times New Roman" w:hAnsi="Times New Roman"/>
+          <w:sz w:val="24"/>
+        </w:rPr>
+        <w:t>сильні́ші</w:t>
+      </w:r>
+      <w:r>
+        <w:rPr>
+          <w:rFonts w:ascii="Times New Roman" w:hAnsi="Times New Roman"/>
+          <w:sz w:val="24"/>
+        </w:rPr>
+        <w:t xml:space="preserve"> від </w:t>
+      </w:r>
+      <w:r>
+        <w:rPr>
+          <w:rFonts w:ascii="Times New Roman" w:hAnsi="Times New Roman"/>
+          <w:sz w:val="24"/>
+        </w:rPr>
+        <w:t>ме́не</w:t>
+      </w:r>
+      <w:r>
+        <w:rPr>
+          <w:rFonts w:ascii="Times New Roman" w:hAnsi="Times New Roman"/>
+          <w:sz w:val="24"/>
+        </w:rPr>
+        <w:t>.</w:t>
       </w:r>
     </w:p>
     <w:p>
@@ -9094,7 +10541,6 @@
           <w:i/>
           <w:color w:val="FF4400"/>
           <w:sz w:val="24"/>
-          <w:szCs w:val="24"/>
         </w:rPr>
         <w:t>Священик:</w:t>
       </w:r>
@@ -9102,7 +10548,6 @@
         <w:rPr>
           <w:rFonts w:ascii="Times New Roman" w:hAnsi="Times New Roman"/>
           <w:sz w:val="24"/>
-          <w:szCs w:val="24"/>
         </w:rPr>
         <w:t xml:space="preserve"> Мир всім.</w:t>
       </w:r>
@@ -9171,7 +10616,7 @@
           <w:color w:val="FF0000"/>
           <w:sz w:val="24"/>
         </w:rPr>
-        <w:t>(г. 8):</w:t>
+        <w:t>(г. 8):</w:t>
       </w:r>
       <w:r>
         <w:rPr>
@@ -10748,7 +12193,6 @@
           <w:i/>
           <w:color w:val="FF4400"/>
           <w:sz w:val="24"/>
-          <w:szCs w:val="24"/>
         </w:rPr>
         <w:t>Священик:</w:t>
       </w:r>
@@ -10756,9 +12200,8 @@
         <w:rPr>
           <w:rFonts w:ascii="Times New Roman" w:hAnsi="Times New Roman"/>
           <w:sz w:val="24"/>
-          <w:szCs w:val="24"/>
-        </w:rPr>
-        <w:t xml:space="preserve"> Бо Ти – Бог милости, ласк і людинолюбности, і Тобі славу віддаємо, Отцю, і Сину, і Святому Духові, нині, і повсякчас, і на віки віків.</w:t>
+        </w:rPr>
+        <w:t xml:space="preserve"> Бо Ти – Бог милости, ласк і людинолюбности, і Тобі славу віддаємо, Отцю, і Сину, і Святому Духові, нині, і повсякчас, і на віки віків.</w:t>
       </w:r>
     </w:p>
     <w:p>
@@ -10815,7 +12258,6 @@
           <w:i/>
           <w:color w:val="FF4400"/>
           <w:sz w:val="24"/>
-          <w:szCs w:val="24"/>
         </w:rPr>
         <w:t>Священик:</w:t>
       </w:r>
@@ -10823,7 +12265,6 @@
         <w:rPr>
           <w:rFonts w:ascii="Times New Roman" w:hAnsi="Times New Roman"/>
           <w:sz w:val="24"/>
-          <w:szCs w:val="24"/>
         </w:rPr>
         <w:t xml:space="preserve"> Мир всім.</w:t>
       </w:r>
@@ -11611,48 +13052,35 @@
     </w:p>
     <w:p>
       <w:pPr>
-        <w:spacing w:after="120"/>
-        <w:jc w:val="both"/>
-        <w:rPr>
-          <w:rFonts w:ascii="Times New Roman" w:hAnsi="Times New Roman"/>
-          <w:sz w:val="24"/>
-          <w:szCs w:val="24"/>
-        </w:rPr>
-      </w:pPr>
-      <w:r>
-        <w:rPr>
-          <w:rFonts w:ascii="Times New Roman" w:hAnsi="Times New Roman"/>
-          <w:sz w:val="24"/>
-          <w:szCs w:val="24"/>
-        </w:rPr>
-        <w:t xml:space="preserve">Святий Боже, святий Кріпкий, святий Безсмертний, помилуй нас </w:t>
-      </w:r>
-      <w:r>
-        <w:rPr>
-          <w:rFonts w:ascii="Times New Roman" w:hAnsi="Times New Roman"/>
-          <w:i/>
-          <w:color w:val="FF0000"/>
-          <w:sz w:val="24"/>
-          <w:szCs w:val="24"/>
-        </w:rPr>
-        <w:t>(3 р.)</w:t>
-      </w:r>
-    </w:p>
-    <w:p>
-      <w:pPr>
-        <w:spacing w:after="120"/>
-        <w:jc w:val="both"/>
-        <w:rPr>
-          <w:rFonts w:ascii="Times New Roman" w:hAnsi="Times New Roman"/>
-          <w:sz w:val="24"/>
-          <w:szCs w:val="24"/>
-        </w:rPr>
-      </w:pPr>
-      <w:r>
-        <w:rPr>
-          <w:rFonts w:ascii="Times New Roman" w:hAnsi="Times New Roman"/>
-          <w:sz w:val="24"/>
-          <w:szCs w:val="24"/>
+        <w:pStyle w:val="a"/>
+        <w:spacing w:after="120"/>
+      </w:pPr>
+      <w:r>
+        <w:rPr>
+          <w:rFonts w:ascii="Times New Roman" w:hAnsi="Times New Roman"/>
+          <w:sz w:val="24"/>
+        </w:rPr>
+        <w:t xml:space="preserve">Святий Боже, святий Кріпкий, святий Безсмертний, помилуй нас. </w:t>
+      </w:r>
+      <w:r>
+        <w:rPr>
+          <w:rFonts w:ascii="Times New Roman" w:hAnsi="Times New Roman"/>
+          <w:i/>
+          <w:color w:val="FF0000"/>
+          <w:sz w:val="24"/>
+        </w:rPr>
+        <w:t>(3 р.)</w:t>
+      </w:r>
+    </w:p>
+    <w:p>
+      <w:pPr>
+        <w:pStyle w:val="a"/>
+        <w:spacing w:after="120"/>
+      </w:pPr>
+      <w:r>
+        <w:rPr>
+          <w:rFonts w:ascii="Times New Roman" w:hAnsi="Times New Roman"/>
+          <w:sz w:val="24"/>
         </w:rPr>
         <w:t>Слава Отцю, і Сину, і Святому Духові,* і нині і повсякчас, і на віки віків. Амінь.</w:t>
       </w:r>
@@ -11678,31 +13106,38 @@
     </w:p>
     <w:p>
       <w:pPr>
-        <w:spacing w:after="120"/>
-        <w:jc w:val="both"/>
-        <w:rPr>
-          <w:rFonts w:ascii="Times New Roman" w:hAnsi="Times New Roman"/>
-          <w:sz w:val="24"/>
-          <w:szCs w:val="24"/>
-        </w:rPr>
-      </w:pPr>
-      <w:r>
-        <w:rPr>
-          <w:rFonts w:ascii="Times New Roman" w:hAnsi="Times New Roman"/>
-          <w:sz w:val="24"/>
-          <w:szCs w:val="24"/>
-        </w:rPr>
-        <w:t xml:space="preserve">Господи, помилуй </w:t>
-      </w:r>
-      <w:r>
-        <w:rPr>
-          <w:rFonts w:ascii="Times New Roman" w:hAnsi="Times New Roman"/>
-          <w:i/>
-          <w:color w:val="FF0000"/>
-          <w:sz w:val="24"/>
-          <w:szCs w:val="24"/>
-        </w:rPr>
-        <w:t>(3 р.)</w:t>
+        <w:pStyle w:val="a"/>
+        <w:spacing w:after="120"/>
+      </w:pPr>
+      <w:r>
+        <w:rPr>
+          <w:rFonts w:ascii="Times New Roman" w:hAnsi="Times New Roman"/>
+          <w:sz w:val="24"/>
+        </w:rPr>
+        <w:t>Господи, помилуй</w:t>
+      </w:r>
+      <w:r>
+        <w:rPr>
+          <w:rFonts w:ascii="Times New Roman" w:hAnsi="Times New Roman"/>
+          <w:sz w:val="24"/>
+        </w:rPr>
+        <w:t>.</w:t>
+      </w:r>
+      <w:r>
+        <w:rPr>
+          <w:rFonts w:ascii="Times New Roman" w:hAnsi="Times New Roman"/>
+          <w:sz w:val="24"/>
+        </w:rPr>
+        <w:t xml:space="preserve"> </w:t>
+      </w:r>
+      <w:r>
+        <w:rPr>
+          <w:rFonts w:ascii="Times New Roman" w:hAnsi="Times New Roman"/>
+          <w:i/>
+          <w:color w:val="FF0000"/>
+          <w:sz w:val="24"/>
+        </w:rPr>
+        <w:t>(3 р.)</w:t>
       </w:r>
     </w:p>
     <w:p>
@@ -12446,7 +13881,6 @@
           <w:i/>
           <w:color w:val="FF4400"/>
           <w:sz w:val="24"/>
-          <w:szCs w:val="24"/>
         </w:rPr>
         <w:t>Священик:</w:t>
       </w:r>
@@ -12454,7 +13888,6 @@
         <w:rPr>
           <w:rFonts w:ascii="Times New Roman" w:hAnsi="Times New Roman"/>
           <w:sz w:val="24"/>
-          <w:szCs w:val="24"/>
         </w:rPr>
         <w:t xml:space="preserve"> Слава тобі, Христе Боже, надіє наша, слава тобі!</w:t>
       </w:r>
@@ -12504,7 +13937,7 @@
           <w:sz w:val="24"/>
           <w:szCs w:val="24"/>
         </w:rPr>
-        <w:t>(3 р.)</w:t>
+        <w:t>(3 р.)</w:t>
       </w:r>
       <w:r>
         <w:rPr>
@@ -12525,19 +13958,12 @@
       </w:r>
     </w:p>
     <w:p>
-      <w:pPr>
-        <w:jc w:val="both"/>
-        <w:rPr>
-          <w:rFonts w:ascii="Times New Roman" w:hAnsi="Times New Roman"/>
-        </w:rPr>
-      </w:pPr>
       <w:r>
         <w:rPr>
           <w:rFonts w:ascii="Times New Roman" w:hAnsi="Times New Roman"/>
           <w:i/>
           <w:color w:val="FF4400"/>
           <w:sz w:val="24"/>
-          <w:szCs w:val="24"/>
         </w:rPr>
         <w:t>Священик:</w:t>
       </w:r>
@@ -12545,17 +13971,8 @@
         <w:rPr>
           <w:rFonts w:ascii="Times New Roman" w:hAnsi="Times New Roman"/>
           <w:sz w:val="24"/>
-          <w:szCs w:val="24"/>
-        </w:rPr>
-        <w:t xml:space="preserve"> Христос, істинний Бог наш - молитвами пречистої Своєї Матері, заступництвом чесних небесних сил безтілесних, святих славних і вс</w:t>
-      </w:r>
-      <w:r>
-        <w:rPr>
-          <w:rFonts w:ascii="Times New Roman" w:hAnsi="Times New Roman"/>
-          <w:sz w:val="24"/>
-          <w:szCs w:val="24"/>
-        </w:rPr>
-        <w:t xml:space="preserve">ехвальних апостолів, святого, </w:t>
+        </w:rPr>
+        <w:t xml:space="preserve"> Христос, істинний Бог наш - молитвами пречистої Своєї Матері, заступництвом чесних небесних сил безтілесних, святих славних і всехвальних апостолів, святого, </w:t>
       </w:r>
       <w:r>
         <w:rPr>
@@ -12563,7 +13980,6 @@
           <w:i/>
           <w:color w:val="FF4400"/>
           <w:sz w:val="24"/>
-          <w:szCs w:val="24"/>
         </w:rPr>
         <w:t>якого є храм</w:t>
       </w:r>
@@ -12571,7 +13987,6 @@
         <w:rPr>
           <w:rFonts w:ascii="Times New Roman" w:hAnsi="Times New Roman"/>
           <w:sz w:val="24"/>
-          <w:szCs w:val="24"/>
         </w:rPr>
         <w:t>, святих мучеників Адріана й Наталії, і всіх святих - помилує і спасе нас як благий і людинолюбний.</w:t>
       </w:r>
@@ -12770,7 +14185,6 @@
           <w:i/>
           <w:color w:val="FF4400"/>
           <w:sz w:val="24"/>
-          <w:szCs w:val="24"/>
         </w:rPr>
         <w:t>Священик:</w:t>
       </w:r>
@@ -12778,7 +14192,6 @@
         <w:rPr>
           <w:rFonts w:ascii="Times New Roman" w:hAnsi="Times New Roman"/>
           <w:sz w:val="24"/>
-          <w:szCs w:val="24"/>
         </w:rPr>
         <w:t xml:space="preserve"> Слава святій, одноістотній, животворящій і нероздільній Тройці, завжди, нині і повсякчас, і на віки віків.</w:t>
       </w:r>
@@ -12847,7 +14260,7 @@
           <w:sz w:val="24"/>
           <w:szCs w:val="24"/>
         </w:rPr>
-        <w:t>(3 р.)</w:t>
+        <w:t>(3 р.)</w:t>
       </w:r>
     </w:p>
     <w:p>
@@ -12878,7 +14291,7 @@
           <w:sz w:val="24"/>
           <w:szCs w:val="24"/>
         </w:rPr>
-        <w:t>(2 р.)</w:t>
+        <w:t>(2 р.)</w:t>
       </w:r>
     </w:p>
     <w:p>
@@ -15279,7 +16692,7 @@
           <w:sz w:val="24"/>
           <w:szCs w:val="24"/>
         </w:rPr>
-        <w:t>(3 р.)</w:t>
+        <w:t>(3 р.)</w:t>
       </w:r>
     </w:p>
     <w:p>
@@ -15358,7 +16771,7 @@
           <w:sz w:val="24"/>
           <w:szCs w:val="24"/>
         </w:rPr>
-        <w:t>1. </w:t>
+        <w:t xml:space="preserve">1. </w:t>
       </w:r>
       <w:r>
         <w:rPr>
@@ -15406,7 +16819,7 @@
           <w:sz w:val="24"/>
           <w:szCs w:val="24"/>
         </w:rPr>
-        <w:t>2. </w:t>
+        <w:t xml:space="preserve">2. </w:t>
       </w:r>
       <w:r>
         <w:rPr>
@@ -15463,7 +16876,7 @@
           <w:sz w:val="24"/>
           <w:szCs w:val="24"/>
         </w:rPr>
-        <w:t> Від ночі лине дух наш до тебе, Боже, бо світлом є повеління твої. Навчи нас, Боже, правди твоєї, заповідей твоїх і виправдань твоїх. Просвіти наші духовні очі, щоб ми не заснули в гріхах на смерть. Віджени</w:t>
+        <w:t xml:space="preserve"> Від ночі лине дух наш до тебе, Боже, бо світлом є повеління твої. Навчи нас, Боже, правди твоєї, заповідей твоїх і виправдань твоїх. Просвіти наші духовні очі, щоб ми не заснули в гріхах на смерть. Віджени</w:t>
       </w:r>
       <w:r>
         <w:rPr>
@@ -15511,7 +16924,7 @@
           <w:sz w:val="24"/>
           <w:szCs w:val="24"/>
         </w:rPr>
-        <w:t> Владико, Боже святий і неосяжний, що казав із темряви світлові засіяти, що заспокоїв нас у нічному сні й підвів до величання і моління твоєї доброти! Ти, що</w:t>
+        <w:t xml:space="preserve"> Владико, Боже святий і неосяжний, що казав із темряви світлові засіяти, що заспокоїв нас у нічному сні й підвів до величання і моління твоєї доброти! Ти, що</w:t>
       </w:r>
       <w:r>
         <w:rPr>
@@ -15568,7 +16981,7 @@
           <w:sz w:val="24"/>
           <w:szCs w:val="24"/>
         </w:rPr>
-        <w:t> Скарбе добра, джерело невисихаюче, Отче святий, чудотворче всесильний і вседержителю! Ус</w:t>
+        <w:t xml:space="preserve"> Скарбе добра, джерело невисихаюче, Отче святий, чудотворче всесильний і вседержителю! Ус</w:t>
       </w:r>
       <w:r>
         <w:rPr>
@@ -15616,7 +17029,7 @@
           <w:sz w:val="24"/>
           <w:szCs w:val="24"/>
         </w:rPr>
-        <w:t>6. </w:t>
+        <w:t xml:space="preserve">6. </w:t>
       </w:r>
       <w:r>
         <w:rPr>
@@ -15682,7 +17095,7 @@
           <w:sz w:val="24"/>
           <w:szCs w:val="24"/>
         </w:rPr>
-        <w:t> Боже й Отче Господа нашого Ісуса Христа! Ти підніс нас з постелі нашої і зібрав на годину молитви. Дай нам ласку відкрити уста наші і прийми наші подяки, що в наших силах, і навчи нас установ твоїх. Бо молитися як</w:t>
+        <w:t xml:space="preserve"> Боже й Отче Господа нашого Ісуса Христа! Ти підніс нас з постелі нашої і зібрав на годину молитви. Дай нам ласку відкрити уста наші і прийми наші подяки, що в наших силах, і навчи нас установ твоїх. Бо молитися як</w:t>
       </w:r>
       <w:r>
         <w:rPr>
@@ -15730,7 +17143,7 @@
           <w:sz w:val="24"/>
           <w:szCs w:val="24"/>
         </w:rPr>
-        <w:t>8. </w:t>
+        <w:t xml:space="preserve">8. </w:t>
       </w:r>
       <w:r>
         <w:rPr>
@@ -15787,7 +17200,7 @@
           <w:sz w:val="24"/>
           <w:szCs w:val="24"/>
         </w:rPr>
-        <w:t> Господи, Боже наш! Ти за покаяння дарував людям відпущення, нам же, як образ пізнання і визнання гріхів, показав покаяння і прощен</w:t>
+        <w:t xml:space="preserve"> Господи, Боже наш! Ти за покаяння дарував людям відпущення, нам же, як образ пізнання і визнання гріхів, показав покаяння і прощен</w:t>
       </w:r>
       <w:r>
         <w:rPr>
@@ -15844,7 +17257,7 @@
           <w:sz w:val="24"/>
           <w:szCs w:val="24"/>
         </w:rPr>
-        <w:t> Боже, Боже наш! Ти сотворив розумні й д</w:t>
+        <w:t xml:space="preserve"> Боже, Боже наш! Ти сотворив розумні й д</w:t>
       </w:r>
       <w:r>
         <w:rPr>
@@ -15883,7 +17296,7 @@
           <w:sz w:val="24"/>
           <w:szCs w:val="24"/>
         </w:rPr>
-        <w:t>11. </w:t>
+        <w:t xml:space="preserve">11. </w:t>
       </w:r>
       <w:r>
         <w:rPr>
@@ -19017,7 +20430,7 @@
           <w:color w:val="FF0000"/>
           <w:sz w:val="24"/>
         </w:rPr>
-        <w:t xml:space="preserve">Священник: </w:t>
+        <w:t xml:space="preserve">Священник: </w:t>
       </w:r>
       <w:r>
         <w:rPr>
@@ -19842,7 +21255,7 @@
           <w:color w:val="FF0000"/>
           <w:sz w:val="24"/>
         </w:rPr>
-        <w:t xml:space="preserve">Священник: </w:t>
+        <w:t xml:space="preserve">Священник: </w:t>
       </w:r>
       <w:r>
         <w:rPr>
@@ -20792,7 +22205,7 @@
           <w:sz w:val="24"/>
           <w:szCs w:val="24"/>
         </w:rPr>
-        <w:t xml:space="preserve">(г. 6): </w:t>
+        <w:t xml:space="preserve">(г. 6): </w:t>
       </w:r>
       <w:r>
         <w:rPr>
@@ -21035,7 +22448,6 @@
           <w:i/>
           <w:color w:val="FF4400"/>
           <w:sz w:val="24"/>
-          <w:szCs w:val="24"/>
         </w:rPr>
         <w:t>Священик:</w:t>
       </w:r>
@@ -21043,9 +22455,8 @@
         <w:rPr>
           <w:rFonts w:ascii="Times New Roman" w:hAnsi="Times New Roman"/>
           <w:sz w:val="24"/>
-          <w:szCs w:val="24"/>
-        </w:rPr>
-        <w:t> Бо Тебе хвалять усі сили небесні і Тобі славу возсилаємо: Отцю, і Сину, і Святому Духові, нині і повсякчас, і на віки віків.</w:t>
+        </w:rPr>
+        <w:t xml:space="preserve"> Бо Тебе хвалять усі сили небесні і Тобі славу возсилаємо: Отцю, і Сину, і Святому Духові, нині і повсякчас, і на віки віків.</w:t>
       </w:r>
     </w:p>
     <w:p>
@@ -21972,7 +23383,6 @@
           <w:i/>
           <w:color w:val="FF4400"/>
           <w:sz w:val="24"/>
-          <w:szCs w:val="24"/>
         </w:rPr>
         <w:t>Священик:</w:t>
       </w:r>
@@ -21980,7 +23390,6 @@
         <w:rPr>
           <w:rFonts w:ascii="Times New Roman" w:hAnsi="Times New Roman"/>
           <w:sz w:val="24"/>
-          <w:szCs w:val="24"/>
         </w:rPr>
         <w:t xml:space="preserve"> Слава тобі, що Світло нам показав!</w:t>
       </w:r>
@@ -22972,7 +24381,6 @@
           <w:i/>
           <w:color w:val="FF4400"/>
           <w:sz w:val="24"/>
-          <w:szCs w:val="24"/>
         </w:rPr>
         <w:t>Священик:</w:t>
       </w:r>
@@ -22980,9 +24388,8 @@
         <w:rPr>
           <w:rFonts w:ascii="Times New Roman" w:hAnsi="Times New Roman"/>
           <w:sz w:val="24"/>
-          <w:szCs w:val="24"/>
-        </w:rPr>
-        <w:t xml:space="preserve"> Бо Ти – Бог милости, ласк і людинолюбности, і Тобі славу віддаємо, Отцю, і Сину, і Святому Духові, нині, і повсякчас, і на віки віків.</w:t>
+        </w:rPr>
+        <w:t xml:space="preserve"> Бо Ти – Бог милости, ласк і людинолюбности, і Тобі славу віддаємо, Отцю, і Сину, і Святому Духові, нині, і повсякчас, і на віки віків.</w:t>
       </w:r>
     </w:p>
     <w:p>
@@ -23039,7 +24446,6 @@
           <w:i/>
           <w:color w:val="FF4400"/>
           <w:sz w:val="24"/>
-          <w:szCs w:val="24"/>
         </w:rPr>
         <w:t>Священик:</w:t>
       </w:r>
@@ -23047,7 +24453,6 @@
         <w:rPr>
           <w:rFonts w:ascii="Times New Roman" w:hAnsi="Times New Roman"/>
           <w:sz w:val="24"/>
-          <w:szCs w:val="24"/>
         </w:rPr>
         <w:t xml:space="preserve"> Мир всім.</w:t>
       </w:r>
@@ -23597,57 +25002,35 @@
     </w:p>
     <w:p>
       <w:pPr>
-        <w:spacing w:after="120"/>
-        <w:jc w:val="both"/>
-        <w:rPr>
-          <w:rFonts w:ascii="Times New Roman" w:hAnsi="Times New Roman"/>
-          <w:sz w:val="24"/>
-          <w:szCs w:val="24"/>
-        </w:rPr>
-      </w:pPr>
-      <w:r>
-        <w:rPr>
-          <w:rFonts w:ascii="Times New Roman" w:hAnsi="Times New Roman"/>
-          <w:sz w:val="24"/>
-          <w:szCs w:val="24"/>
-        </w:rPr>
-        <w:t xml:space="preserve">Святий Боже, святий Кріпкий, святий Безсмертний, помилуй нас </w:t>
-      </w:r>
-      <w:r>
-        <w:rPr>
-          <w:rFonts w:ascii="Times New Roman" w:hAnsi="Times New Roman"/>
-          <w:i/>
-          <w:color w:val="FF0000"/>
-          <w:sz w:val="24"/>
-          <w:szCs w:val="24"/>
-        </w:rPr>
-        <w:t>(3 р.)</w:t>
-      </w:r>
-      <w:r>
-        <w:rPr>
-          <w:rFonts w:ascii="Times New Roman" w:hAnsi="Times New Roman"/>
-          <w:i/>
-          <w:sz w:val="24"/>
-          <w:szCs w:val="24"/>
-        </w:rPr>
-        <w:t>.</w:t>
-      </w:r>
-    </w:p>
-    <w:p>
-      <w:pPr>
-        <w:spacing w:after="120"/>
-        <w:jc w:val="both"/>
-        <w:rPr>
-          <w:rFonts w:ascii="Times New Roman" w:hAnsi="Times New Roman"/>
-          <w:sz w:val="24"/>
-          <w:szCs w:val="24"/>
-        </w:rPr>
-      </w:pPr>
-      <w:r>
-        <w:rPr>
-          <w:rFonts w:ascii="Times New Roman" w:hAnsi="Times New Roman"/>
-          <w:sz w:val="24"/>
-          <w:szCs w:val="24"/>
+        <w:pStyle w:val="a"/>
+        <w:spacing w:after="120"/>
+      </w:pPr>
+      <w:r>
+        <w:rPr>
+          <w:rFonts w:ascii="Times New Roman" w:hAnsi="Times New Roman"/>
+          <w:sz w:val="24"/>
+        </w:rPr>
+        <w:t xml:space="preserve">Святий Боже, святий Кріпкий, святий Безсмертний, помилуй нас. </w:t>
+      </w:r>
+      <w:r>
+        <w:rPr>
+          <w:rFonts w:ascii="Times New Roman" w:hAnsi="Times New Roman"/>
+          <w:i/>
+          <w:color w:val="FF0000"/>
+          <w:sz w:val="24"/>
+        </w:rPr>
+        <w:t>(3 р.)</w:t>
+      </w:r>
+    </w:p>
+    <w:p>
+      <w:pPr>
+        <w:pStyle w:val="a"/>
+        <w:spacing w:after="120"/>
+      </w:pPr>
+      <w:r>
+        <w:rPr>
+          <w:rFonts w:ascii="Times New Roman" w:hAnsi="Times New Roman"/>
+          <w:sz w:val="24"/>
         </w:rPr>
         <w:t>Слава Отцю, і Сину, і Святому Духові,* і нині і повсякчас, і на віки віків. Амінь.</w:t>
       </w:r>
@@ -23698,7 +25081,7 @@
           <w:sz w:val="24"/>
           <w:szCs w:val="24"/>
         </w:rPr>
-        <w:t>(3 р.)</w:t>
+        <w:t>(3 р.)</w:t>
       </w:r>
       <w:r>
         <w:rPr>
@@ -24427,7 +25810,6 @@
           <w:i/>
           <w:color w:val="FF4400"/>
           <w:sz w:val="24"/>
-          <w:szCs w:val="24"/>
         </w:rPr>
         <w:t>Священик:</w:t>
       </w:r>
@@ -24435,7 +25817,6 @@
         <w:rPr>
           <w:rFonts w:ascii="Times New Roman" w:hAnsi="Times New Roman"/>
           <w:sz w:val="24"/>
-          <w:szCs w:val="24"/>
         </w:rPr>
         <w:t xml:space="preserve"> Слава тобі, Христе Боже, надіє наша, слава тобі!</w:t>
       </w:r>
@@ -24493,7 +25874,7 @@
           <w:sz w:val="24"/>
           <w:szCs w:val="24"/>
         </w:rPr>
-        <w:t>(3 р.)</w:t>
+        <w:t>(3 р.)</w:t>
       </w:r>
       <w:r>
         <w:rPr>
@@ -24514,18 +25895,12 @@
       </w:r>
     </w:p>
     <w:p>
-      <w:pPr>
-        <w:rPr>
-          <w:rFonts w:ascii="Times New Roman" w:hAnsi="Times New Roman"/>
-        </w:rPr>
-      </w:pPr>
       <w:r>
         <w:rPr>
           <w:rFonts w:ascii="Times New Roman" w:hAnsi="Times New Roman"/>
           <w:i/>
           <w:color w:val="FF4400"/>
           <w:sz w:val="24"/>
-          <w:szCs w:val="24"/>
         </w:rPr>
         <w:t>Священик:</w:t>
       </w:r>
@@ -24533,7 +25908,6 @@
         <w:rPr>
           <w:rFonts w:ascii="Times New Roman" w:hAnsi="Times New Roman"/>
           <w:sz w:val="24"/>
-          <w:szCs w:val="24"/>
         </w:rPr>
         <w:t xml:space="preserve"> Христос, істинний Бог наш - молитвами пречистої Своєї Матері, заступництвом чесних небесних сил безтілесних, святих славних і всехвальних апостолів, святого, </w:t>
       </w:r>
@@ -24543,7 +25917,6 @@
           <w:i/>
           <w:color w:val="FF4400"/>
           <w:sz w:val="24"/>
-          <w:szCs w:val="24"/>
         </w:rPr>
         <w:t>якого є храм</w:t>
       </w:r>
@@ -24551,17 +25924,8 @@
         <w:rPr>
           <w:rFonts w:ascii="Times New Roman" w:hAnsi="Times New Roman"/>
           <w:sz w:val="24"/>
-          <w:szCs w:val="24"/>
-        </w:rPr>
-        <w:t>, святих мучеників</w:t>
-      </w:r>
-      <w:r>
-        <w:rPr>
-          <w:rFonts w:ascii="Times New Roman" w:hAnsi="Times New Roman"/>
-          <w:sz w:val="24"/>
-          <w:szCs w:val="24"/>
-        </w:rPr>
-        <w:t xml:space="preserve"> Адріана й Наталії, і всіх святих - помилує і спасе нас як благий і людинолюбний.</w:t>
+        </w:rPr>
+        <w:t>, святих мучеників Адріана й Наталії, і всіх святих - помилує і спасе нас як благий і людинолюбний.</w:t>
       </w:r>
     </w:p>
     <w:p>
